--- a/Fase 2/Evidencias Proyecto/Evidencia de Documentación/01_Acta_Constitucion_Proyecto.docx
+++ b/Fase 2/Evidencias Proyecto/Evidencia de Documentación/01_Acta_Constitucion_Proyecto.docx
@@ -3,14 +3,20 @@
 <w:document xmlns:wpc="http://schemas.microsoft.com/office/word/2010/wordprocessingCanvas" xmlns:cx="http://schemas.microsoft.com/office/drawing/2014/chartex" xmlns:cx1="http://schemas.microsoft.com/office/drawing/2015/9/8/chartex" xmlns:cx2="http://schemas.microsoft.com/office/drawing/2015/10/21/chartex" xmlns:cx3="http://schemas.microsoft.com/office/drawing/2016/5/9/chartex" xmlns:cx4="http://schemas.microsoft.com/office/drawing/2016/5/10/chartex" xmlns:cx5="http://schemas.microsoft.com/office/drawing/2016/5/11/chartex" xmlns:cx6="http://schemas.microsoft.com/office/drawing/2016/5/12/chartex" xmlns:cx7="http://schemas.microsoft.com/office/drawing/2016/5/13/chartex" xmlns:cx8="http://schemas.microsoft.com/office/drawing/2016/5/14/chartex" xmlns:mc="http://schemas.openxmlformats.org/markup-compatibility/2006" xmlns:aink="http://schemas.microsoft.com/office/drawing/2016/ink" xmlns:am3d="http://schemas.microsoft.com/office/drawing/2017/model3d" xmlns:o="urn:schemas-microsoft-com:office:office" xmlns:oel="http://schemas.microsoft.com/office/2019/extlst" xmlns:r="http://schemas.openxmlformats.org/officeDocument/2006/relationships" xmlns:m="http://schemas.openxmlformats.org/officeDocument/2006/math" xmlns:v="urn:schemas-microsoft-com:vml" xmlns:wp14="http://schemas.microsoft.com/office/word/2010/wordprocessingDrawing" xmlns:wp="http://schemas.openxmlformats.org/drawingml/2006/wordprocessingDrawing" xmlns:w10="urn:schemas-microsoft-com:office:word" xmlns:w="http://schemas.openxmlformats.org/wordprocessingml/2006/main" xmlns:w14="http://schemas.microsoft.com/office/word/2010/wordml" xmlns:w15="http://schemas.microsoft.com/office/word/2012/wordml" xmlns:w16cex="http://schemas.microsoft.com/office/word/2018/wordml/cex" xmlns:w16cid="http://schemas.microsoft.com/office/word/2016/wordml/cid" xmlns:w16="http://schemas.microsoft.com/office/word/2018/wordml" xmlns:w16du="http://schemas.microsoft.com/office/word/2023/wordml/word16du" xmlns:w16sdtdh="http://schemas.microsoft.com/office/word/2020/wordml/sdtdatahash" xmlns:w16sdtfl="http://schemas.microsoft.com/office/word/2024/wordml/sdtformatlock" xmlns:w16se="http://schemas.microsoft.com/office/word/2015/wordml/symex" xmlns:wpg="http://schemas.microsoft.com/office/word/2010/wordprocessingGroup" xmlns:wpi="http://schemas.microsoft.com/office/word/2010/wordprocessingInk" xmlns:wne="http://schemas.microsoft.com/office/word/2006/wordml" xmlns:wps="http://schemas.microsoft.com/office/word/2010/wordprocessingShape" mc:Ignorable="w14 w15 w16se w16cid w16 w16cex w16sdtdh w16sdtfl w16du wp14">
   <w:body>
     <w:p>
+      <w:pPr>
+        <w:rPr>
+          <w:lang w:val="es-ES_tradnl"/>
+        </w:rPr>
+      </w:pPr>
       <w:r>
         <w:rPr>
           <w:noProof/>
+          <w:lang w:val="es-ES_tradnl"/>
         </w:rPr>
         <mc:AlternateContent>
           <mc:Choice Requires="wps">
             <w:drawing>
-              <wp:anchor distT="0" distB="0" distL="0" distR="0" simplePos="0" relativeHeight="251658240" behindDoc="1" locked="0" layoutInCell="1" allowOverlap="1" wp14:anchorId="2CF9E73C" wp14:editId="0A28B8F9">
+              <wp:anchor distT="0" distB="0" distL="0" distR="0" simplePos="0" relativeHeight="251658240" behindDoc="1" locked="0" layoutInCell="1" allowOverlap="1" wp14:anchorId="349D826B" wp14:editId="19A115D2">
                 <wp:simplePos x="0" y="0"/>
                 <wp:positionH relativeFrom="page">
                   <wp:posOffset>0</wp:posOffset>
@@ -51,7 +57,7 @@
           </mc:Choice>
           <mc:Fallback>
             <w:pict>
-              <v:rect w14:anchorId="5CE01D18" id="Banda portada" o:spid="_x0000_s1026" style="position:absolute;margin-left:0;margin-top:149.6pt;width:20.45pt;height:692.3pt;z-index:-251658240;visibility:visible;mso-wrap-style:square;mso-wrap-distance-left:0;mso-wrap-distance-top:0;mso-wrap-distance-right:0;mso-wrap-distance-bottom:0;mso-position-horizontal:absolute;mso-position-horizontal-relative:page;mso-position-vertical:absolute;mso-position-vertical-relative:page;v-text-anchor:top" o:gfxdata="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" fillcolor="#1a3c5e" stroked="f">
+              <v:rect w14:anchorId="52AC7FEF" id="Banda portada" o:spid="_x0000_s1026" style="position:absolute;margin-left:0;margin-top:149.6pt;width:20.45pt;height:692.3pt;z-index:-251658240;visibility:visible;mso-wrap-style:square;mso-wrap-distance-left:0;mso-wrap-distance-top:0;mso-wrap-distance-right:0;mso-wrap-distance-bottom:0;mso-position-horizontal:absolute;mso-position-horizontal-relative:page;mso-position-vertical:absolute;mso-position-vertical-relative:page;v-text-anchor:top" o:gfxdata="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" fillcolor="#1a3c5e" stroked="f">
                 <w10:wrap anchorx="page" anchory="page"/>
               </v:rect>
             </w:pict>
@@ -61,11 +67,12 @@
       <w:r>
         <w:rPr>
           <w:noProof/>
+          <w:lang w:val="es-ES_tradnl"/>
         </w:rPr>
         <mc:AlternateContent>
           <mc:Choice Requires="wps">
             <w:drawing>
-              <wp:anchor distT="0" distB="0" distL="0" distR="0" simplePos="0" relativeHeight="2" behindDoc="1" locked="0" layoutInCell="1" allowOverlap="1" wp14:anchorId="574CE992" wp14:editId="3CA959F6">
+              <wp:anchor distT="0" distB="0" distL="0" distR="0" simplePos="0" relativeHeight="2" behindDoc="1" locked="0" layoutInCell="1" allowOverlap="1" wp14:anchorId="53CECFB0" wp14:editId="400267D5">
                 <wp:simplePos x="0" y="0"/>
                 <wp:positionH relativeFrom="page">
                   <wp:posOffset>0</wp:posOffset>
@@ -106,7 +113,7 @@
           </mc:Choice>
           <mc:Fallback>
             <w:pict>
-              <v:shapetype w14:anchorId="45E72851" id="_x0000_t15" coordsize="21600,21600" o:spt="15" adj="16200" path="m@0,l,,,21600@0,21600,21600,10800xe">
+              <v:shapetype w14:anchorId="49765C55" id="_x0000_t15" coordsize="21600,21600" o:spt="15" adj="16200" path="m@0,l,,,21600@0,21600,21600,10800xe">
                 <v:stroke joinstyle="miter"/>
                 <v:formulas>
                   <v:f eqn="val #0"/>
@@ -125,21 +132,55 @@
         </mc:AlternateContent>
       </w:r>
     </w:p>
-    <w:p/>
-    <w:p/>
-    <w:p/>
-    <w:p/>
-    <w:p/>
+    <w:p>
+      <w:pPr>
+        <w:rPr>
+          <w:lang w:val="es-ES_tradnl"/>
+        </w:rPr>
+      </w:pPr>
+    </w:p>
+    <w:p>
+      <w:pPr>
+        <w:rPr>
+          <w:lang w:val="es-ES_tradnl"/>
+        </w:rPr>
+      </w:pPr>
+    </w:p>
+    <w:p>
+      <w:pPr>
+        <w:rPr>
+          <w:lang w:val="es-ES_tradnl"/>
+        </w:rPr>
+      </w:pPr>
+    </w:p>
+    <w:p>
+      <w:pPr>
+        <w:rPr>
+          <w:lang w:val="es-ES_tradnl"/>
+        </w:rPr>
+      </w:pPr>
+    </w:p>
+    <w:p>
+      <w:pPr>
+        <w:rPr>
+          <w:lang w:val="es-ES_tradnl"/>
+        </w:rPr>
+      </w:pPr>
+    </w:p>
     <w:p>
       <w:pPr>
         <w:spacing w:line="240" w:lineRule="auto"/>
         <w:ind w:left="1247"/>
         <w:jc w:val="left"/>
+        <w:rPr>
+          <w:lang w:val="es-ES_tradnl"/>
+        </w:rPr>
       </w:pPr>
       <w:r>
         <w:rPr>
           <w:color w:val="262626"/>
           <w:sz w:val="56"/>
+          <w:lang w:val="es-ES_tradnl"/>
         </w:rPr>
         <w:t>Acta de Constitución del Proyecto</w:t>
       </w:r>
@@ -148,34 +189,102 @@
       <w:pPr>
         <w:ind w:left="1247"/>
         <w:jc w:val="left"/>
+        <w:rPr>
+          <w:lang w:val="es-ES_tradnl"/>
+        </w:rPr>
       </w:pPr>
       <w:r>
         <w:rPr>
           <w:color w:val="595959"/>
           <w:sz w:val="32"/>
+          <w:lang w:val="es-ES_tradnl"/>
         </w:rPr>
         <w:t>Acta de constitución · Línea base v2.0</w:t>
       </w:r>
     </w:p>
-    <w:p/>
-    <w:p/>
-    <w:p/>
-    <w:p/>
-    <w:p/>
-    <w:p/>
-    <w:p/>
-    <w:p/>
-    <w:p/>
-    <w:p/>
+    <w:p>
+      <w:pPr>
+        <w:rPr>
+          <w:lang w:val="es-ES_tradnl"/>
+        </w:rPr>
+      </w:pPr>
+    </w:p>
+    <w:p>
+      <w:pPr>
+        <w:rPr>
+          <w:lang w:val="es-ES_tradnl"/>
+        </w:rPr>
+      </w:pPr>
+    </w:p>
+    <w:p>
+      <w:pPr>
+        <w:rPr>
+          <w:lang w:val="es-ES_tradnl"/>
+        </w:rPr>
+      </w:pPr>
+    </w:p>
+    <w:p>
+      <w:pPr>
+        <w:rPr>
+          <w:lang w:val="es-ES_tradnl"/>
+        </w:rPr>
+      </w:pPr>
+    </w:p>
+    <w:p>
+      <w:pPr>
+        <w:rPr>
+          <w:lang w:val="es-ES_tradnl"/>
+        </w:rPr>
+      </w:pPr>
+    </w:p>
+    <w:p>
+      <w:pPr>
+        <w:rPr>
+          <w:lang w:val="es-ES_tradnl"/>
+        </w:rPr>
+      </w:pPr>
+    </w:p>
+    <w:p>
+      <w:pPr>
+        <w:rPr>
+          <w:lang w:val="es-ES_tradnl"/>
+        </w:rPr>
+      </w:pPr>
+    </w:p>
+    <w:p>
+      <w:pPr>
+        <w:rPr>
+          <w:lang w:val="es-ES_tradnl"/>
+        </w:rPr>
+      </w:pPr>
+    </w:p>
+    <w:p>
+      <w:pPr>
+        <w:rPr>
+          <w:lang w:val="es-ES_tradnl"/>
+        </w:rPr>
+      </w:pPr>
+    </w:p>
+    <w:p>
+      <w:pPr>
+        <w:rPr>
+          <w:lang w:val="es-ES_tradnl"/>
+        </w:rPr>
+      </w:pPr>
+    </w:p>
     <w:p>
       <w:pPr>
         <w:spacing w:before="40" w:after="40"/>
         <w:jc w:val="right"/>
+        <w:rPr>
+          <w:lang w:val="es-ES_tradnl"/>
+        </w:rPr>
       </w:pPr>
       <w:r>
         <w:rPr>
           <w:rFonts w:ascii="Arial" w:eastAsia="Arial" w:hAnsi="Arial" w:cs="Arial"/>
           <w:color w:val="595959"/>
+          <w:lang w:val="es-ES_tradnl"/>
         </w:rPr>
         <w:t>Daniela Castillo, Benjamín Valle y Eduardo Villanueva</w:t>
       </w:r>
@@ -184,11 +293,15 @@
       <w:pPr>
         <w:spacing w:before="40" w:after="40"/>
         <w:jc w:val="right"/>
+        <w:rPr>
+          <w:lang w:val="es-ES_tradnl"/>
+        </w:rPr>
       </w:pPr>
       <w:r>
         <w:rPr>
           <w:rFonts w:ascii="Arial" w:eastAsia="Arial" w:hAnsi="Arial" w:cs="Arial"/>
           <w:color w:val="595959"/>
+          <w:lang w:val="es-ES_tradnl"/>
         </w:rPr>
         <w:t>Escuela de Informática y Telecomunicaciones</w:t>
       </w:r>
@@ -197,11 +310,15 @@
       <w:pPr>
         <w:spacing w:before="40" w:after="40"/>
         <w:jc w:val="right"/>
+        <w:rPr>
+          <w:lang w:val="es-ES_tradnl"/>
+        </w:rPr>
       </w:pPr>
       <w:r>
         <w:rPr>
           <w:rFonts w:ascii="Arial" w:eastAsia="Arial" w:hAnsi="Arial" w:cs="Arial"/>
           <w:color w:val="595959"/>
+          <w:lang w:val="es-ES_tradnl"/>
         </w:rPr>
         <w:t>Duoc UC: Sede Plaza Norte</w:t>
       </w:r>
@@ -210,40 +327,34 @@
       <w:pPr>
         <w:spacing w:before="40" w:after="40"/>
         <w:jc w:val="right"/>
+        <w:rPr>
+          <w:lang w:val="es-ES_tradnl"/>
+        </w:rPr>
       </w:pPr>
-      <w:proofErr w:type="spellStart"/>
       <w:r>
         <w:rPr>
           <w:rFonts w:ascii="Arial" w:eastAsia="Arial" w:hAnsi="Arial" w:cs="Arial"/>
           <w:color w:val="555555"/>
           <w:sz w:val="20"/>
+          <w:lang w:val="es-ES_tradnl"/>
         </w:rPr>
-        <w:t>Versión</w:t>
+        <w:t xml:space="preserve">Versión 2.0 | </w:t>
       </w:r>
-      <w:proofErr w:type="spellEnd"/>
       <w:r>
         <w:rPr>
           <w:rFonts w:ascii="Arial" w:eastAsia="Arial" w:hAnsi="Arial" w:cs="Arial"/>
           <w:color w:val="555555"/>
           <w:sz w:val="20"/>
+          <w:lang w:val="es-ES_tradnl"/>
         </w:rPr>
-        <w:t xml:space="preserve"> 2.0 | </w:t>
+        <w:t>octubre</w:t>
       </w:r>
-      <w:proofErr w:type="spellStart"/>
       <w:r>
         <w:rPr>
           <w:rFonts w:ascii="Arial" w:eastAsia="Arial" w:hAnsi="Arial" w:cs="Arial"/>
           <w:color w:val="555555"/>
           <w:sz w:val="20"/>
-        </w:rPr>
-        <w:t>Octubre</w:t>
-      </w:r>
-      <w:proofErr w:type="spellEnd"/>
-      <w:r>
-        <w:rPr>
-          <w:rFonts w:ascii="Arial" w:eastAsia="Arial" w:hAnsi="Arial" w:cs="Arial"/>
-          <w:color w:val="555555"/>
-          <w:sz w:val="20"/>
+          <w:lang w:val="es-ES_tradnl"/>
         </w:rPr>
         <w:t xml:space="preserve"> 2026</w:t>
       </w:r>
@@ -252,24 +363,39 @@
       <w:pPr>
         <w:spacing w:before="40" w:after="40"/>
         <w:jc w:val="right"/>
+        <w:rPr>
+          <w:lang w:val="es-ES_tradnl"/>
+        </w:rPr>
       </w:pPr>
       <w:r>
         <w:rPr>
           <w:rFonts w:ascii="Arial" w:eastAsia="Arial" w:hAnsi="Arial" w:cs="Arial"/>
           <w:color w:val="555555"/>
           <w:sz w:val="20"/>
+          <w:lang w:val="es-ES_tradnl"/>
         </w:rPr>
         <w:t>Código: AC-DOC-01 | Proyecto HCH-DIDECO-2026-001</w:t>
       </w:r>
     </w:p>
     <w:p>
+      <w:pPr>
+        <w:rPr>
+          <w:lang w:val="es-ES_tradnl"/>
+        </w:rPr>
+      </w:pPr>
       <w:r>
+        <w:rPr>
+          <w:lang w:val="es-ES_tradnl"/>
+        </w:rPr>
         <w:br w:type="page"/>
       </w:r>
     </w:p>
     <w:p>
       <w:pPr>
         <w:jc w:val="left"/>
+        <w:rPr>
+          <w:lang w:val="es-ES_tradnl"/>
+        </w:rPr>
       </w:pPr>
       <w:r>
         <w:rPr>
@@ -277,6 +403,7 @@
           <w:b/>
           <w:color w:val="1A3C5E"/>
           <w:sz w:val="32"/>
+          <w:lang w:val="es-ES_tradnl"/>
         </w:rPr>
         <w:lastRenderedPageBreak/>
         <w:t>Tabla de contenido</w:t>
@@ -290,22 +417,33 @@
         </w:tabs>
         <w:rPr>
           <w:noProof/>
+          <w:lang w:val="es-ES_tradnl"/>
         </w:rPr>
       </w:pPr>
       <w:r>
+        <w:rPr>
+          <w:lang w:val="es-ES_tradnl"/>
+        </w:rPr>
         <w:fldChar w:fldCharType="begin"/>
       </w:r>
       <w:r>
+        <w:rPr>
+          <w:lang w:val="es-ES_tradnl"/>
+        </w:rPr>
         <w:instrText xml:space="preserve"> TOC \o "1-3" \h \z \u </w:instrText>
       </w:r>
       <w:r>
+        <w:rPr>
+          <w:lang w:val="es-ES_tradnl"/>
+        </w:rPr>
         <w:fldChar w:fldCharType="separate"/>
       </w:r>
-      <w:hyperlink w:anchor="_Toc243680954" w:history="1">
+      <w:hyperlink w:anchor="_Toc243728822" w:history="1">
         <w:r>
           <w:rPr>
             <w:rStyle w:val="Hipervnculo"/>
             <w:noProof/>
+            <w:lang w:val="es-ES_tradnl"/>
           </w:rPr>
           <w:t>Control del documento</w:t>
         </w:r>
@@ -313,6 +451,7 @@
           <w:rPr>
             <w:noProof/>
             <w:webHidden/>
+            <w:lang w:val="es-ES_tradnl"/>
           </w:rPr>
           <w:tab/>
         </w:r>
@@ -320,6 +459,7 @@
           <w:rPr>
             <w:noProof/>
             <w:webHidden/>
+            <w:lang w:val="es-ES_tradnl"/>
           </w:rPr>
           <w:fldChar w:fldCharType="begin"/>
         </w:r>
@@ -327,19 +467,22 @@
           <w:rPr>
             <w:noProof/>
             <w:webHidden/>
+            <w:lang w:val="es-ES_tradnl"/>
           </w:rPr>
-          <w:instrText xml:space="preserve"> PAGEREF _Toc243680954 \h </w:instrText>
+          <w:instrText xml:space="preserve"> PAGEREF _Toc243728822 \h </w:instrText>
         </w:r>
         <w:r>
           <w:rPr>
             <w:noProof/>
             <w:webHidden/>
+            <w:lang w:val="es-ES_tradnl"/>
           </w:rPr>
         </w:r>
         <w:r>
           <w:rPr>
             <w:noProof/>
             <w:webHidden/>
+            <w:lang w:val="es-ES_tradnl"/>
           </w:rPr>
           <w:fldChar w:fldCharType="separate"/>
         </w:r>
@@ -347,6 +490,7 @@
           <w:rPr>
             <w:noProof/>
             <w:webHidden/>
+            <w:lang w:val="es-ES_tradnl"/>
           </w:rPr>
           <w:t>4</w:t>
         </w:r>
@@ -354,6 +498,7 @@
           <w:rPr>
             <w:noProof/>
             <w:webHidden/>
+            <w:lang w:val="es-ES_tradnl"/>
           </w:rPr>
           <w:fldChar w:fldCharType="end"/>
         </w:r>
@@ -367,13 +512,15 @@
         </w:tabs>
         <w:rPr>
           <w:noProof/>
+          <w:lang w:val="es-ES_tradnl"/>
         </w:rPr>
       </w:pPr>
-      <w:hyperlink w:anchor="_Toc243680955" w:history="1">
+      <w:hyperlink w:anchor="_Toc243728823" w:history="1">
         <w:r>
           <w:rPr>
             <w:rStyle w:val="Hipervnculo"/>
             <w:noProof/>
+            <w:lang w:val="es-ES_tradnl"/>
           </w:rPr>
           <w:t>1. Propósito y justificación</w:t>
         </w:r>
@@ -381,6 +528,7 @@
           <w:rPr>
             <w:noProof/>
             <w:webHidden/>
+            <w:lang w:val="es-ES_tradnl"/>
           </w:rPr>
           <w:tab/>
         </w:r>
@@ -388,6 +536,7 @@
           <w:rPr>
             <w:noProof/>
             <w:webHidden/>
+            <w:lang w:val="es-ES_tradnl"/>
           </w:rPr>
           <w:fldChar w:fldCharType="begin"/>
         </w:r>
@@ -395,19 +544,22 @@
           <w:rPr>
             <w:noProof/>
             <w:webHidden/>
+            <w:lang w:val="es-ES_tradnl"/>
           </w:rPr>
-          <w:instrText xml:space="preserve"> PAGEREF _Toc243680955 \h </w:instrText>
+          <w:instrText xml:space="preserve"> PAGEREF _Toc243728823 \h </w:instrText>
         </w:r>
         <w:r>
           <w:rPr>
             <w:noProof/>
             <w:webHidden/>
+            <w:lang w:val="es-ES_tradnl"/>
           </w:rPr>
         </w:r>
         <w:r>
           <w:rPr>
             <w:noProof/>
             <w:webHidden/>
+            <w:lang w:val="es-ES_tradnl"/>
           </w:rPr>
           <w:fldChar w:fldCharType="separate"/>
         </w:r>
@@ -415,6 +567,7 @@
           <w:rPr>
             <w:noProof/>
             <w:webHidden/>
+            <w:lang w:val="es-ES_tradnl"/>
           </w:rPr>
           <w:t>4</w:t>
         </w:r>
@@ -422,6 +575,7 @@
           <w:rPr>
             <w:noProof/>
             <w:webHidden/>
+            <w:lang w:val="es-ES_tradnl"/>
           </w:rPr>
           <w:fldChar w:fldCharType="end"/>
         </w:r>
@@ -435,13 +589,15 @@
         </w:tabs>
         <w:rPr>
           <w:noProof/>
+          <w:lang w:val="es-ES_tradnl"/>
         </w:rPr>
       </w:pPr>
-      <w:hyperlink w:anchor="_Toc243680956" w:history="1">
+      <w:hyperlink w:anchor="_Toc243728824" w:history="1">
         <w:r>
           <w:rPr>
             <w:rStyle w:val="Hipervnculo"/>
             <w:noProof/>
+            <w:lang w:val="es-ES_tradnl"/>
           </w:rPr>
           <w:t>1.1 Problema y oportunidad</w:t>
         </w:r>
@@ -449,6 +605,7 @@
           <w:rPr>
             <w:noProof/>
             <w:webHidden/>
+            <w:lang w:val="es-ES_tradnl"/>
           </w:rPr>
           <w:tab/>
         </w:r>
@@ -456,6 +613,7 @@
           <w:rPr>
             <w:noProof/>
             <w:webHidden/>
+            <w:lang w:val="es-ES_tradnl"/>
           </w:rPr>
           <w:fldChar w:fldCharType="begin"/>
         </w:r>
@@ -463,19 +621,22 @@
           <w:rPr>
             <w:noProof/>
             <w:webHidden/>
+            <w:lang w:val="es-ES_tradnl"/>
           </w:rPr>
-          <w:instrText xml:space="preserve"> PAGEREF _Toc243680956 \h </w:instrText>
+          <w:instrText xml:space="preserve"> PAGEREF _Toc243728824 \h </w:instrText>
         </w:r>
         <w:r>
           <w:rPr>
             <w:noProof/>
             <w:webHidden/>
+            <w:lang w:val="es-ES_tradnl"/>
           </w:rPr>
         </w:r>
         <w:r>
           <w:rPr>
             <w:noProof/>
             <w:webHidden/>
+            <w:lang w:val="es-ES_tradnl"/>
           </w:rPr>
           <w:fldChar w:fldCharType="separate"/>
         </w:r>
@@ -483,6 +644,7 @@
           <w:rPr>
             <w:noProof/>
             <w:webHidden/>
+            <w:lang w:val="es-ES_tradnl"/>
           </w:rPr>
           <w:t>4</w:t>
         </w:r>
@@ -490,6 +652,7 @@
           <w:rPr>
             <w:noProof/>
             <w:webHidden/>
+            <w:lang w:val="es-ES_tradnl"/>
           </w:rPr>
           <w:fldChar w:fldCharType="end"/>
         </w:r>
@@ -503,13 +666,15 @@
         </w:tabs>
         <w:rPr>
           <w:noProof/>
+          <w:lang w:val="es-ES_tradnl"/>
         </w:rPr>
       </w:pPr>
-      <w:hyperlink w:anchor="_Toc243680957" w:history="1">
+      <w:hyperlink w:anchor="_Toc243728825" w:history="1">
         <w:r>
           <w:rPr>
             <w:rStyle w:val="Hipervnculo"/>
             <w:noProof/>
+            <w:lang w:val="es-ES_tradnl"/>
           </w:rPr>
           <w:t>1.2 Alineación estratégica</w:t>
         </w:r>
@@ -517,6 +682,7 @@
           <w:rPr>
             <w:noProof/>
             <w:webHidden/>
+            <w:lang w:val="es-ES_tradnl"/>
           </w:rPr>
           <w:tab/>
         </w:r>
@@ -524,6 +690,7 @@
           <w:rPr>
             <w:noProof/>
             <w:webHidden/>
+            <w:lang w:val="es-ES_tradnl"/>
           </w:rPr>
           <w:fldChar w:fldCharType="begin"/>
         </w:r>
@@ -531,19 +698,22 @@
           <w:rPr>
             <w:noProof/>
             <w:webHidden/>
+            <w:lang w:val="es-ES_tradnl"/>
           </w:rPr>
-          <w:instrText xml:space="preserve"> PAGEREF _Toc243680957 \h </w:instrText>
+          <w:instrText xml:space="preserve"> PAGEREF _Toc243728825 \h </w:instrText>
         </w:r>
         <w:r>
           <w:rPr>
             <w:noProof/>
             <w:webHidden/>
+            <w:lang w:val="es-ES_tradnl"/>
           </w:rPr>
         </w:r>
         <w:r>
           <w:rPr>
             <w:noProof/>
             <w:webHidden/>
+            <w:lang w:val="es-ES_tradnl"/>
           </w:rPr>
           <w:fldChar w:fldCharType="separate"/>
         </w:r>
@@ -551,6 +721,7 @@
           <w:rPr>
             <w:noProof/>
             <w:webHidden/>
+            <w:lang w:val="es-ES_tradnl"/>
           </w:rPr>
           <w:t>5</w:t>
         </w:r>
@@ -558,6 +729,7 @@
           <w:rPr>
             <w:noProof/>
             <w:webHidden/>
+            <w:lang w:val="es-ES_tradnl"/>
           </w:rPr>
           <w:fldChar w:fldCharType="end"/>
         </w:r>
@@ -571,13 +743,15 @@
         </w:tabs>
         <w:rPr>
           <w:noProof/>
+          <w:lang w:val="es-ES_tradnl"/>
         </w:rPr>
       </w:pPr>
-      <w:hyperlink w:anchor="_Toc243680958" w:history="1">
+      <w:hyperlink w:anchor="_Toc243728826" w:history="1">
         <w:r>
           <w:rPr>
             <w:rStyle w:val="Hipervnculo"/>
             <w:noProof/>
+            <w:lang w:val="es-ES_tradnl"/>
           </w:rPr>
           <w:t>2. Objetivos del proyecto</w:t>
         </w:r>
@@ -585,6 +759,7 @@
           <w:rPr>
             <w:noProof/>
             <w:webHidden/>
+            <w:lang w:val="es-ES_tradnl"/>
           </w:rPr>
           <w:tab/>
         </w:r>
@@ -592,6 +767,7 @@
           <w:rPr>
             <w:noProof/>
             <w:webHidden/>
+            <w:lang w:val="es-ES_tradnl"/>
           </w:rPr>
           <w:fldChar w:fldCharType="begin"/>
         </w:r>
@@ -599,19 +775,22 @@
           <w:rPr>
             <w:noProof/>
             <w:webHidden/>
+            <w:lang w:val="es-ES_tradnl"/>
           </w:rPr>
-          <w:instrText xml:space="preserve"> PAGEREF _Toc243680958 \h </w:instrText>
+          <w:instrText xml:space="preserve"> PAGEREF _Toc243728826 \h </w:instrText>
         </w:r>
         <w:r>
           <w:rPr>
             <w:noProof/>
             <w:webHidden/>
+            <w:lang w:val="es-ES_tradnl"/>
           </w:rPr>
         </w:r>
         <w:r>
           <w:rPr>
             <w:noProof/>
             <w:webHidden/>
+            <w:lang w:val="es-ES_tradnl"/>
           </w:rPr>
           <w:fldChar w:fldCharType="separate"/>
         </w:r>
@@ -619,6 +798,7 @@
           <w:rPr>
             <w:noProof/>
             <w:webHidden/>
+            <w:lang w:val="es-ES_tradnl"/>
           </w:rPr>
           <w:t>5</w:t>
         </w:r>
@@ -626,6 +806,7 @@
           <w:rPr>
             <w:noProof/>
             <w:webHidden/>
+            <w:lang w:val="es-ES_tradnl"/>
           </w:rPr>
           <w:fldChar w:fldCharType="end"/>
         </w:r>
@@ -639,13 +820,15 @@
         </w:tabs>
         <w:rPr>
           <w:noProof/>
+          <w:lang w:val="es-ES_tradnl"/>
         </w:rPr>
       </w:pPr>
-      <w:hyperlink w:anchor="_Toc243680959" w:history="1">
+      <w:hyperlink w:anchor="_Toc243728827" w:history="1">
         <w:r>
           <w:rPr>
             <w:rStyle w:val="Hipervnculo"/>
             <w:noProof/>
+            <w:lang w:val="es-ES_tradnl"/>
           </w:rPr>
           <w:t>2.1 Objetivo general</w:t>
         </w:r>
@@ -653,6 +836,7 @@
           <w:rPr>
             <w:noProof/>
             <w:webHidden/>
+            <w:lang w:val="es-ES_tradnl"/>
           </w:rPr>
           <w:tab/>
         </w:r>
@@ -660,6 +844,7 @@
           <w:rPr>
             <w:noProof/>
             <w:webHidden/>
+            <w:lang w:val="es-ES_tradnl"/>
           </w:rPr>
           <w:fldChar w:fldCharType="begin"/>
         </w:r>
@@ -667,19 +852,22 @@
           <w:rPr>
             <w:noProof/>
             <w:webHidden/>
+            <w:lang w:val="es-ES_tradnl"/>
           </w:rPr>
-          <w:instrText xml:space="preserve"> PAGEREF _Toc243680959 \h </w:instrText>
+          <w:instrText xml:space="preserve"> PAGEREF _Toc243728827 \h </w:instrText>
         </w:r>
         <w:r>
           <w:rPr>
             <w:noProof/>
             <w:webHidden/>
+            <w:lang w:val="es-ES_tradnl"/>
           </w:rPr>
         </w:r>
         <w:r>
           <w:rPr>
             <w:noProof/>
             <w:webHidden/>
+            <w:lang w:val="es-ES_tradnl"/>
           </w:rPr>
           <w:fldChar w:fldCharType="separate"/>
         </w:r>
@@ -687,6 +875,7 @@
           <w:rPr>
             <w:noProof/>
             <w:webHidden/>
+            <w:lang w:val="es-ES_tradnl"/>
           </w:rPr>
           <w:t>5</w:t>
         </w:r>
@@ -694,6 +883,7 @@
           <w:rPr>
             <w:noProof/>
             <w:webHidden/>
+            <w:lang w:val="es-ES_tradnl"/>
           </w:rPr>
           <w:fldChar w:fldCharType="end"/>
         </w:r>
@@ -707,13 +897,15 @@
         </w:tabs>
         <w:rPr>
           <w:noProof/>
+          <w:lang w:val="es-ES_tradnl"/>
         </w:rPr>
       </w:pPr>
-      <w:hyperlink w:anchor="_Toc243680960" w:history="1">
+      <w:hyperlink w:anchor="_Toc243728828" w:history="1">
         <w:r>
           <w:rPr>
             <w:rStyle w:val="Hipervnculo"/>
             <w:noProof/>
+            <w:lang w:val="es-ES_tradnl"/>
           </w:rPr>
           <w:t>2.2 Objetivos específicos (SMART)</w:t>
         </w:r>
@@ -721,6 +913,7 @@
           <w:rPr>
             <w:noProof/>
             <w:webHidden/>
+            <w:lang w:val="es-ES_tradnl"/>
           </w:rPr>
           <w:tab/>
         </w:r>
@@ -728,6 +921,7 @@
           <w:rPr>
             <w:noProof/>
             <w:webHidden/>
+            <w:lang w:val="es-ES_tradnl"/>
           </w:rPr>
           <w:fldChar w:fldCharType="begin"/>
         </w:r>
@@ -735,19 +929,22 @@
           <w:rPr>
             <w:noProof/>
             <w:webHidden/>
+            <w:lang w:val="es-ES_tradnl"/>
           </w:rPr>
-          <w:instrText xml:space="preserve"> PAGEREF _Toc243680960 \h </w:instrText>
+          <w:instrText xml:space="preserve"> PAGEREF _Toc243728828 \h </w:instrText>
         </w:r>
         <w:r>
           <w:rPr>
             <w:noProof/>
             <w:webHidden/>
+            <w:lang w:val="es-ES_tradnl"/>
           </w:rPr>
         </w:r>
         <w:r>
           <w:rPr>
             <w:noProof/>
             <w:webHidden/>
+            <w:lang w:val="es-ES_tradnl"/>
           </w:rPr>
           <w:fldChar w:fldCharType="separate"/>
         </w:r>
@@ -755,6 +952,7 @@
           <w:rPr>
             <w:noProof/>
             <w:webHidden/>
+            <w:lang w:val="es-ES_tradnl"/>
           </w:rPr>
           <w:t>5</w:t>
         </w:r>
@@ -762,6 +960,7 @@
           <w:rPr>
             <w:noProof/>
             <w:webHidden/>
+            <w:lang w:val="es-ES_tradnl"/>
           </w:rPr>
           <w:fldChar w:fldCharType="end"/>
         </w:r>
@@ -775,13 +974,15 @@
         </w:tabs>
         <w:rPr>
           <w:noProof/>
+          <w:lang w:val="es-ES_tradnl"/>
         </w:rPr>
       </w:pPr>
-      <w:hyperlink w:anchor="_Toc243680961" w:history="1">
+      <w:hyperlink w:anchor="_Toc243728829" w:history="1">
         <w:r>
           <w:rPr>
             <w:rStyle w:val="Hipervnculo"/>
             <w:noProof/>
+            <w:lang w:val="es-ES_tradnl"/>
           </w:rPr>
           <w:t>3. Alcance de alto nivel</w:t>
         </w:r>
@@ -789,6 +990,7 @@
           <w:rPr>
             <w:noProof/>
             <w:webHidden/>
+            <w:lang w:val="es-ES_tradnl"/>
           </w:rPr>
           <w:tab/>
         </w:r>
@@ -796,6 +998,7 @@
           <w:rPr>
             <w:noProof/>
             <w:webHidden/>
+            <w:lang w:val="es-ES_tradnl"/>
           </w:rPr>
           <w:fldChar w:fldCharType="begin"/>
         </w:r>
@@ -803,19 +1006,22 @@
           <w:rPr>
             <w:noProof/>
             <w:webHidden/>
+            <w:lang w:val="es-ES_tradnl"/>
           </w:rPr>
-          <w:instrText xml:space="preserve"> PAGEREF _Toc243680961 \h </w:instrText>
+          <w:instrText xml:space="preserve"> PAGEREF _Toc243728829 \h </w:instrText>
         </w:r>
         <w:r>
           <w:rPr>
             <w:noProof/>
             <w:webHidden/>
+            <w:lang w:val="es-ES_tradnl"/>
           </w:rPr>
         </w:r>
         <w:r>
           <w:rPr>
             <w:noProof/>
             <w:webHidden/>
+            <w:lang w:val="es-ES_tradnl"/>
           </w:rPr>
           <w:fldChar w:fldCharType="separate"/>
         </w:r>
@@ -823,6 +1029,7 @@
           <w:rPr>
             <w:noProof/>
             <w:webHidden/>
+            <w:lang w:val="es-ES_tradnl"/>
           </w:rPr>
           <w:t>6</w:t>
         </w:r>
@@ -830,6 +1037,7 @@
           <w:rPr>
             <w:noProof/>
             <w:webHidden/>
+            <w:lang w:val="es-ES_tradnl"/>
           </w:rPr>
           <w:fldChar w:fldCharType="end"/>
         </w:r>
@@ -843,13 +1051,15 @@
         </w:tabs>
         <w:rPr>
           <w:noProof/>
+          <w:lang w:val="es-ES_tradnl"/>
         </w:rPr>
       </w:pPr>
-      <w:hyperlink w:anchor="_Toc243680962" w:history="1">
+      <w:hyperlink w:anchor="_Toc243728830" w:history="1">
         <w:r>
           <w:rPr>
             <w:rStyle w:val="Hipervnculo"/>
             <w:noProof/>
+            <w:lang w:val="es-ES_tradnl"/>
           </w:rPr>
           <w:t>3.1 Dentro del alcance</w:t>
         </w:r>
@@ -857,6 +1067,7 @@
           <w:rPr>
             <w:noProof/>
             <w:webHidden/>
+            <w:lang w:val="es-ES_tradnl"/>
           </w:rPr>
           <w:tab/>
         </w:r>
@@ -864,6 +1075,7 @@
           <w:rPr>
             <w:noProof/>
             <w:webHidden/>
+            <w:lang w:val="es-ES_tradnl"/>
           </w:rPr>
           <w:fldChar w:fldCharType="begin"/>
         </w:r>
@@ -871,19 +1083,22 @@
           <w:rPr>
             <w:noProof/>
             <w:webHidden/>
+            <w:lang w:val="es-ES_tradnl"/>
           </w:rPr>
-          <w:instrText xml:space="preserve"> PAGEREF _Toc243680962 \h </w:instrText>
+          <w:instrText xml:space="preserve"> PAGEREF _Toc243728830 \h </w:instrText>
         </w:r>
         <w:r>
           <w:rPr>
             <w:noProof/>
             <w:webHidden/>
+            <w:lang w:val="es-ES_tradnl"/>
           </w:rPr>
         </w:r>
         <w:r>
           <w:rPr>
             <w:noProof/>
             <w:webHidden/>
+            <w:lang w:val="es-ES_tradnl"/>
           </w:rPr>
           <w:fldChar w:fldCharType="separate"/>
         </w:r>
@@ -891,6 +1106,7 @@
           <w:rPr>
             <w:noProof/>
             <w:webHidden/>
+            <w:lang w:val="es-ES_tradnl"/>
           </w:rPr>
           <w:t>6</w:t>
         </w:r>
@@ -898,6 +1114,7 @@
           <w:rPr>
             <w:noProof/>
             <w:webHidden/>
+            <w:lang w:val="es-ES_tradnl"/>
           </w:rPr>
           <w:fldChar w:fldCharType="end"/>
         </w:r>
@@ -911,13 +1128,15 @@
         </w:tabs>
         <w:rPr>
           <w:noProof/>
+          <w:lang w:val="es-ES_tradnl"/>
         </w:rPr>
       </w:pPr>
-      <w:hyperlink w:anchor="_Toc243680963" w:history="1">
+      <w:hyperlink w:anchor="_Toc243728831" w:history="1">
         <w:r>
           <w:rPr>
             <w:rStyle w:val="Hipervnculo"/>
             <w:noProof/>
+            <w:lang w:val="es-ES_tradnl"/>
           </w:rPr>
           <w:t>3.2 Fuera del alcance</w:t>
         </w:r>
@@ -925,6 +1144,7 @@
           <w:rPr>
             <w:noProof/>
             <w:webHidden/>
+            <w:lang w:val="es-ES_tradnl"/>
           </w:rPr>
           <w:tab/>
         </w:r>
@@ -932,6 +1152,7 @@
           <w:rPr>
             <w:noProof/>
             <w:webHidden/>
+            <w:lang w:val="es-ES_tradnl"/>
           </w:rPr>
           <w:fldChar w:fldCharType="begin"/>
         </w:r>
@@ -939,19 +1160,22 @@
           <w:rPr>
             <w:noProof/>
             <w:webHidden/>
+            <w:lang w:val="es-ES_tradnl"/>
           </w:rPr>
-          <w:instrText xml:space="preserve"> PAGEREF _Toc243680963 \h </w:instrText>
+          <w:instrText xml:space="preserve"> PAGEREF _Toc243728831 \h </w:instrText>
         </w:r>
         <w:r>
           <w:rPr>
             <w:noProof/>
             <w:webHidden/>
+            <w:lang w:val="es-ES_tradnl"/>
           </w:rPr>
         </w:r>
         <w:r>
           <w:rPr>
             <w:noProof/>
             <w:webHidden/>
+            <w:lang w:val="es-ES_tradnl"/>
           </w:rPr>
           <w:fldChar w:fldCharType="separate"/>
         </w:r>
@@ -959,6 +1183,7 @@
           <w:rPr>
             <w:noProof/>
             <w:webHidden/>
+            <w:lang w:val="es-ES_tradnl"/>
           </w:rPr>
           <w:t>6</w:t>
         </w:r>
@@ -966,6 +1191,7 @@
           <w:rPr>
             <w:noProof/>
             <w:webHidden/>
+            <w:lang w:val="es-ES_tradnl"/>
           </w:rPr>
           <w:fldChar w:fldCharType="end"/>
         </w:r>
@@ -979,13 +1205,15 @@
         </w:tabs>
         <w:rPr>
           <w:noProof/>
+          <w:lang w:val="es-ES_tradnl"/>
         </w:rPr>
       </w:pPr>
-      <w:hyperlink w:anchor="_Toc243680964" w:history="1">
+      <w:hyperlink w:anchor="_Toc243728832" w:history="1">
         <w:r>
           <w:rPr>
             <w:rStyle w:val="Hipervnculo"/>
             <w:noProof/>
+            <w:lang w:val="es-ES_tradnl"/>
           </w:rPr>
           <w:t>4. Entregables y criterios de aceptación</w:t>
         </w:r>
@@ -993,6 +1221,7 @@
           <w:rPr>
             <w:noProof/>
             <w:webHidden/>
+            <w:lang w:val="es-ES_tradnl"/>
           </w:rPr>
           <w:tab/>
         </w:r>
@@ -1000,6 +1229,7 @@
           <w:rPr>
             <w:noProof/>
             <w:webHidden/>
+            <w:lang w:val="es-ES_tradnl"/>
           </w:rPr>
           <w:fldChar w:fldCharType="begin"/>
         </w:r>
@@ -1007,19 +1237,22 @@
           <w:rPr>
             <w:noProof/>
             <w:webHidden/>
+            <w:lang w:val="es-ES_tradnl"/>
           </w:rPr>
-          <w:instrText xml:space="preserve"> PAGEREF _Toc243680964 \h </w:instrText>
+          <w:instrText xml:space="preserve"> PAGEREF _Toc243728832 \h </w:instrText>
         </w:r>
         <w:r>
           <w:rPr>
             <w:noProof/>
             <w:webHidden/>
+            <w:lang w:val="es-ES_tradnl"/>
           </w:rPr>
         </w:r>
         <w:r>
           <w:rPr>
             <w:noProof/>
             <w:webHidden/>
+            <w:lang w:val="es-ES_tradnl"/>
           </w:rPr>
           <w:fldChar w:fldCharType="separate"/>
         </w:r>
@@ -1027,6 +1260,7 @@
           <w:rPr>
             <w:noProof/>
             <w:webHidden/>
+            <w:lang w:val="es-ES_tradnl"/>
           </w:rPr>
           <w:t>6</w:t>
         </w:r>
@@ -1034,6 +1268,7 @@
           <w:rPr>
             <w:noProof/>
             <w:webHidden/>
+            <w:lang w:val="es-ES_tradnl"/>
           </w:rPr>
           <w:fldChar w:fldCharType="end"/>
         </w:r>
@@ -1047,13 +1282,15 @@
         </w:tabs>
         <w:rPr>
           <w:noProof/>
+          <w:lang w:val="es-ES_tradnl"/>
         </w:rPr>
       </w:pPr>
-      <w:hyperlink w:anchor="_Toc243680965" w:history="1">
+      <w:hyperlink w:anchor="_Toc243728833" w:history="1">
         <w:r>
           <w:rPr>
             <w:rStyle w:val="Hipervnculo"/>
             <w:noProof/>
+            <w:lang w:val="es-ES_tradnl"/>
           </w:rPr>
           <w:t>5. Hitos principales</w:t>
         </w:r>
@@ -1061,6 +1298,7 @@
           <w:rPr>
             <w:noProof/>
             <w:webHidden/>
+            <w:lang w:val="es-ES_tradnl"/>
           </w:rPr>
           <w:tab/>
         </w:r>
@@ -1068,6 +1306,7 @@
           <w:rPr>
             <w:noProof/>
             <w:webHidden/>
+            <w:lang w:val="es-ES_tradnl"/>
           </w:rPr>
           <w:fldChar w:fldCharType="begin"/>
         </w:r>
@@ -1075,19 +1314,22 @@
           <w:rPr>
             <w:noProof/>
             <w:webHidden/>
+            <w:lang w:val="es-ES_tradnl"/>
           </w:rPr>
-          <w:instrText xml:space="preserve"> PAGEREF _Toc243680965 \h </w:instrText>
+          <w:instrText xml:space="preserve"> PAGEREF _Toc243728833 \h </w:instrText>
         </w:r>
         <w:r>
           <w:rPr>
             <w:noProof/>
             <w:webHidden/>
+            <w:lang w:val="es-ES_tradnl"/>
           </w:rPr>
         </w:r>
         <w:r>
           <w:rPr>
             <w:noProof/>
             <w:webHidden/>
+            <w:lang w:val="es-ES_tradnl"/>
           </w:rPr>
           <w:fldChar w:fldCharType="separate"/>
         </w:r>
@@ -1095,6 +1337,7 @@
           <w:rPr>
             <w:noProof/>
             <w:webHidden/>
+            <w:lang w:val="es-ES_tradnl"/>
           </w:rPr>
           <w:t>7</w:t>
         </w:r>
@@ -1102,6 +1345,7 @@
           <w:rPr>
             <w:noProof/>
             <w:webHidden/>
+            <w:lang w:val="es-ES_tradnl"/>
           </w:rPr>
           <w:fldChar w:fldCharType="end"/>
         </w:r>
@@ -1115,13 +1359,15 @@
         </w:tabs>
         <w:rPr>
           <w:noProof/>
+          <w:lang w:val="es-ES_tradnl"/>
         </w:rPr>
       </w:pPr>
-      <w:hyperlink w:anchor="_Toc243680966" w:history="1">
+      <w:hyperlink w:anchor="_Toc243728834" w:history="1">
         <w:r>
           <w:rPr>
             <w:rStyle w:val="Hipervnculo"/>
             <w:noProof/>
+            <w:lang w:val="es-ES_tradnl"/>
           </w:rPr>
           <w:t>6. Presupuesto y valorización</w:t>
         </w:r>
@@ -1129,6 +1375,7 @@
           <w:rPr>
             <w:noProof/>
             <w:webHidden/>
+            <w:lang w:val="es-ES_tradnl"/>
           </w:rPr>
           <w:tab/>
         </w:r>
@@ -1136,6 +1383,7 @@
           <w:rPr>
             <w:noProof/>
             <w:webHidden/>
+            <w:lang w:val="es-ES_tradnl"/>
           </w:rPr>
           <w:fldChar w:fldCharType="begin"/>
         </w:r>
@@ -1143,19 +1391,22 @@
           <w:rPr>
             <w:noProof/>
             <w:webHidden/>
+            <w:lang w:val="es-ES_tradnl"/>
           </w:rPr>
-          <w:instrText xml:space="preserve"> PAGEREF _Toc243680966 \h </w:instrText>
+          <w:instrText xml:space="preserve"> PAGEREF _Toc243728834 \h </w:instrText>
         </w:r>
         <w:r>
           <w:rPr>
             <w:noProof/>
             <w:webHidden/>
+            <w:lang w:val="es-ES_tradnl"/>
           </w:rPr>
         </w:r>
         <w:r>
           <w:rPr>
             <w:noProof/>
             <w:webHidden/>
+            <w:lang w:val="es-ES_tradnl"/>
           </w:rPr>
           <w:fldChar w:fldCharType="separate"/>
         </w:r>
@@ -1163,6 +1414,7 @@
           <w:rPr>
             <w:noProof/>
             <w:webHidden/>
+            <w:lang w:val="es-ES_tradnl"/>
           </w:rPr>
           <w:t>7</w:t>
         </w:r>
@@ -1170,6 +1422,7 @@
           <w:rPr>
             <w:noProof/>
             <w:webHidden/>
+            <w:lang w:val="es-ES_tradnl"/>
           </w:rPr>
           <w:fldChar w:fldCharType="end"/>
         </w:r>
@@ -1183,13 +1436,15 @@
         </w:tabs>
         <w:rPr>
           <w:noProof/>
+          <w:lang w:val="es-ES_tradnl"/>
         </w:rPr>
       </w:pPr>
-      <w:hyperlink w:anchor="_Toc243680967" w:history="1">
+      <w:hyperlink w:anchor="_Toc243728835" w:history="1">
         <w:r>
           <w:rPr>
             <w:rStyle w:val="Hipervnculo"/>
             <w:noProof/>
+            <w:lang w:val="es-ES_tradnl"/>
           </w:rPr>
           <w:t>7. Supuestos y restricciones</w:t>
         </w:r>
@@ -1197,6 +1452,7 @@
           <w:rPr>
             <w:noProof/>
             <w:webHidden/>
+            <w:lang w:val="es-ES_tradnl"/>
           </w:rPr>
           <w:tab/>
         </w:r>
@@ -1204,6 +1460,7 @@
           <w:rPr>
             <w:noProof/>
             <w:webHidden/>
+            <w:lang w:val="es-ES_tradnl"/>
           </w:rPr>
           <w:fldChar w:fldCharType="begin"/>
         </w:r>
@@ -1211,19 +1468,22 @@
           <w:rPr>
             <w:noProof/>
             <w:webHidden/>
+            <w:lang w:val="es-ES_tradnl"/>
           </w:rPr>
-          <w:instrText xml:space="preserve"> PAGEREF _Toc243680967 \h </w:instrText>
+          <w:instrText xml:space="preserve"> PAGEREF _Toc243728835 \h </w:instrText>
         </w:r>
         <w:r>
           <w:rPr>
             <w:noProof/>
             <w:webHidden/>
+            <w:lang w:val="es-ES_tradnl"/>
           </w:rPr>
         </w:r>
         <w:r>
           <w:rPr>
             <w:noProof/>
             <w:webHidden/>
+            <w:lang w:val="es-ES_tradnl"/>
           </w:rPr>
           <w:fldChar w:fldCharType="separate"/>
         </w:r>
@@ -1231,6 +1491,7 @@
           <w:rPr>
             <w:noProof/>
             <w:webHidden/>
+            <w:lang w:val="es-ES_tradnl"/>
           </w:rPr>
           <w:t>8</w:t>
         </w:r>
@@ -1238,6 +1499,7 @@
           <w:rPr>
             <w:noProof/>
             <w:webHidden/>
+            <w:lang w:val="es-ES_tradnl"/>
           </w:rPr>
           <w:fldChar w:fldCharType="end"/>
         </w:r>
@@ -1251,13 +1513,15 @@
         </w:tabs>
         <w:rPr>
           <w:noProof/>
+          <w:lang w:val="es-ES_tradnl"/>
         </w:rPr>
       </w:pPr>
-      <w:hyperlink w:anchor="_Toc243680968" w:history="1">
+      <w:hyperlink w:anchor="_Toc243728836" w:history="1">
         <w:r>
           <w:rPr>
             <w:rStyle w:val="Hipervnculo"/>
             <w:noProof/>
+            <w:lang w:val="es-ES_tradnl"/>
           </w:rPr>
           <w:t>8. Interesados y equipo</w:t>
         </w:r>
@@ -1265,6 +1529,7 @@
           <w:rPr>
             <w:noProof/>
             <w:webHidden/>
+            <w:lang w:val="es-ES_tradnl"/>
           </w:rPr>
           <w:tab/>
         </w:r>
@@ -1272,6 +1537,7 @@
           <w:rPr>
             <w:noProof/>
             <w:webHidden/>
+            <w:lang w:val="es-ES_tradnl"/>
           </w:rPr>
           <w:fldChar w:fldCharType="begin"/>
         </w:r>
@@ -1279,19 +1545,22 @@
           <w:rPr>
             <w:noProof/>
             <w:webHidden/>
+            <w:lang w:val="es-ES_tradnl"/>
           </w:rPr>
-          <w:instrText xml:space="preserve"> PAGEREF _Toc243680968 \h </w:instrText>
+          <w:instrText xml:space="preserve"> PAGEREF _Toc243728836 \h </w:instrText>
         </w:r>
         <w:r>
           <w:rPr>
             <w:noProof/>
             <w:webHidden/>
+            <w:lang w:val="es-ES_tradnl"/>
           </w:rPr>
         </w:r>
         <w:r>
           <w:rPr>
             <w:noProof/>
             <w:webHidden/>
+            <w:lang w:val="es-ES_tradnl"/>
           </w:rPr>
           <w:fldChar w:fldCharType="separate"/>
         </w:r>
@@ -1299,6 +1568,7 @@
           <w:rPr>
             <w:noProof/>
             <w:webHidden/>
+            <w:lang w:val="es-ES_tradnl"/>
           </w:rPr>
           <w:t>8</w:t>
         </w:r>
@@ -1306,6 +1576,7 @@
           <w:rPr>
             <w:noProof/>
             <w:webHidden/>
+            <w:lang w:val="es-ES_tradnl"/>
           </w:rPr>
           <w:fldChar w:fldCharType="end"/>
         </w:r>
@@ -1319,13 +1590,15 @@
         </w:tabs>
         <w:rPr>
           <w:noProof/>
+          <w:lang w:val="es-ES_tradnl"/>
         </w:rPr>
       </w:pPr>
-      <w:hyperlink w:anchor="_Toc243680969" w:history="1">
+      <w:hyperlink w:anchor="_Toc243728837" w:history="1">
         <w:r>
           <w:rPr>
             <w:rStyle w:val="Hipervnculo"/>
             <w:noProof/>
+            <w:lang w:val="es-ES_tradnl"/>
           </w:rPr>
           <w:t>9. Riesgos de alto nivel</w:t>
         </w:r>
@@ -1333,6 +1606,7 @@
           <w:rPr>
             <w:noProof/>
             <w:webHidden/>
+            <w:lang w:val="es-ES_tradnl"/>
           </w:rPr>
           <w:tab/>
         </w:r>
@@ -1340,6 +1614,7 @@
           <w:rPr>
             <w:noProof/>
             <w:webHidden/>
+            <w:lang w:val="es-ES_tradnl"/>
           </w:rPr>
           <w:fldChar w:fldCharType="begin"/>
         </w:r>
@@ -1347,19 +1622,22 @@
           <w:rPr>
             <w:noProof/>
             <w:webHidden/>
+            <w:lang w:val="es-ES_tradnl"/>
           </w:rPr>
-          <w:instrText xml:space="preserve"> PAGEREF _Toc243680969 \h </w:instrText>
+          <w:instrText xml:space="preserve"> PAGEREF _Toc243728837 \h </w:instrText>
         </w:r>
         <w:r>
           <w:rPr>
             <w:noProof/>
             <w:webHidden/>
+            <w:lang w:val="es-ES_tradnl"/>
           </w:rPr>
         </w:r>
         <w:r>
           <w:rPr>
             <w:noProof/>
             <w:webHidden/>
+            <w:lang w:val="es-ES_tradnl"/>
           </w:rPr>
           <w:fldChar w:fldCharType="separate"/>
         </w:r>
@@ -1367,6 +1645,7 @@
           <w:rPr>
             <w:noProof/>
             <w:webHidden/>
+            <w:lang w:val="es-ES_tradnl"/>
           </w:rPr>
           <w:t>9</w:t>
         </w:r>
@@ -1374,6 +1653,7 @@
           <w:rPr>
             <w:noProof/>
             <w:webHidden/>
+            <w:lang w:val="es-ES_tradnl"/>
           </w:rPr>
           <w:fldChar w:fldCharType="end"/>
         </w:r>
@@ -1387,13 +1667,15 @@
         </w:tabs>
         <w:rPr>
           <w:noProof/>
+          <w:lang w:val="es-ES_tradnl"/>
         </w:rPr>
       </w:pPr>
-      <w:hyperlink w:anchor="_Toc243680970" w:history="1">
+      <w:hyperlink w:anchor="_Toc243728838" w:history="1">
         <w:r>
           <w:rPr>
             <w:rStyle w:val="Hipervnculo"/>
             <w:noProof/>
+            <w:lang w:val="es-ES_tradnl"/>
           </w:rPr>
           <w:t>10. Autoridad del jefe de proyecto y criterios de cierre</w:t>
         </w:r>
@@ -1401,6 +1683,7 @@
           <w:rPr>
             <w:noProof/>
             <w:webHidden/>
+            <w:lang w:val="es-ES_tradnl"/>
           </w:rPr>
           <w:tab/>
         </w:r>
@@ -1408,6 +1691,7 @@
           <w:rPr>
             <w:noProof/>
             <w:webHidden/>
+            <w:lang w:val="es-ES_tradnl"/>
           </w:rPr>
           <w:fldChar w:fldCharType="begin"/>
         </w:r>
@@ -1415,19 +1699,22 @@
           <w:rPr>
             <w:noProof/>
             <w:webHidden/>
+            <w:lang w:val="es-ES_tradnl"/>
           </w:rPr>
-          <w:instrText xml:space="preserve"> PAGEREF _Toc243680970 \h </w:instrText>
+          <w:instrText xml:space="preserve"> PAGEREF _Toc243728838 \h </w:instrText>
         </w:r>
         <w:r>
           <w:rPr>
             <w:noProof/>
             <w:webHidden/>
+            <w:lang w:val="es-ES_tradnl"/>
           </w:rPr>
         </w:r>
         <w:r>
           <w:rPr>
             <w:noProof/>
             <w:webHidden/>
+            <w:lang w:val="es-ES_tradnl"/>
           </w:rPr>
           <w:fldChar w:fldCharType="separate"/>
         </w:r>
@@ -1435,6 +1722,7 @@
           <w:rPr>
             <w:noProof/>
             <w:webHidden/>
+            <w:lang w:val="es-ES_tradnl"/>
           </w:rPr>
           <w:t>9</w:t>
         </w:r>
@@ -1442,6 +1730,7 @@
           <w:rPr>
             <w:noProof/>
             <w:webHidden/>
+            <w:lang w:val="es-ES_tradnl"/>
           </w:rPr>
           <w:fldChar w:fldCharType="end"/>
         </w:r>
@@ -1455,13 +1744,15 @@
         </w:tabs>
         <w:rPr>
           <w:noProof/>
+          <w:lang w:val="es-ES_tradnl"/>
         </w:rPr>
       </w:pPr>
-      <w:hyperlink w:anchor="_Toc243680971" w:history="1">
+      <w:hyperlink w:anchor="_Toc243728839" w:history="1">
         <w:r>
           <w:rPr>
             <w:rStyle w:val="Hipervnculo"/>
             <w:noProof/>
+            <w:lang w:val="es-ES_tradnl"/>
           </w:rPr>
           <w:t>11. Aprobaciones</w:t>
         </w:r>
@@ -1469,6 +1760,7 @@
           <w:rPr>
             <w:noProof/>
             <w:webHidden/>
+            <w:lang w:val="es-ES_tradnl"/>
           </w:rPr>
           <w:tab/>
         </w:r>
@@ -1476,6 +1768,7 @@
           <w:rPr>
             <w:noProof/>
             <w:webHidden/>
+            <w:lang w:val="es-ES_tradnl"/>
           </w:rPr>
           <w:fldChar w:fldCharType="begin"/>
         </w:r>
@@ -1483,19 +1776,22 @@
           <w:rPr>
             <w:noProof/>
             <w:webHidden/>
+            <w:lang w:val="es-ES_tradnl"/>
           </w:rPr>
-          <w:instrText xml:space="preserve"> PAGEREF _Toc243680971 \h </w:instrText>
+          <w:instrText xml:space="preserve"> PAGEREF _Toc243728839 \h </w:instrText>
         </w:r>
         <w:r>
           <w:rPr>
             <w:noProof/>
             <w:webHidden/>
+            <w:lang w:val="es-ES_tradnl"/>
           </w:rPr>
         </w:r>
         <w:r>
           <w:rPr>
             <w:noProof/>
             <w:webHidden/>
+            <w:lang w:val="es-ES_tradnl"/>
           </w:rPr>
           <w:fldChar w:fldCharType="separate"/>
         </w:r>
@@ -1503,6 +1799,7 @@
           <w:rPr>
             <w:noProof/>
             <w:webHidden/>
+            <w:lang w:val="es-ES_tradnl"/>
           </w:rPr>
           <w:t>10</w:t>
         </w:r>
@@ -1510,6 +1807,7 @@
           <w:rPr>
             <w:noProof/>
             <w:webHidden/>
+            <w:lang w:val="es-ES_tradnl"/>
           </w:rPr>
           <w:fldChar w:fldCharType="end"/>
         </w:r>
@@ -1522,22 +1820,42 @@
         </w:tabs>
         <w:spacing w:before="100" w:after="20" w:line="264" w:lineRule="auto"/>
         <w:jc w:val="left"/>
+        <w:rPr>
+          <w:lang w:val="es-ES_tradnl"/>
+        </w:rPr>
       </w:pPr>
       <w:r>
+        <w:rPr>
+          <w:lang w:val="es-ES_tradnl"/>
+        </w:rPr>
         <w:fldChar w:fldCharType="end"/>
       </w:r>
     </w:p>
     <w:p>
+      <w:pPr>
+        <w:rPr>
+          <w:lang w:val="es-ES_tradnl"/>
+        </w:rPr>
+      </w:pPr>
       <w:r>
+        <w:rPr>
+          <w:lang w:val="es-ES_tradnl"/>
+        </w:rPr>
         <w:br w:type="page"/>
       </w:r>
     </w:p>
     <w:p>
       <w:pPr>
         <w:pStyle w:val="Ttulo1"/>
+        <w:rPr>
+          <w:lang w:val="es-ES_tradnl"/>
+        </w:rPr>
       </w:pPr>
-      <w:bookmarkStart w:id="0" w:name="_Toc243680954"/>
+      <w:bookmarkStart w:id="0" w:name="_Toc243728822"/>
       <w:r>
+        <w:rPr>
+          <w:lang w:val="es-ES_tradnl"/>
+        </w:rPr>
         <w:lastRenderedPageBreak/>
         <w:t>Control del documento</w:t>
       </w:r>
@@ -1547,8 +1865,14 @@
       <w:pPr>
         <w:pStyle w:val="Descripcin"/>
         <w:keepNext/>
+        <w:rPr>
+          <w:lang w:val="es-ES_tradnl"/>
+        </w:rPr>
       </w:pPr>
       <w:r>
+        <w:rPr>
+          <w:lang w:val="es-ES_tradnl"/>
+        </w:rPr>
         <w:t>Tabla 1 – Datos de control</w:t>
       </w:r>
     </w:p>
@@ -1585,12 +1909,16 @@
             <w:pPr>
               <w:spacing w:before="40" w:after="40" w:line="240" w:lineRule="auto"/>
               <w:jc w:val="left"/>
+              <w:rPr>
+                <w:lang w:val="es-ES_tradnl"/>
+              </w:rPr>
             </w:pPr>
             <w:r>
               <w:rPr>
                 <w:b/>
                 <w:color w:val="1A3C5E"/>
                 <w:sz w:val="17"/>
+                <w:lang w:val="es-ES_tradnl"/>
               </w:rPr>
               <w:t>Código del documento</w:t>
             </w:r>
@@ -1604,10 +1932,14 @@
             <w:pPr>
               <w:spacing w:before="40" w:after="40" w:line="240" w:lineRule="auto"/>
               <w:jc w:val="left"/>
+              <w:rPr>
+                <w:lang w:val="es-ES_tradnl"/>
+              </w:rPr>
             </w:pPr>
             <w:r>
               <w:rPr>
                 <w:sz w:val="17"/>
+                <w:lang w:val="es-ES_tradnl"/>
               </w:rPr>
               <w:t>AC-DOC-01</w:t>
             </w:r>
@@ -1627,12 +1959,16 @@
             <w:pPr>
               <w:spacing w:before="40" w:after="40" w:line="240" w:lineRule="auto"/>
               <w:jc w:val="left"/>
+              <w:rPr>
+                <w:lang w:val="es-ES_tradnl"/>
+              </w:rPr>
             </w:pPr>
             <w:r>
               <w:rPr>
                 <w:b/>
                 <w:color w:val="1A3C5E"/>
                 <w:sz w:val="17"/>
+                <w:lang w:val="es-ES_tradnl"/>
               </w:rPr>
               <w:t>Proyecto</w:t>
             </w:r>
@@ -1646,10 +1982,14 @@
             <w:pPr>
               <w:spacing w:before="40" w:after="40" w:line="240" w:lineRule="auto"/>
               <w:jc w:val="left"/>
+              <w:rPr>
+                <w:lang w:val="es-ES_tradnl"/>
+              </w:rPr>
             </w:pPr>
             <w:r>
               <w:rPr>
                 <w:sz w:val="17"/>
+                <w:lang w:val="es-ES_tradnl"/>
               </w:rPr>
               <w:t>AuroraCare – Plataforma móvil de estimulación cognitiva para adultos mayores (HCH-DIDECO-2026-001)</w:t>
             </w:r>
@@ -1669,12 +2009,16 @@
             <w:pPr>
               <w:spacing w:before="40" w:after="40" w:line="240" w:lineRule="auto"/>
               <w:jc w:val="left"/>
+              <w:rPr>
+                <w:lang w:val="es-ES_tradnl"/>
+              </w:rPr>
             </w:pPr>
             <w:r>
               <w:rPr>
                 <w:b/>
                 <w:color w:val="1A3C5E"/>
                 <w:sz w:val="17"/>
+                <w:lang w:val="es-ES_tradnl"/>
               </w:rPr>
               <w:t>Versión</w:t>
             </w:r>
@@ -1688,10 +2032,14 @@
             <w:pPr>
               <w:spacing w:before="40" w:after="40" w:line="240" w:lineRule="auto"/>
               <w:jc w:val="left"/>
+              <w:rPr>
+                <w:lang w:val="es-ES_tradnl"/>
+              </w:rPr>
             </w:pPr>
             <w:r>
               <w:rPr>
                 <w:sz w:val="17"/>
+                <w:lang w:val="es-ES_tradnl"/>
               </w:rPr>
               <w:t>2.0</w:t>
             </w:r>
@@ -1711,12 +2059,16 @@
             <w:pPr>
               <w:spacing w:before="40" w:after="40" w:line="240" w:lineRule="auto"/>
               <w:jc w:val="left"/>
+              <w:rPr>
+                <w:lang w:val="es-ES_tradnl"/>
+              </w:rPr>
             </w:pPr>
             <w:r>
               <w:rPr>
                 <w:b/>
                 <w:color w:val="1A3C5E"/>
                 <w:sz w:val="17"/>
+                <w:lang w:val="es-ES_tradnl"/>
               </w:rPr>
               <w:t>Fecha de emisión</w:t>
             </w:r>
@@ -1730,12 +2082,30 @@
             <w:pPr>
               <w:spacing w:before="40" w:after="40" w:line="240" w:lineRule="auto"/>
               <w:jc w:val="left"/>
+              <w:rPr>
+                <w:lang w:val="es-ES_tradnl"/>
+              </w:rPr>
             </w:pPr>
             <w:r>
               <w:rPr>
                 <w:sz w:val="17"/>
-              </w:rPr>
-              <w:t>23-10-2026</w:t>
+                <w:lang w:val="es-ES_tradnl"/>
+              </w:rPr>
+              <w:t>2</w:t>
+            </w:r>
+            <w:r>
+              <w:rPr>
+                <w:sz w:val="17"/>
+                <w:lang w:val="es-ES_tradnl"/>
+              </w:rPr>
+              <w:t>3</w:t>
+            </w:r>
+            <w:r>
+              <w:rPr>
+                <w:sz w:val="17"/>
+                <w:lang w:val="es-ES_tradnl"/>
+              </w:rPr>
+              <w:t>-10-2026</w:t>
             </w:r>
           </w:p>
         </w:tc>
@@ -1753,12 +2123,16 @@
             <w:pPr>
               <w:spacing w:before="40" w:after="40" w:line="240" w:lineRule="auto"/>
               <w:jc w:val="left"/>
+              <w:rPr>
+                <w:lang w:val="es-ES_tradnl"/>
+              </w:rPr>
             </w:pPr>
             <w:r>
               <w:rPr>
                 <w:b/>
                 <w:color w:val="1A3C5E"/>
                 <w:sz w:val="17"/>
+                <w:lang w:val="es-ES_tradnl"/>
               </w:rPr>
               <w:t>Elaborado por</w:t>
             </w:r>
@@ -1772,10 +2146,14 @@
             <w:pPr>
               <w:spacing w:before="40" w:after="40" w:line="240" w:lineRule="auto"/>
               <w:jc w:val="left"/>
+              <w:rPr>
+                <w:lang w:val="es-ES_tradnl"/>
+              </w:rPr>
             </w:pPr>
             <w:r>
               <w:rPr>
                 <w:sz w:val="17"/>
+                <w:lang w:val="es-ES_tradnl"/>
               </w:rPr>
               <w:t>Daniela Castillo, Benjamín Valle y Eduardo Villanueva</w:t>
             </w:r>
@@ -1795,12 +2173,16 @@
             <w:pPr>
               <w:spacing w:before="40" w:after="40" w:line="240" w:lineRule="auto"/>
               <w:jc w:val="left"/>
+              <w:rPr>
+                <w:lang w:val="es-ES_tradnl"/>
+              </w:rPr>
             </w:pPr>
             <w:r>
               <w:rPr>
                 <w:b/>
                 <w:color w:val="1A3C5E"/>
                 <w:sz w:val="17"/>
+                <w:lang w:val="es-ES_tradnl"/>
               </w:rPr>
               <w:t>Revisión técnica</w:t>
             </w:r>
@@ -1814,10 +2196,14 @@
             <w:pPr>
               <w:spacing w:before="40" w:after="40" w:line="240" w:lineRule="auto"/>
               <w:jc w:val="left"/>
+              <w:rPr>
+                <w:lang w:val="es-ES_tradnl"/>
+              </w:rPr>
             </w:pPr>
             <w:r>
               <w:rPr>
                 <w:sz w:val="17"/>
+                <w:lang w:val="es-ES_tradnl"/>
               </w:rPr>
               <w:t>Daniela Castillo</w:t>
             </w:r>
@@ -1837,12 +2223,16 @@
             <w:pPr>
               <w:spacing w:before="40" w:after="40" w:line="240" w:lineRule="auto"/>
               <w:jc w:val="left"/>
+              <w:rPr>
+                <w:lang w:val="es-ES_tradnl"/>
+              </w:rPr>
             </w:pPr>
             <w:r>
               <w:rPr>
                 <w:b/>
                 <w:color w:val="1A3C5E"/>
                 <w:sz w:val="17"/>
+                <w:lang w:val="es-ES_tradnl"/>
               </w:rPr>
               <w:t>Aprobación</w:t>
             </w:r>
@@ -1856,12 +2246,32 @@
             <w:pPr>
               <w:spacing w:before="40" w:after="40" w:line="240" w:lineRule="auto"/>
               <w:jc w:val="left"/>
+              <w:rPr>
+                <w:lang w:val="es-ES_tradnl"/>
+              </w:rPr>
             </w:pPr>
             <w:r>
               <w:rPr>
                 <w:sz w:val="17"/>
-              </w:rPr>
-              <w:t>Sandra Carreño, Directora DIDECO – Municipalidad de Huechuraba</w:t>
+                <w:lang w:val="es-ES_tradnl"/>
+              </w:rPr>
+              <w:t xml:space="preserve">Sandra Carreño, </w:t>
+            </w:r>
+            <w:proofErr w:type="gramStart"/>
+            <w:r>
+              <w:rPr>
+                <w:sz w:val="17"/>
+                <w:lang w:val="es-ES_tradnl"/>
+              </w:rPr>
+              <w:t>Directora</w:t>
+            </w:r>
+            <w:proofErr w:type="gramEnd"/>
+            <w:r>
+              <w:rPr>
+                <w:sz w:val="17"/>
+                <w:lang w:val="es-ES_tradnl"/>
+              </w:rPr>
+              <w:t xml:space="preserve"> DIDECO – Municipalidad de Huechuraba</w:t>
             </w:r>
           </w:p>
         </w:tc>
@@ -1879,12 +2289,16 @@
             <w:pPr>
               <w:spacing w:before="40" w:after="40" w:line="240" w:lineRule="auto"/>
               <w:jc w:val="left"/>
+              <w:rPr>
+                <w:lang w:val="es-ES_tradnl"/>
+              </w:rPr>
             </w:pPr>
             <w:r>
               <w:rPr>
                 <w:b/>
                 <w:color w:val="1A3C5E"/>
                 <w:sz w:val="17"/>
+                <w:lang w:val="es-ES_tradnl"/>
               </w:rPr>
               <w:t>Estado</w:t>
             </w:r>
@@ -1898,10 +2312,14 @@
             <w:pPr>
               <w:spacing w:before="40" w:after="40" w:line="240" w:lineRule="auto"/>
               <w:jc w:val="left"/>
+              <w:rPr>
+                <w:lang w:val="es-ES_tradnl"/>
+              </w:rPr>
             </w:pPr>
             <w:r>
               <w:rPr>
                 <w:sz w:val="17"/>
+                <w:lang w:val="es-ES_tradnl"/>
               </w:rPr>
               <w:t>Emitido para revisión</w:t>
             </w:r>
@@ -1921,12 +2339,16 @@
             <w:pPr>
               <w:spacing w:before="40" w:after="40" w:line="240" w:lineRule="auto"/>
               <w:jc w:val="left"/>
+              <w:rPr>
+                <w:lang w:val="es-ES_tradnl"/>
+              </w:rPr>
             </w:pPr>
             <w:r>
               <w:rPr>
                 <w:b/>
                 <w:color w:val="1A3C5E"/>
                 <w:sz w:val="17"/>
+                <w:lang w:val="es-ES_tradnl"/>
               </w:rPr>
               <w:t>Clasificación</w:t>
             </w:r>
@@ -1940,10 +2362,14 @@
             <w:pPr>
               <w:spacing w:before="40" w:after="40" w:line="240" w:lineRule="auto"/>
               <w:jc w:val="left"/>
+              <w:rPr>
+                <w:lang w:val="es-ES_tradnl"/>
+              </w:rPr>
             </w:pPr>
             <w:r>
               <w:rPr>
                 <w:sz w:val="17"/>
+                <w:lang w:val="es-ES_tradnl"/>
               </w:rPr>
               <w:t>Documento académico y privado. Uso interno del equipo, la docencia y la contraparte institucional.</w:t>
             </w:r>
@@ -1954,14 +2380,23 @@
     <w:p>
       <w:pPr>
         <w:spacing w:after="80"/>
+        <w:rPr>
+          <w:lang w:val="es-ES_tradnl"/>
+        </w:rPr>
       </w:pPr>
     </w:p>
     <w:p>
       <w:pPr>
         <w:pStyle w:val="Descripcin"/>
         <w:keepNext/>
+        <w:rPr>
+          <w:lang w:val="es-ES_tradnl"/>
+        </w:rPr>
       </w:pPr>
       <w:r>
+        <w:rPr>
+          <w:lang w:val="es-ES_tradnl"/>
+        </w:rPr>
         <w:t>Tabla 2 – Historial de versiones del documento</w:t>
       </w:r>
     </w:p>
@@ -2002,12 +2437,16 @@
             <w:pPr>
               <w:spacing w:before="40" w:after="40" w:line="240" w:lineRule="auto"/>
               <w:jc w:val="center"/>
+              <w:rPr>
+                <w:lang w:val="es-ES_tradnl"/>
+              </w:rPr>
             </w:pPr>
             <w:r>
               <w:rPr>
                 <w:b/>
                 <w:color w:val="FFFFFF"/>
                 <w:sz w:val="16"/>
+                <w:lang w:val="es-ES_tradnl"/>
               </w:rPr>
               <w:t>Versión</w:t>
             </w:r>
@@ -2022,12 +2461,16 @@
             <w:pPr>
               <w:spacing w:before="40" w:after="40" w:line="240" w:lineRule="auto"/>
               <w:jc w:val="center"/>
+              <w:rPr>
+                <w:lang w:val="es-ES_tradnl"/>
+              </w:rPr>
             </w:pPr>
             <w:r>
               <w:rPr>
                 <w:b/>
                 <w:color w:val="FFFFFF"/>
                 <w:sz w:val="16"/>
+                <w:lang w:val="es-ES_tradnl"/>
               </w:rPr>
               <w:t>Fecha</w:t>
             </w:r>
@@ -2042,12 +2485,16 @@
             <w:pPr>
               <w:spacing w:before="40" w:after="40" w:line="240" w:lineRule="auto"/>
               <w:jc w:val="center"/>
+              <w:rPr>
+                <w:lang w:val="es-ES_tradnl"/>
+              </w:rPr>
             </w:pPr>
             <w:r>
               <w:rPr>
                 <w:b/>
                 <w:color w:val="FFFFFF"/>
                 <w:sz w:val="16"/>
+                <w:lang w:val="es-ES_tradnl"/>
               </w:rPr>
               <w:t>Descripción del cambio</w:t>
             </w:r>
@@ -2062,12 +2509,16 @@
             <w:pPr>
               <w:spacing w:before="40" w:after="40" w:line="240" w:lineRule="auto"/>
               <w:jc w:val="center"/>
+              <w:rPr>
+                <w:lang w:val="es-ES_tradnl"/>
+              </w:rPr>
             </w:pPr>
             <w:r>
               <w:rPr>
                 <w:b/>
                 <w:color w:val="FFFFFF"/>
                 <w:sz w:val="16"/>
+                <w:lang w:val="es-ES_tradnl"/>
               </w:rPr>
               <w:t>Autor</w:t>
             </w:r>
@@ -2088,10 +2539,14 @@
             <w:pPr>
               <w:spacing w:before="40" w:after="40" w:line="240" w:lineRule="auto"/>
               <w:jc w:val="left"/>
-            </w:pPr>
-            <w:r>
-              <w:rPr>
-                <w:sz w:val="16"/>
+              <w:rPr>
+                <w:lang w:val="es-ES_tradnl"/>
+              </w:rPr>
+            </w:pPr>
+            <w:r>
+              <w:rPr>
+                <w:sz w:val="16"/>
+                <w:lang w:val="es-ES_tradnl"/>
               </w:rPr>
               <w:t>1.0</w:t>
             </w:r>
@@ -2106,10 +2561,14 @@
             <w:pPr>
               <w:spacing w:before="40" w:after="40" w:line="240" w:lineRule="auto"/>
               <w:jc w:val="left"/>
-            </w:pPr>
-            <w:r>
-              <w:rPr>
-                <w:sz w:val="16"/>
+              <w:rPr>
+                <w:lang w:val="es-ES_tradnl"/>
+              </w:rPr>
+            </w:pPr>
+            <w:r>
+              <w:rPr>
+                <w:sz w:val="16"/>
+                <w:lang w:val="es-ES_tradnl"/>
               </w:rPr>
               <w:t>08-2026</w:t>
             </w:r>
@@ -2124,10 +2583,14 @@
             <w:pPr>
               <w:spacing w:before="40" w:after="40" w:line="240" w:lineRule="auto"/>
               <w:jc w:val="left"/>
-            </w:pPr>
-            <w:r>
-              <w:rPr>
-                <w:sz w:val="16"/>
+              <w:rPr>
+                <w:lang w:val="es-ES_tradnl"/>
+              </w:rPr>
+            </w:pPr>
+            <w:r>
+              <w:rPr>
+                <w:sz w:val="16"/>
+                <w:lang w:val="es-ES_tradnl"/>
               </w:rPr>
               <w:t>Acta inicial del proyecto (alcance de 3 juegos, 17 semanas)</w:t>
             </w:r>
@@ -2142,10 +2605,14 @@
             <w:pPr>
               <w:spacing w:before="40" w:after="40" w:line="240" w:lineRule="auto"/>
               <w:jc w:val="left"/>
-            </w:pPr>
-            <w:r>
-              <w:rPr>
-                <w:sz w:val="16"/>
+              <w:rPr>
+                <w:lang w:val="es-ES_tradnl"/>
+              </w:rPr>
+            </w:pPr>
+            <w:r>
+              <w:rPr>
+                <w:sz w:val="16"/>
+                <w:lang w:val="es-ES_tradnl"/>
               </w:rPr>
               <w:t>Equipo AuroraCare</w:t>
             </w:r>
@@ -2166,10 +2633,14 @@
             <w:pPr>
               <w:spacing w:before="40" w:after="40" w:line="240" w:lineRule="auto"/>
               <w:jc w:val="left"/>
-            </w:pPr>
-            <w:r>
-              <w:rPr>
-                <w:sz w:val="16"/>
+              <w:rPr>
+                <w:lang w:val="es-ES_tradnl"/>
+              </w:rPr>
+            </w:pPr>
+            <w:r>
+              <w:rPr>
+                <w:sz w:val="16"/>
+                <w:lang w:val="es-ES_tradnl"/>
               </w:rPr>
               <w:t>2.0</w:t>
             </w:r>
@@ -2184,12 +2655,30 @@
             <w:pPr>
               <w:spacing w:before="40" w:after="40" w:line="240" w:lineRule="auto"/>
               <w:jc w:val="left"/>
-            </w:pPr>
-            <w:r>
-              <w:rPr>
-                <w:sz w:val="16"/>
-              </w:rPr>
-              <w:t>23-10-2026</w:t>
+              <w:rPr>
+                <w:lang w:val="es-ES_tradnl"/>
+              </w:rPr>
+            </w:pPr>
+            <w:r>
+              <w:rPr>
+                <w:sz w:val="16"/>
+                <w:lang w:val="es-ES_tradnl"/>
+              </w:rPr>
+              <w:t>2</w:t>
+            </w:r>
+            <w:r>
+              <w:rPr>
+                <w:sz w:val="16"/>
+                <w:lang w:val="es-ES_tradnl"/>
+              </w:rPr>
+              <w:t>3</w:t>
+            </w:r>
+            <w:r>
+              <w:rPr>
+                <w:sz w:val="16"/>
+                <w:lang w:val="es-ES_tradnl"/>
+              </w:rPr>
+              <w:t>-10-2026</w:t>
             </w:r>
           </w:p>
         </w:tc>
@@ -2202,10 +2691,14 @@
             <w:pPr>
               <w:spacing w:before="40" w:after="40" w:line="240" w:lineRule="auto"/>
               <w:jc w:val="left"/>
-            </w:pPr>
-            <w:r>
-              <w:rPr>
-                <w:sz w:val="16"/>
+              <w:rPr>
+                <w:lang w:val="es-ES_tradnl"/>
+              </w:rPr>
+            </w:pPr>
+            <w:r>
+              <w:rPr>
+                <w:sz w:val="16"/>
+                <w:lang w:val="es-ES_tradnl"/>
               </w:rPr>
               <w:t>Actualización de la línea base: 9 juegos, 16 semanas, presupuesto valorizado, ruta crítica y riesgos cuantificados (CC-001)</w:t>
             </w:r>
@@ -2220,10 +2713,14 @@
             <w:pPr>
               <w:spacing w:before="40" w:after="40" w:line="240" w:lineRule="auto"/>
               <w:jc w:val="left"/>
-            </w:pPr>
-            <w:r>
-              <w:rPr>
-                <w:sz w:val="16"/>
+              <w:rPr>
+                <w:lang w:val="es-ES_tradnl"/>
+              </w:rPr>
+            </w:pPr>
+            <w:r>
+              <w:rPr>
+                <w:sz w:val="16"/>
+                <w:lang w:val="es-ES_tradnl"/>
               </w:rPr>
               <w:t>Equipo AuroraCare</w:t>
             </w:r>
@@ -2234,58 +2731,146 @@
     <w:p>
       <w:pPr>
         <w:spacing w:after="80"/>
+        <w:rPr>
+          <w:lang w:val="es-ES_tradnl"/>
+        </w:rPr>
       </w:pPr>
     </w:p>
     <w:p>
       <w:pPr>
+        <w:spacing w:before="0" w:after="200" w:line="276" w:lineRule="auto"/>
+        <w:jc w:val="left"/>
+        <w:rPr>
+          <w:rFonts w:asciiTheme="majorHAnsi" w:eastAsiaTheme="majorEastAsia" w:hAnsiTheme="majorHAnsi" w:cstheme="majorBidi"/>
+          <w:b/>
+          <w:bCs/>
+          <w:color w:val="1A3C5E"/>
+          <w:sz w:val="32"/>
+          <w:szCs w:val="28"/>
+          <w:lang w:val="es-ES_tradnl"/>
+        </w:rPr>
+      </w:pPr>
+      <w:bookmarkStart w:id="1" w:name="_Toc243728823"/>
+      <w:r>
+        <w:rPr>
+          <w:lang w:val="es-ES_tradnl"/>
+        </w:rPr>
+        <w:br w:type="page"/>
+      </w:r>
+    </w:p>
+    <w:p>
+      <w:pPr>
         <w:pStyle w:val="Ttulo1"/>
+        <w:rPr>
+          <w:lang w:val="es-ES_tradnl"/>
+        </w:rPr>
       </w:pPr>
-      <w:bookmarkStart w:id="1" w:name="_Toc243680955"/>
       <w:r>
+        <w:rPr>
+          <w:lang w:val="es-ES_tradnl"/>
+        </w:rPr>
+        <w:lastRenderedPageBreak/>
         <w:t>1. Propósito y justificación</w:t>
       </w:r>
       <w:bookmarkEnd w:id="1"/>
     </w:p>
     <w:p>
+      <w:pPr>
+        <w:rPr>
+          <w:lang w:val="es-ES_tradnl"/>
+        </w:rPr>
+      </w:pPr>
       <w:r>
+        <w:rPr>
+          <w:lang w:val="es-ES_tradnl"/>
+        </w:rPr>
         <w:t xml:space="preserve">El presente documento autoriza formalmente el proyecto </w:t>
       </w:r>
       <w:r>
         <w:rPr>
           <w:b/>
+          <w:lang w:val="es-ES_tradnl"/>
         </w:rPr>
         <w:t>AuroraCare – Plataforma móvil de estimulación cognitiva para adultos mayores</w:t>
       </w:r>
       <w:r>
-        <w:t xml:space="preserve"> (HCH-DIDECO-2026-001), define su alcance, objetivos, entregables, presupuesto, hitos y equipo, y otorga a la líder técnica la autoridad para gestionar los recursos asignados. Reemplaza el Acta v1.0 de agosto de 2026 e incorpora las decisiones de alcance tomadas durante los Sprints 0 a 2.</w:t>
+        <w:rPr>
+          <w:lang w:val="es-ES_tradnl"/>
+        </w:rPr>
+        <w:t xml:space="preserve"> (HCH-DIDECO-2026-001), define su alcance, objetivos, entregables, presupuesto, hitos y equipo, y otorga a la líder técnica la autoridad para gestionar los recursos asignados. Reemplaza el Acta v1.0 de agosto de 2026 e incorpora las decisiones de alcance tomadas durante los </w:t>
+      </w:r>
+      <w:proofErr w:type="spellStart"/>
+      <w:r>
+        <w:rPr>
+          <w:lang w:val="es-ES_tradnl"/>
+        </w:rPr>
+        <w:t>Sprints</w:t>
+      </w:r>
+      <w:proofErr w:type="spellEnd"/>
+      <w:r>
+        <w:rPr>
+          <w:lang w:val="es-ES_tradnl"/>
+        </w:rPr>
+        <w:t xml:space="preserve"> 0 a 2.</w:t>
       </w:r>
     </w:p>
     <w:p>
       <w:pPr>
         <w:pStyle w:val="Ttulo2"/>
+        <w:rPr>
+          <w:lang w:val="es-ES_tradnl"/>
+        </w:rPr>
       </w:pPr>
-      <w:bookmarkStart w:id="2" w:name="_Toc243680956"/>
+      <w:bookmarkStart w:id="2" w:name="_Toc243728824"/>
       <w:r>
+        <w:rPr>
+          <w:lang w:val="es-ES_tradnl"/>
+        </w:rPr>
         <w:t>1.1 Problema y oportunidad</w:t>
       </w:r>
       <w:bookmarkEnd w:id="2"/>
     </w:p>
     <w:p>
+      <w:pPr>
+        <w:rPr>
+          <w:lang w:val="es-ES_tradnl"/>
+        </w:rPr>
+      </w:pPr>
       <w:r>
-        <w:t>Las personas mayores de la comuna de Huechuraba participan en talleres y programas de la DIDECO, pero la municipalidad no dispone de una herramienta propia que les permita ejercitar de manera regular la memoria, la atención y la motricidad, ni que oriente a sus familias sobre la evolución del bienestar cognitivo. Las soluciones comerciales existentes no están pensadas para el contexto chileno, no están en español simple y, en muchos casos, recopilan datos personales sin controles claros.</w:t>
+        <w:rPr>
+          <w:lang w:val="es-ES_tradnl"/>
+        </w:rPr>
+        <w:t>Las personas mayores de la comuna de Huechuraba participan en talleres y programas de la DIDECO, pero la municipalidad no dispone de una herramienta propia que les permita ejercitar de manera regular la memoria, la atención y la motricidad, ni que oriente a sus familias sobre la evolución del bienestar cognitivo. Las soluciones comerciales existentes no están pensadas para el contexto chileno, no están en español simple y, en muchos casos, recopilan datos personales sin controles claros</w:t>
+      </w:r>
+      <w:r>
+        <w:rPr>
+          <w:lang w:val="es-ES_tradnl"/>
+        </w:rPr>
+        <w:t xml:space="preserve"> o se encuentran llenas de publicidad con botones accionables que generan descargas involuntarias</w:t>
+      </w:r>
+      <w:r>
+        <w:rPr>
+          <w:lang w:val="es-ES_tradnl"/>
+        </w:rPr>
+        <w:t>.</w:t>
       </w:r>
     </w:p>
     <w:p>
+      <w:pPr>
+        <w:rPr>
+          <w:lang w:val="es-ES_tradnl"/>
+        </w:rPr>
+      </w:pPr>
       <w:r>
-        <w:t xml:space="preserve">AuroraCare propone una aplicación móvil de bienestar y apoyo preventivo: estimula, registra tendencias en el tiempo y las comunica de manera comprensible al adulto mayor y, solo si él lo </w:t>
-      </w:r>
-      <w:r>
-        <w:lastRenderedPageBreak/>
-        <w:t xml:space="preserve">decide, a su cuidador. </w:t>
+        <w:rPr>
+          <w:lang w:val="es-ES_tradnl"/>
+        </w:rPr>
+        <w:t xml:space="preserve">AuroraCare propone una aplicación móvil de bienestar y apoyo preventivo: estimula, registra tendencias en el tiempo y las comunica de manera comprensible al adulto mayor y, solo si él lo decide, a su cuidador. </w:t>
       </w:r>
       <w:r>
         <w:rPr>
           <w:b/>
+          <w:lang w:val="es-ES_tradnl"/>
         </w:rPr>
         <w:t>No es un dispositivo médico, no realiza diagnósticos y no reemplaza a un profesional de la salud.</w:t>
       </w:r>
@@ -2293,9 +2878,15 @@
     <w:p>
       <w:pPr>
         <w:pStyle w:val="Ttulo2"/>
+        <w:rPr>
+          <w:lang w:val="es-ES_tradnl"/>
+        </w:rPr>
       </w:pPr>
-      <w:bookmarkStart w:id="3" w:name="_Toc243680957"/>
+      <w:bookmarkStart w:id="3" w:name="_Toc243728825"/>
       <w:r>
+        <w:rPr>
+          <w:lang w:val="es-ES_tradnl"/>
+        </w:rPr>
         <w:t>1.2 Alineación estratégica</w:t>
       </w:r>
       <w:bookmarkEnd w:id="3"/>
@@ -2303,51 +2894,100 @@
     <w:p>
       <w:pPr>
         <w:pStyle w:val="Listaconvietas"/>
+        <w:rPr>
+          <w:lang w:val="es-ES_tradnl"/>
+        </w:rPr>
       </w:pPr>
       <w:r>
         <w:rPr>
           <w:b/>
+          <w:lang w:val="es-ES_tradnl"/>
         </w:rPr>
         <w:t>Municipalidad:</w:t>
       </w:r>
       <w:r>
+        <w:rPr>
+          <w:lang w:val="es-ES_tradnl"/>
+        </w:rPr>
         <w:t xml:space="preserve"> refuerza las acciones de envejecimiento activo de la DIDECO con una herramienta propia y transferible.</w:t>
       </w:r>
     </w:p>
     <w:p>
       <w:pPr>
         <w:pStyle w:val="Listaconvietas"/>
+        <w:rPr>
+          <w:lang w:val="es-ES_tradnl"/>
+        </w:rPr>
       </w:pPr>
       <w:r>
         <w:rPr>
           <w:b/>
+          <w:lang w:val="es-ES_tradnl"/>
         </w:rPr>
         <w:t>Duoc UC:</w:t>
       </w:r>
       <w:r>
+        <w:rPr>
+          <w:lang w:val="es-ES_tradnl"/>
+        </w:rPr>
         <w:t xml:space="preserve"> constituye la Actividad Práctica Terminal (APT) de la carrera, con foco en gestión, arquitectura, calidad y privacidad.</w:t>
       </w:r>
     </w:p>
     <w:p>
       <w:pPr>
         <w:pStyle w:val="Listaconvietas"/>
+        <w:rPr>
+          <w:lang w:val="es-ES_tradnl"/>
+        </w:rPr>
       </w:pPr>
       <w:r>
         <w:rPr>
           <w:b/>
+          <w:lang w:val="es-ES_tradnl"/>
         </w:rPr>
         <w:t>Marco legal:</w:t>
       </w:r>
       <w:r>
+        <w:rPr>
+          <w:lang w:val="es-ES_tradnl"/>
+        </w:rPr>
         <w:t xml:space="preserve"> diseñada bajo Privacy by Design para la Ley N.º 21.719 de protección de datos personales.</w:t>
       </w:r>
     </w:p>
     <w:p>
       <w:pPr>
+        <w:spacing w:before="0" w:after="200" w:line="276" w:lineRule="auto"/>
+        <w:jc w:val="left"/>
+        <w:rPr>
+          <w:rFonts w:asciiTheme="majorHAnsi" w:eastAsiaTheme="majorEastAsia" w:hAnsiTheme="majorHAnsi" w:cstheme="majorBidi"/>
+          <w:b/>
+          <w:bCs/>
+          <w:color w:val="1A3C5E"/>
+          <w:sz w:val="32"/>
+          <w:szCs w:val="28"/>
+          <w:lang w:val="es-ES_tradnl"/>
+        </w:rPr>
+      </w:pPr>
+      <w:bookmarkStart w:id="4" w:name="_Toc243728826"/>
+      <w:r>
+        <w:rPr>
+          <w:lang w:val="es-ES_tradnl"/>
+        </w:rPr>
+        <w:br w:type="page"/>
+      </w:r>
+    </w:p>
+    <w:p>
+      <w:pPr>
         <w:pStyle w:val="Ttulo1"/>
+        <w:rPr>
+          <w:lang w:val="es-ES_tradnl"/>
+        </w:rPr>
       </w:pPr>
-      <w:bookmarkStart w:id="4" w:name="_Toc243680958"/>
       <w:r>
+        <w:rPr>
+          <w:lang w:val="es-ES_tradnl"/>
+        </w:rPr>
+        <w:lastRenderedPageBreak/>
         <w:t>2. Objetivos del proyecto</w:t>
       </w:r>
       <w:bookmarkEnd w:id="4"/>
@@ -2355,24 +2995,44 @@
     <w:p>
       <w:pPr>
         <w:pStyle w:val="Ttulo2"/>
+        <w:rPr>
+          <w:lang w:val="es-ES_tradnl"/>
+        </w:rPr>
       </w:pPr>
-      <w:bookmarkStart w:id="5" w:name="_Toc243680959"/>
+      <w:bookmarkStart w:id="5" w:name="_Toc243728827"/>
       <w:r>
+        <w:rPr>
+          <w:lang w:val="es-ES_tradnl"/>
+        </w:rPr>
         <w:t>2.1 Objetivo general</w:t>
       </w:r>
       <w:bookmarkEnd w:id="5"/>
     </w:p>
     <w:p>
+      <w:pPr>
+        <w:rPr>
+          <w:lang w:val="es-ES_tradnl"/>
+        </w:rPr>
+      </w:pPr>
       <w:r>
-        <w:t>Diseñar, desarrollar, validar y transferir a la DIDECO de Huechuraba, entre el 31 de agosto de 2026 y el 20 de diciembre de 2026, una aplicación móvil Android de bienestar cognitivo con nueve juegos, seguimiento de tendencias explicable y vínculo opcional con un cuidador, cumpliendo principios de privacidad y accesibilidad, con un presupuesto de $5.260.200 y 800 horas de esfuerzo.</w:t>
+        <w:rPr>
+          <w:lang w:val="es-ES_tradnl"/>
+        </w:rPr>
+        <w:t>Diseñar, desarrollar, validar y transferir a la DIDECO de Huechuraba, entre el 31 de agosto de 2026 y el 20 de diciembre de 2026, una aplicación móvil Android de bienestar cognitivo con nueve juegos, seguimiento de tendencias explicable y vínculo opcional con un cuidador, cumpliendo principios de privacidad y accesibilidad, con un presupuesto de $5.230.225 y 800 horas de esfuerzo.</w:t>
       </w:r>
     </w:p>
     <w:p>
       <w:pPr>
         <w:pStyle w:val="Ttulo2"/>
+        <w:rPr>
+          <w:lang w:val="es-ES_tradnl"/>
+        </w:rPr>
       </w:pPr>
-      <w:bookmarkStart w:id="6" w:name="_Toc243680960"/>
+      <w:bookmarkStart w:id="6" w:name="_Toc243728828"/>
       <w:r>
+        <w:rPr>
+          <w:lang w:val="es-ES_tradnl"/>
+        </w:rPr>
         <w:t>2.2 Objetivos específicos (SMART)</w:t>
       </w:r>
       <w:bookmarkEnd w:id="6"/>
@@ -2381,8 +3041,14 @@
       <w:pPr>
         <w:pStyle w:val="Descripcin"/>
         <w:keepNext/>
+        <w:rPr>
+          <w:lang w:val="es-ES_tradnl"/>
+        </w:rPr>
       </w:pPr>
       <w:r>
+        <w:rPr>
+          <w:lang w:val="es-ES_tradnl"/>
+        </w:rPr>
         <w:t>Tabla 3 – Objetivos específicos y medidas de éxito</w:t>
       </w:r>
     </w:p>
@@ -2423,12 +3089,16 @@
             <w:pPr>
               <w:spacing w:before="40" w:after="40" w:line="240" w:lineRule="auto"/>
               <w:jc w:val="center"/>
+              <w:rPr>
+                <w:lang w:val="es-ES_tradnl"/>
+              </w:rPr>
             </w:pPr>
             <w:r>
               <w:rPr>
                 <w:b/>
                 <w:color w:val="FFFFFF"/>
                 <w:sz w:val="16"/>
+                <w:lang w:val="es-ES_tradnl"/>
               </w:rPr>
               <w:t>N.º</w:t>
             </w:r>
@@ -2443,12 +3113,16 @@
             <w:pPr>
               <w:spacing w:before="40" w:after="40" w:line="240" w:lineRule="auto"/>
               <w:jc w:val="center"/>
+              <w:rPr>
+                <w:lang w:val="es-ES_tradnl"/>
+              </w:rPr>
             </w:pPr>
             <w:r>
               <w:rPr>
                 <w:b/>
                 <w:color w:val="FFFFFF"/>
                 <w:sz w:val="16"/>
+                <w:lang w:val="es-ES_tradnl"/>
               </w:rPr>
               <w:t>Objetivo</w:t>
             </w:r>
@@ -2463,12 +3137,16 @@
             <w:pPr>
               <w:spacing w:before="40" w:after="40" w:line="240" w:lineRule="auto"/>
               <w:jc w:val="center"/>
+              <w:rPr>
+                <w:lang w:val="es-ES_tradnl"/>
+              </w:rPr>
             </w:pPr>
             <w:r>
               <w:rPr>
                 <w:b/>
                 <w:color w:val="FFFFFF"/>
                 <w:sz w:val="16"/>
+                <w:lang w:val="es-ES_tradnl"/>
               </w:rPr>
               <w:t>Medida de éxito</w:t>
             </w:r>
@@ -2483,12 +3161,16 @@
             <w:pPr>
               <w:spacing w:before="40" w:after="40" w:line="240" w:lineRule="auto"/>
               <w:jc w:val="center"/>
+              <w:rPr>
+                <w:lang w:val="es-ES_tradnl"/>
+              </w:rPr>
             </w:pPr>
             <w:r>
               <w:rPr>
                 <w:b/>
                 <w:color w:val="FFFFFF"/>
                 <w:sz w:val="16"/>
+                <w:lang w:val="es-ES_tradnl"/>
               </w:rPr>
               <w:t>Plazo</w:t>
             </w:r>
@@ -2509,10 +3191,14 @@
             <w:pPr>
               <w:spacing w:before="40" w:after="40" w:line="240" w:lineRule="auto"/>
               <w:jc w:val="left"/>
-            </w:pPr>
-            <w:r>
-              <w:rPr>
-                <w:sz w:val="16"/>
+              <w:rPr>
+                <w:lang w:val="es-ES_tradnl"/>
+              </w:rPr>
+            </w:pPr>
+            <w:r>
+              <w:rPr>
+                <w:sz w:val="16"/>
+                <w:lang w:val="es-ES_tradnl"/>
               </w:rPr>
               <w:t>OE1</w:t>
             </w:r>
@@ -2527,10 +3213,14 @@
             <w:pPr>
               <w:spacing w:before="40" w:after="40" w:line="240" w:lineRule="auto"/>
               <w:jc w:val="left"/>
-            </w:pPr>
-            <w:r>
-              <w:rPr>
-                <w:sz w:val="16"/>
+              <w:rPr>
+                <w:lang w:val="es-ES_tradnl"/>
+              </w:rPr>
+            </w:pPr>
+            <w:r>
+              <w:rPr>
+                <w:sz w:val="16"/>
+                <w:lang w:val="es-ES_tradnl"/>
               </w:rPr>
               <w:t>Implementar nueve juegos en tres dominios (memoria, atención, motricidad) con tres niveles elegidos por la persona</w:t>
             </w:r>
@@ -2545,10 +3235,14 @@
             <w:pPr>
               <w:spacing w:before="40" w:after="40" w:line="240" w:lineRule="auto"/>
               <w:jc w:val="left"/>
-            </w:pPr>
-            <w:r>
-              <w:rPr>
-                <w:sz w:val="16"/>
+              <w:rPr>
+                <w:lang w:val="es-ES_tradnl"/>
+              </w:rPr>
+            </w:pPr>
+            <w:r>
+              <w:rPr>
+                <w:sz w:val="16"/>
+                <w:lang w:val="es-ES_tradnl"/>
               </w:rPr>
               <w:t>9 juegos operativos con métricas capturadas</w:t>
             </w:r>
@@ -2563,10 +3257,14 @@
             <w:pPr>
               <w:spacing w:before="40" w:after="40" w:line="240" w:lineRule="auto"/>
               <w:jc w:val="left"/>
-            </w:pPr>
-            <w:r>
-              <w:rPr>
-                <w:sz w:val="16"/>
+              <w:rPr>
+                <w:lang w:val="es-ES_tradnl"/>
+              </w:rPr>
+            </w:pPr>
+            <w:r>
+              <w:rPr>
+                <w:sz w:val="16"/>
+                <w:lang w:val="es-ES_tradnl"/>
               </w:rPr>
               <w:t>13-11-2026</w:t>
             </w:r>
@@ -2587,10 +3285,14 @@
             <w:pPr>
               <w:spacing w:before="40" w:after="40" w:line="240" w:lineRule="auto"/>
               <w:jc w:val="left"/>
-            </w:pPr>
-            <w:r>
-              <w:rPr>
-                <w:sz w:val="16"/>
+              <w:rPr>
+                <w:lang w:val="es-ES_tradnl"/>
+              </w:rPr>
+            </w:pPr>
+            <w:r>
+              <w:rPr>
+                <w:sz w:val="16"/>
+                <w:lang w:val="es-ES_tradnl"/>
               </w:rPr>
               <w:t>OE2</w:t>
             </w:r>
@@ -2605,10 +3307,14 @@
             <w:pPr>
               <w:spacing w:before="40" w:after="40" w:line="240" w:lineRule="auto"/>
               <w:jc w:val="left"/>
-            </w:pPr>
-            <w:r>
-              <w:rPr>
-                <w:sz w:val="16"/>
+              <w:rPr>
+                <w:lang w:val="es-ES_tradnl"/>
+              </w:rPr>
+            </w:pPr>
+            <w:r>
+              <w:rPr>
+                <w:sz w:val="16"/>
+                <w:lang w:val="es-ES_tradnl"/>
               </w:rPr>
               <w:t>Construir un análisis local, determinístico y explicable de tendencias a 28 días</w:t>
             </w:r>
@@ -2623,10 +3329,14 @@
             <w:pPr>
               <w:spacing w:before="40" w:after="40" w:line="240" w:lineRule="auto"/>
               <w:jc w:val="left"/>
-            </w:pPr>
-            <w:r>
-              <w:rPr>
-                <w:sz w:val="16"/>
+              <w:rPr>
+                <w:lang w:val="es-ES_tradnl"/>
+              </w:rPr>
+            </w:pPr>
+            <w:r>
+              <w:rPr>
+                <w:sz w:val="16"/>
+                <w:lang w:val="es-ES_tradnl"/>
               </w:rPr>
               <w:t>Casos de prueba de SCORING aprobados al 100%</w:t>
             </w:r>
@@ -2641,12 +3351,16 @@
             <w:pPr>
               <w:spacing w:before="40" w:after="40" w:line="240" w:lineRule="auto"/>
               <w:jc w:val="left"/>
-            </w:pPr>
-            <w:r>
-              <w:rPr>
-                <w:sz w:val="16"/>
-              </w:rPr>
-              <w:t>13-11-2026</w:t>
+              <w:rPr>
+                <w:lang w:val="es-ES_tradnl"/>
+              </w:rPr>
+            </w:pPr>
+            <w:r>
+              <w:rPr>
+                <w:sz w:val="16"/>
+                <w:lang w:val="es-ES_tradnl"/>
+              </w:rPr>
+              <w:t>23-10-2026</w:t>
             </w:r>
           </w:p>
         </w:tc>
@@ -2665,10 +3379,14 @@
             <w:pPr>
               <w:spacing w:before="40" w:after="40" w:line="240" w:lineRule="auto"/>
               <w:jc w:val="left"/>
-            </w:pPr>
-            <w:r>
-              <w:rPr>
-                <w:sz w:val="16"/>
+              <w:rPr>
+                <w:lang w:val="es-ES_tradnl"/>
+              </w:rPr>
+            </w:pPr>
+            <w:r>
+              <w:rPr>
+                <w:sz w:val="16"/>
+                <w:lang w:val="es-ES_tradnl"/>
               </w:rPr>
               <w:t>OE3</w:t>
             </w:r>
@@ -2683,10 +3401,14 @@
             <w:pPr>
               <w:spacing w:before="40" w:after="40" w:line="240" w:lineRule="auto"/>
               <w:jc w:val="left"/>
-            </w:pPr>
-            <w:r>
-              <w:rPr>
-                <w:sz w:val="16"/>
+              <w:rPr>
+                <w:lang w:val="es-ES_tradnl"/>
+              </w:rPr>
+            </w:pPr>
+            <w:r>
+              <w:rPr>
+                <w:sz w:val="16"/>
+                <w:lang w:val="es-ES_tradnl"/>
               </w:rPr>
               <w:t>Permitir al cuidador ver el estado del adulto mayor solo con su vínculo voluntario por QR</w:t>
             </w:r>
@@ -2701,10 +3423,14 @@
             <w:pPr>
               <w:spacing w:before="40" w:after="40" w:line="240" w:lineRule="auto"/>
               <w:jc w:val="left"/>
-            </w:pPr>
-            <w:r>
-              <w:rPr>
-                <w:sz w:val="16"/>
+              <w:rPr>
+                <w:lang w:val="es-ES_tradnl"/>
+              </w:rPr>
+            </w:pPr>
+            <w:r>
+              <w:rPr>
+                <w:sz w:val="16"/>
+                <w:lang w:val="es-ES_tradnl"/>
               </w:rPr>
               <w:t>Flujos F7–F9 y F11 aprobados; sin acceso sin vínculo</w:t>
             </w:r>
@@ -2719,10 +3445,14 @@
             <w:pPr>
               <w:spacing w:before="40" w:after="40" w:line="240" w:lineRule="auto"/>
               <w:jc w:val="left"/>
-            </w:pPr>
-            <w:r>
-              <w:rPr>
-                <w:sz w:val="16"/>
+              <w:rPr>
+                <w:lang w:val="es-ES_tradnl"/>
+              </w:rPr>
+            </w:pPr>
+            <w:r>
+              <w:rPr>
+                <w:sz w:val="16"/>
+                <w:lang w:val="es-ES_tradnl"/>
               </w:rPr>
               <w:t>13-11-2026</w:t>
             </w:r>
@@ -2743,10 +3473,14 @@
             <w:pPr>
               <w:spacing w:before="40" w:after="40" w:line="240" w:lineRule="auto"/>
               <w:jc w:val="left"/>
-            </w:pPr>
-            <w:r>
-              <w:rPr>
-                <w:sz w:val="16"/>
+              <w:rPr>
+                <w:lang w:val="es-ES_tradnl"/>
+              </w:rPr>
+            </w:pPr>
+            <w:r>
+              <w:rPr>
+                <w:sz w:val="16"/>
+                <w:lang w:val="es-ES_tradnl"/>
               </w:rPr>
               <w:t>OE4</w:t>
             </w:r>
@@ -2761,10 +3495,14 @@
             <w:pPr>
               <w:spacing w:before="40" w:after="40" w:line="240" w:lineRule="auto"/>
               <w:jc w:val="left"/>
-            </w:pPr>
-            <w:r>
-              <w:rPr>
-                <w:sz w:val="16"/>
+              <w:rPr>
+                <w:lang w:val="es-ES_tradnl"/>
+              </w:rPr>
+            </w:pPr>
+            <w:r>
+              <w:rPr>
+                <w:sz w:val="16"/>
+                <w:lang w:val="es-ES_tradnl"/>
               </w:rPr>
               <w:t>Aplicar Privacy by Design y los derechos ARCO</w:t>
             </w:r>
@@ -2779,10 +3517,14 @@
             <w:pPr>
               <w:spacing w:before="40" w:after="40" w:line="240" w:lineRule="auto"/>
               <w:jc w:val="left"/>
-            </w:pPr>
-            <w:r>
-              <w:rPr>
-                <w:sz w:val="16"/>
+              <w:rPr>
+                <w:lang w:val="es-ES_tradnl"/>
+              </w:rPr>
+            </w:pPr>
+            <w:r>
+              <w:rPr>
+                <w:sz w:val="16"/>
+                <w:lang w:val="es-ES_tradnl"/>
               </w:rPr>
               <w:t>Revisión de privacidad sin observaciones críticas</w:t>
             </w:r>
@@ -2797,10 +3539,14 @@
             <w:pPr>
               <w:spacing w:before="40" w:after="40" w:line="240" w:lineRule="auto"/>
               <w:jc w:val="left"/>
-            </w:pPr>
-            <w:r>
-              <w:rPr>
-                <w:sz w:val="16"/>
+              <w:rPr>
+                <w:lang w:val="es-ES_tradnl"/>
+              </w:rPr>
+            </w:pPr>
+            <w:r>
+              <w:rPr>
+                <w:sz w:val="16"/>
+                <w:lang w:val="es-ES_tradnl"/>
               </w:rPr>
               <w:t>04-12-2026</w:t>
             </w:r>
@@ -2821,10 +3567,14 @@
             <w:pPr>
               <w:spacing w:before="40" w:after="40" w:line="240" w:lineRule="auto"/>
               <w:jc w:val="left"/>
-            </w:pPr>
-            <w:r>
-              <w:rPr>
-                <w:sz w:val="16"/>
+              <w:rPr>
+                <w:lang w:val="es-ES_tradnl"/>
+              </w:rPr>
+            </w:pPr>
+            <w:r>
+              <w:rPr>
+                <w:sz w:val="16"/>
+                <w:lang w:val="es-ES_tradnl"/>
               </w:rPr>
               <w:t>OE5</w:t>
             </w:r>
@@ -2839,10 +3589,14 @@
             <w:pPr>
               <w:spacing w:before="40" w:after="40" w:line="240" w:lineRule="auto"/>
               <w:jc w:val="left"/>
-            </w:pPr>
-            <w:r>
-              <w:rPr>
-                <w:sz w:val="16"/>
+              <w:rPr>
+                <w:lang w:val="es-ES_tradnl"/>
+              </w:rPr>
+            </w:pPr>
+            <w:r>
+              <w:rPr>
+                <w:sz w:val="16"/>
+                <w:lang w:val="es-ES_tradnl"/>
               </w:rPr>
               <w:t>Publicar la aplicación en Google Play y transferirla a DIDECO</w:t>
             </w:r>
@@ -2857,10 +3611,14 @@
             <w:pPr>
               <w:spacing w:before="40" w:after="40" w:line="240" w:lineRule="auto"/>
               <w:jc w:val="left"/>
-            </w:pPr>
-            <w:r>
-              <w:rPr>
-                <w:sz w:val="16"/>
+              <w:rPr>
+                <w:lang w:val="es-ES_tradnl"/>
+              </w:rPr>
+            </w:pPr>
+            <w:r>
+              <w:rPr>
+                <w:sz w:val="16"/>
+                <w:lang w:val="es-ES_tradnl"/>
               </w:rPr>
               <w:t>App en producción y acta de entrega firmada</w:t>
             </w:r>
@@ -2875,10 +3633,14 @@
             <w:pPr>
               <w:spacing w:before="40" w:after="40" w:line="240" w:lineRule="auto"/>
               <w:jc w:val="left"/>
-            </w:pPr>
-            <w:r>
-              <w:rPr>
-                <w:sz w:val="16"/>
+              <w:rPr>
+                <w:lang w:val="es-ES_tradnl"/>
+              </w:rPr>
+            </w:pPr>
+            <w:r>
+              <w:rPr>
+                <w:sz w:val="16"/>
+                <w:lang w:val="es-ES_tradnl"/>
               </w:rPr>
               <w:t>20-12-2026</w:t>
             </w:r>
@@ -2899,10 +3661,14 @@
             <w:pPr>
               <w:spacing w:before="40" w:after="40" w:line="240" w:lineRule="auto"/>
               <w:jc w:val="left"/>
-            </w:pPr>
-            <w:r>
-              <w:rPr>
-                <w:sz w:val="16"/>
+              <w:rPr>
+                <w:lang w:val="es-ES_tradnl"/>
+              </w:rPr>
+            </w:pPr>
+            <w:r>
+              <w:rPr>
+                <w:sz w:val="16"/>
+                <w:lang w:val="es-ES_tradnl"/>
               </w:rPr>
               <w:t>OE6</w:t>
             </w:r>
@@ -2917,10 +3683,14 @@
             <w:pPr>
               <w:spacing w:before="40" w:after="40" w:line="240" w:lineRule="auto"/>
               <w:jc w:val="left"/>
-            </w:pPr>
-            <w:r>
-              <w:rPr>
-                <w:sz w:val="16"/>
+              <w:rPr>
+                <w:lang w:val="es-ES_tradnl"/>
+              </w:rPr>
+            </w:pPr>
+            <w:r>
+              <w:rPr>
+                <w:sz w:val="16"/>
+                <w:lang w:val="es-ES_tradnl"/>
               </w:rPr>
               <w:t>Validar usabilidad con adultos mayores reales</w:t>
             </w:r>
@@ -2935,10 +3705,14 @@
             <w:pPr>
               <w:spacing w:before="40" w:after="40" w:line="240" w:lineRule="auto"/>
               <w:jc w:val="left"/>
-            </w:pPr>
-            <w:r>
-              <w:rPr>
-                <w:sz w:val="16"/>
+              <w:rPr>
+                <w:lang w:val="es-ES_tradnl"/>
+              </w:rPr>
+            </w:pPr>
+            <w:r>
+              <w:rPr>
+                <w:sz w:val="16"/>
+                <w:lang w:val="es-ES_tradnl"/>
               </w:rPr>
               <w:t>3 sesiones; ≥ 80% completa registro y primera sesión</w:t>
             </w:r>
@@ -2953,10 +3727,14 @@
             <w:pPr>
               <w:spacing w:before="40" w:after="40" w:line="240" w:lineRule="auto"/>
               <w:jc w:val="left"/>
-            </w:pPr>
-            <w:r>
-              <w:rPr>
-                <w:sz w:val="16"/>
+              <w:rPr>
+                <w:lang w:val="es-ES_tradnl"/>
+              </w:rPr>
+            </w:pPr>
+            <w:r>
+              <w:rPr>
+                <w:sz w:val="16"/>
+                <w:lang w:val="es-ES_tradnl"/>
               </w:rPr>
               <w:t>27-11-2026</w:t>
             </w:r>
@@ -2977,10 +3755,14 @@
             <w:pPr>
               <w:spacing w:before="40" w:after="40" w:line="240" w:lineRule="auto"/>
               <w:jc w:val="left"/>
-            </w:pPr>
-            <w:r>
-              <w:rPr>
-                <w:sz w:val="16"/>
+              <w:rPr>
+                <w:lang w:val="es-ES_tradnl"/>
+              </w:rPr>
+            </w:pPr>
+            <w:r>
+              <w:rPr>
+                <w:sz w:val="16"/>
+                <w:lang w:val="es-ES_tradnl"/>
               </w:rPr>
               <w:t>OE7</w:t>
             </w:r>
@@ -2995,10 +3777,14 @@
             <w:pPr>
               <w:spacing w:before="40" w:after="40" w:line="240" w:lineRule="auto"/>
               <w:jc w:val="left"/>
-            </w:pPr>
-            <w:r>
-              <w:rPr>
-                <w:sz w:val="16"/>
+              <w:rPr>
+                <w:lang w:val="es-ES_tradnl"/>
+              </w:rPr>
+            </w:pPr>
+            <w:r>
+              <w:rPr>
+                <w:sz w:val="16"/>
+                <w:lang w:val="es-ES_tradnl"/>
               </w:rPr>
               <w:t>Mantener el proyecto dentro del presupuesto y el calendario</w:t>
             </w:r>
@@ -3013,12 +3799,16 @@
             <w:pPr>
               <w:spacing w:before="40" w:after="40" w:line="240" w:lineRule="auto"/>
               <w:jc w:val="left"/>
-            </w:pPr>
-            <w:r>
-              <w:rPr>
-                <w:sz w:val="16"/>
-              </w:rPr>
-              <w:t>CPI y SPI ≥ 0,90; costo final ≤ $5.260.200</w:t>
+              <w:rPr>
+                <w:lang w:val="es-ES_tradnl"/>
+              </w:rPr>
+            </w:pPr>
+            <w:r>
+              <w:rPr>
+                <w:sz w:val="16"/>
+                <w:lang w:val="es-ES_tradnl"/>
+              </w:rPr>
+              <w:t>CPI y SPI ≥ 0,90; costo final ≤ $5.230.225</w:t>
             </w:r>
           </w:p>
         </w:tc>
@@ -3031,10 +3821,14 @@
             <w:pPr>
               <w:spacing w:before="40" w:after="40" w:line="240" w:lineRule="auto"/>
               <w:jc w:val="left"/>
-            </w:pPr>
-            <w:r>
-              <w:rPr>
-                <w:sz w:val="16"/>
+              <w:rPr>
+                <w:lang w:val="es-ES_tradnl"/>
+              </w:rPr>
+            </w:pPr>
+            <w:r>
+              <w:rPr>
+                <w:sz w:val="16"/>
+                <w:lang w:val="es-ES_tradnl"/>
               </w:rPr>
               <w:t>20-12-2026</w:t>
             </w:r>
@@ -3045,14 +3839,44 @@
     <w:p>
       <w:pPr>
         <w:spacing w:after="80"/>
+        <w:rPr>
+          <w:lang w:val="es-ES_tradnl"/>
+        </w:rPr>
       </w:pPr>
     </w:p>
     <w:p>
       <w:pPr>
+        <w:spacing w:before="0" w:after="200" w:line="276" w:lineRule="auto"/>
+        <w:jc w:val="left"/>
+        <w:rPr>
+          <w:rFonts w:asciiTheme="majorHAnsi" w:eastAsiaTheme="majorEastAsia" w:hAnsiTheme="majorHAnsi" w:cstheme="majorBidi"/>
+          <w:b/>
+          <w:bCs/>
+          <w:color w:val="1A3C5E"/>
+          <w:sz w:val="32"/>
+          <w:szCs w:val="28"/>
+          <w:lang w:val="es-ES_tradnl"/>
+        </w:rPr>
+      </w:pPr>
+      <w:bookmarkStart w:id="7" w:name="_Toc243728829"/>
+      <w:r>
+        <w:rPr>
+          <w:lang w:val="es-ES_tradnl"/>
+        </w:rPr>
+        <w:br w:type="page"/>
+      </w:r>
+    </w:p>
+    <w:p>
+      <w:pPr>
         <w:pStyle w:val="Ttulo1"/>
+        <w:rPr>
+          <w:lang w:val="es-ES_tradnl"/>
+        </w:rPr>
       </w:pPr>
-      <w:bookmarkStart w:id="7" w:name="_Toc243680961"/>
       <w:r>
+        <w:rPr>
+          <w:lang w:val="es-ES_tradnl"/>
+        </w:rPr>
         <w:lastRenderedPageBreak/>
         <w:t>3. Alcance de alto nivel</w:t>
       </w:r>
@@ -3061,9 +3885,15 @@
     <w:p>
       <w:pPr>
         <w:pStyle w:val="Ttulo2"/>
+        <w:rPr>
+          <w:lang w:val="es-ES_tradnl"/>
+        </w:rPr>
       </w:pPr>
-      <w:bookmarkStart w:id="8" w:name="_Toc243680962"/>
+      <w:bookmarkStart w:id="8" w:name="_Toc243728830"/>
       <w:r>
+        <w:rPr>
+          <w:lang w:val="es-ES_tradnl"/>
+        </w:rPr>
         <w:t>3.1 Dentro del alcance</w:t>
       </w:r>
       <w:bookmarkEnd w:id="8"/>
@@ -3071,49 +3901,113 @@
     <w:p>
       <w:pPr>
         <w:pStyle w:val="Listaconvietas"/>
+        <w:rPr>
+          <w:lang w:val="es-ES_tradnl"/>
+        </w:rPr>
       </w:pPr>
       <w:r>
+        <w:rPr>
+          <w:lang w:val="es-ES_tradnl"/>
+        </w:rPr>
         <w:t>Aplicación móvil Android (Flutter) para adulto mayor y cuidador, con identidad, modos 2 y 3, nueve juegos, respiración guiada y progreso personal.</w:t>
       </w:r>
     </w:p>
     <w:p>
       <w:pPr>
         <w:pStyle w:val="Listaconvietas"/>
+        <w:rPr>
+          <w:lang w:val="es-ES_tradnl"/>
+        </w:rPr>
       </w:pPr>
       <w:r>
+        <w:rPr>
+          <w:lang w:val="es-ES_tradnl"/>
+        </w:rPr>
         <w:t>Vínculo mediante QR generado por el adulto mayor, panel del cuidador, notificación por tendencia sostenida y reporte PDF local.</w:t>
       </w:r>
     </w:p>
     <w:p>
       <w:pPr>
         <w:pStyle w:val="Listaconvietas"/>
+        <w:rPr>
+          <w:lang w:val="es-ES_tradnl"/>
+        </w:rPr>
       </w:pPr>
       <w:r>
-        <w:t>Servicio de análisis en FastAPI (scoring y generación de texto del reporte) y proyecto Firebase con reglas de seguridad.</w:t>
+        <w:rPr>
+          <w:lang w:val="es-ES_tradnl"/>
+        </w:rPr>
+        <w:t>Servicio de análisis en FastAPI (</w:t>
+      </w:r>
+      <w:proofErr w:type="spellStart"/>
+      <w:r>
+        <w:rPr>
+          <w:lang w:val="es-ES_tradnl"/>
+        </w:rPr>
+        <w:t>scoring</w:t>
+      </w:r>
+      <w:proofErr w:type="spellEnd"/>
+      <w:r>
+        <w:rPr>
+          <w:lang w:val="es-ES_tradnl"/>
+        </w:rPr>
+        <w:t xml:space="preserve"> y generación de texto del reporte) y proyecto Firebase con reglas de seguridad.</w:t>
       </w:r>
     </w:p>
     <w:p>
       <w:pPr>
         <w:pStyle w:val="Listaconvietas"/>
+        <w:rPr>
+          <w:lang w:val="es-ES_tradnl"/>
+        </w:rPr>
       </w:pPr>
       <w:r>
+        <w:rPr>
+          <w:lang w:val="es-ES_tradnl"/>
+        </w:rPr>
         <w:t>Derechos ARCO desde la aplicación, desvinculación inmediata y cancelación de cuenta.</w:t>
       </w:r>
     </w:p>
     <w:p>
       <w:pPr>
         <w:pStyle w:val="Listaconvietas"/>
+        <w:rPr>
+          <w:lang w:val="es-ES_tradnl"/>
+        </w:rPr>
       </w:pPr>
       <w:r>
-        <w:t>Prototipo Figma, documentación técnica, manuales, publicación en Google Play y transferencia a DIDECO.</w:t>
+        <w:rPr>
+          <w:lang w:val="es-ES_tradnl"/>
+        </w:rPr>
+        <w:t xml:space="preserve">Prototipo </w:t>
+      </w:r>
+      <w:proofErr w:type="spellStart"/>
+      <w:r>
+        <w:rPr>
+          <w:lang w:val="es-ES_tradnl"/>
+        </w:rPr>
+        <w:t>Figma</w:t>
+      </w:r>
+      <w:proofErr w:type="spellEnd"/>
+      <w:r>
+        <w:rPr>
+          <w:lang w:val="es-ES_tradnl"/>
+        </w:rPr>
+        <w:t>, documentación técnica, manuales, publicación en Google Play y transferencia a DIDECO.</w:t>
       </w:r>
     </w:p>
     <w:p>
       <w:pPr>
         <w:pStyle w:val="Ttulo2"/>
+        <w:rPr>
+          <w:lang w:val="es-ES_tradnl"/>
+        </w:rPr>
       </w:pPr>
-      <w:bookmarkStart w:id="9" w:name="_Toc243680963"/>
+      <w:bookmarkStart w:id="9" w:name="_Toc243728831"/>
       <w:r>
+        <w:rPr>
+          <w:lang w:val="es-ES_tradnl"/>
+        </w:rPr>
         <w:t>3.2 Fuera del alcance</w:t>
       </w:r>
       <w:bookmarkEnd w:id="9"/>
@@ -3121,39 +4015,64 @@
     <w:p>
       <w:pPr>
         <w:pStyle w:val="Listaconvietas"/>
+        <w:rPr>
+          <w:lang w:val="es-ES_tradnl"/>
+        </w:rPr>
       </w:pPr>
       <w:r>
         <w:rPr>
           <w:b/>
+          <w:lang w:val="es-ES_tradnl"/>
         </w:rPr>
         <w:t>RN-17 a RN-20:</w:t>
       </w:r>
       <w:r>
+        <w:rPr>
+          <w:lang w:val="es-ES_tradnl"/>
+        </w:rPr>
         <w:t xml:space="preserve"> rotación de juegos por temporada, rol activo del cuidador en juegos, versión iOS y panel web, e instrumentos diagnósticos licenciados.</w:t>
       </w:r>
     </w:p>
     <w:p>
       <w:pPr>
         <w:pStyle w:val="Listaconvietas"/>
+        <w:rPr>
+          <w:lang w:val="es-ES_tradnl"/>
+        </w:rPr>
       </w:pPr>
       <w:r>
+        <w:rPr>
+          <w:lang w:val="es-ES_tradnl"/>
+        </w:rPr>
         <w:t>Diagnóstico, tratamiento, telemedicina o integración con fichas clínicas.</w:t>
       </w:r>
     </w:p>
     <w:p>
       <w:pPr>
         <w:pStyle w:val="Listaconvietas"/>
+        <w:rPr>
+          <w:lang w:val="es-ES_tradnl"/>
+        </w:rPr>
       </w:pPr>
       <w:r>
+        <w:rPr>
+          <w:lang w:val="es-ES_tradnl"/>
+        </w:rPr>
         <w:t>Soporte y mantención posteriores a la transferencia (se acordarán por separado con DIDECO).</w:t>
       </w:r>
     </w:p>
     <w:p>
       <w:pPr>
         <w:pStyle w:val="Ttulo1"/>
+        <w:rPr>
+          <w:lang w:val="es-ES_tradnl"/>
+        </w:rPr>
       </w:pPr>
-      <w:bookmarkStart w:id="10" w:name="_Toc243680964"/>
+      <w:bookmarkStart w:id="10" w:name="_Toc243728832"/>
       <w:r>
+        <w:rPr>
+          <w:lang w:val="es-ES_tradnl"/>
+        </w:rPr>
         <w:t>4. Entregables y criterios de aceptación</w:t>
       </w:r>
       <w:bookmarkEnd w:id="10"/>
@@ -3162,8 +4081,14 @@
       <w:pPr>
         <w:pStyle w:val="Descripcin"/>
         <w:keepNext/>
+        <w:rPr>
+          <w:lang w:val="es-ES_tradnl"/>
+        </w:rPr>
       </w:pPr>
       <w:r>
+        <w:rPr>
+          <w:lang w:val="es-ES_tradnl"/>
+        </w:rPr>
         <w:t>Tabla 4 – Entregables del proyecto</w:t>
       </w:r>
     </w:p>
@@ -3204,12 +4129,16 @@
             <w:pPr>
               <w:spacing w:before="40" w:after="40" w:line="240" w:lineRule="auto"/>
               <w:jc w:val="center"/>
+              <w:rPr>
+                <w:lang w:val="es-ES_tradnl"/>
+              </w:rPr>
             </w:pPr>
             <w:r>
               <w:rPr>
                 <w:b/>
                 <w:color w:val="FFFFFF"/>
                 <w:sz w:val="16"/>
+                <w:lang w:val="es-ES_tradnl"/>
               </w:rPr>
               <w:t>Cód.</w:t>
             </w:r>
@@ -3224,12 +4153,16 @@
             <w:pPr>
               <w:spacing w:before="40" w:after="40" w:line="240" w:lineRule="auto"/>
               <w:jc w:val="center"/>
+              <w:rPr>
+                <w:lang w:val="es-ES_tradnl"/>
+              </w:rPr>
             </w:pPr>
             <w:r>
               <w:rPr>
                 <w:b/>
                 <w:color w:val="FFFFFF"/>
                 <w:sz w:val="16"/>
+                <w:lang w:val="es-ES_tradnl"/>
               </w:rPr>
               <w:t>Entregable</w:t>
             </w:r>
@@ -3244,12 +4177,16 @@
             <w:pPr>
               <w:spacing w:before="40" w:after="40" w:line="240" w:lineRule="auto"/>
               <w:jc w:val="center"/>
+              <w:rPr>
+                <w:lang w:val="es-ES_tradnl"/>
+              </w:rPr>
             </w:pPr>
             <w:r>
               <w:rPr>
                 <w:b/>
                 <w:color w:val="FFFFFF"/>
                 <w:sz w:val="16"/>
+                <w:lang w:val="es-ES_tradnl"/>
               </w:rPr>
               <w:t>Criterio de aceptación</w:t>
             </w:r>
@@ -3264,12 +4201,16 @@
             <w:pPr>
               <w:spacing w:before="40" w:after="40" w:line="240" w:lineRule="auto"/>
               <w:jc w:val="center"/>
+              <w:rPr>
+                <w:lang w:val="es-ES_tradnl"/>
+              </w:rPr>
             </w:pPr>
             <w:r>
               <w:rPr>
                 <w:b/>
                 <w:color w:val="FFFFFF"/>
                 <w:sz w:val="16"/>
+                <w:lang w:val="es-ES_tradnl"/>
               </w:rPr>
               <w:t>Fecha objetivo</w:t>
             </w:r>
@@ -3290,10 +4231,14 @@
             <w:pPr>
               <w:spacing w:before="40" w:after="40" w:line="240" w:lineRule="auto"/>
               <w:jc w:val="left"/>
-            </w:pPr>
-            <w:r>
-              <w:rPr>
-                <w:sz w:val="16"/>
+              <w:rPr>
+                <w:lang w:val="es-ES_tradnl"/>
+              </w:rPr>
+            </w:pPr>
+            <w:r>
+              <w:rPr>
+                <w:sz w:val="16"/>
+                <w:lang w:val="es-ES_tradnl"/>
               </w:rPr>
               <w:t>E1</w:t>
             </w:r>
@@ -3308,10 +4253,14 @@
             <w:pPr>
               <w:spacing w:before="40" w:after="40" w:line="240" w:lineRule="auto"/>
               <w:jc w:val="left"/>
-            </w:pPr>
-            <w:r>
-              <w:rPr>
-                <w:sz w:val="16"/>
+              <w:rPr>
+                <w:lang w:val="es-ES_tradnl"/>
+              </w:rPr>
+            </w:pPr>
+            <w:r>
+              <w:rPr>
+                <w:sz w:val="16"/>
+                <w:lang w:val="es-ES_tradnl"/>
               </w:rPr>
               <w:t>Acta de constitución y plan de gestión del proyecto</w:t>
             </w:r>
@@ -3326,10 +4275,14 @@
             <w:pPr>
               <w:spacing w:before="40" w:after="40" w:line="240" w:lineRule="auto"/>
               <w:jc w:val="left"/>
-            </w:pPr>
-            <w:r>
-              <w:rPr>
-                <w:sz w:val="16"/>
+              <w:rPr>
+                <w:lang w:val="es-ES_tradnl"/>
+              </w:rPr>
+            </w:pPr>
+            <w:r>
+              <w:rPr>
+                <w:sz w:val="16"/>
+                <w:lang w:val="es-ES_tradnl"/>
               </w:rPr>
               <w:t>Documentos aprobados por la contraparte</w:t>
             </w:r>
@@ -3344,10 +4297,14 @@
             <w:pPr>
               <w:spacing w:before="40" w:after="40" w:line="240" w:lineRule="auto"/>
               <w:jc w:val="left"/>
-            </w:pPr>
-            <w:r>
-              <w:rPr>
-                <w:sz w:val="16"/>
+              <w:rPr>
+                <w:lang w:val="es-ES_tradnl"/>
+              </w:rPr>
+            </w:pPr>
+            <w:r>
+              <w:rPr>
+                <w:sz w:val="16"/>
+                <w:lang w:val="es-ES_tradnl"/>
               </w:rPr>
               <w:t>11-09-2026</w:t>
             </w:r>
@@ -3368,10 +4325,14 @@
             <w:pPr>
               <w:spacing w:before="40" w:after="40" w:line="240" w:lineRule="auto"/>
               <w:jc w:val="left"/>
-            </w:pPr>
-            <w:r>
-              <w:rPr>
-                <w:sz w:val="16"/>
+              <w:rPr>
+                <w:lang w:val="es-ES_tradnl"/>
+              </w:rPr>
+            </w:pPr>
+            <w:r>
+              <w:rPr>
+                <w:sz w:val="16"/>
+                <w:lang w:val="es-ES_tradnl"/>
               </w:rPr>
               <w:t>E2</w:t>
             </w:r>
@@ -3386,12 +4347,32 @@
             <w:pPr>
               <w:spacing w:before="40" w:after="40" w:line="240" w:lineRule="auto"/>
               <w:jc w:val="left"/>
-            </w:pPr>
-            <w:r>
-              <w:rPr>
-                <w:sz w:val="16"/>
-              </w:rPr>
-              <w:t>Documentación de arquitectura, flujos de usuario y scoring (ARCHITECTURE, USER_FLOWS, SCORING)</w:t>
+              <w:rPr>
+                <w:lang w:val="es-ES_tradnl"/>
+              </w:rPr>
+            </w:pPr>
+            <w:r>
+              <w:rPr>
+                <w:sz w:val="16"/>
+                <w:lang w:val="es-ES_tradnl"/>
+              </w:rPr>
+              <w:t xml:space="preserve">Documentación de arquitectura, flujos de usuario y </w:t>
+            </w:r>
+            <w:proofErr w:type="spellStart"/>
+            <w:r>
+              <w:rPr>
+                <w:sz w:val="16"/>
+                <w:lang w:val="es-ES_tradnl"/>
+              </w:rPr>
+              <w:t>scoring</w:t>
+            </w:r>
+            <w:proofErr w:type="spellEnd"/>
+            <w:r>
+              <w:rPr>
+                <w:sz w:val="16"/>
+                <w:lang w:val="es-ES_tradnl"/>
+              </w:rPr>
+              <w:t xml:space="preserve"> (ARCHITECTURE, USER_FLOWS, SCORING)</w:t>
             </w:r>
           </w:p>
         </w:tc>
@@ -3404,10 +4385,14 @@
             <w:pPr>
               <w:spacing w:before="40" w:after="40" w:line="240" w:lineRule="auto"/>
               <w:jc w:val="left"/>
-            </w:pPr>
-            <w:r>
-              <w:rPr>
-                <w:sz w:val="16"/>
+              <w:rPr>
+                <w:lang w:val="es-ES_tradnl"/>
+              </w:rPr>
+            </w:pPr>
+            <w:r>
+              <w:rPr>
+                <w:sz w:val="16"/>
+                <w:lang w:val="es-ES_tradnl"/>
               </w:rPr>
               <w:t>Versiones vigentes publicadas en el repositorio académico</w:t>
             </w:r>
@@ -3422,10 +4407,14 @@
             <w:pPr>
               <w:spacing w:before="40" w:after="40" w:line="240" w:lineRule="auto"/>
               <w:jc w:val="left"/>
-            </w:pPr>
-            <w:r>
-              <w:rPr>
-                <w:sz w:val="16"/>
+              <w:rPr>
+                <w:lang w:val="es-ES_tradnl"/>
+              </w:rPr>
+            </w:pPr>
+            <w:r>
+              <w:rPr>
+                <w:sz w:val="16"/>
+                <w:lang w:val="es-ES_tradnl"/>
               </w:rPr>
               <w:t>23-10-2026</w:t>
             </w:r>
@@ -3446,10 +4435,14 @@
             <w:pPr>
               <w:spacing w:before="40" w:after="40" w:line="240" w:lineRule="auto"/>
               <w:jc w:val="left"/>
-            </w:pPr>
-            <w:r>
-              <w:rPr>
-                <w:sz w:val="16"/>
+              <w:rPr>
+                <w:lang w:val="es-ES_tradnl"/>
+              </w:rPr>
+            </w:pPr>
+            <w:r>
+              <w:rPr>
+                <w:sz w:val="16"/>
+                <w:lang w:val="es-ES_tradnl"/>
               </w:rPr>
               <w:t>E3</w:t>
             </w:r>
@@ -3464,12 +4457,32 @@
             <w:pPr>
               <w:spacing w:before="40" w:after="40" w:line="240" w:lineRule="auto"/>
               <w:jc w:val="left"/>
-            </w:pPr>
-            <w:r>
-              <w:rPr>
-                <w:sz w:val="16"/>
-              </w:rPr>
-              <w:t>Prototipo de alta fidelidad en Figma (24 pantallas)</w:t>
+              <w:rPr>
+                <w:lang w:val="es-ES_tradnl"/>
+              </w:rPr>
+            </w:pPr>
+            <w:r>
+              <w:rPr>
+                <w:sz w:val="16"/>
+                <w:lang w:val="es-ES_tradnl"/>
+              </w:rPr>
+              <w:t xml:space="preserve">Prototipo de alta fidelidad en </w:t>
+            </w:r>
+            <w:proofErr w:type="spellStart"/>
+            <w:r>
+              <w:rPr>
+                <w:sz w:val="16"/>
+                <w:lang w:val="es-ES_tradnl"/>
+              </w:rPr>
+              <w:t>Figma</w:t>
+            </w:r>
+            <w:proofErr w:type="spellEnd"/>
+            <w:r>
+              <w:rPr>
+                <w:sz w:val="16"/>
+                <w:lang w:val="es-ES_tradnl"/>
+              </w:rPr>
+              <w:t xml:space="preserve"> (24 pantallas)</w:t>
             </w:r>
           </w:p>
         </w:tc>
@@ -3482,10 +4495,14 @@
             <w:pPr>
               <w:spacing w:before="40" w:after="40" w:line="240" w:lineRule="auto"/>
               <w:jc w:val="left"/>
-            </w:pPr>
-            <w:r>
-              <w:rPr>
-                <w:sz w:val="16"/>
+              <w:rPr>
+                <w:lang w:val="es-ES_tradnl"/>
+              </w:rPr>
+            </w:pPr>
+            <w:r>
+              <w:rPr>
+                <w:sz w:val="16"/>
+                <w:lang w:val="es-ES_tradnl"/>
               </w:rPr>
               <w:t>Prototipo navegable revisado con DIDECO</w:t>
             </w:r>
@@ -3500,10 +4517,14 @@
             <w:pPr>
               <w:spacing w:before="40" w:after="40" w:line="240" w:lineRule="auto"/>
               <w:jc w:val="left"/>
-            </w:pPr>
-            <w:r>
-              <w:rPr>
-                <w:sz w:val="16"/>
+              <w:rPr>
+                <w:lang w:val="es-ES_tradnl"/>
+              </w:rPr>
+            </w:pPr>
+            <w:r>
+              <w:rPr>
+                <w:sz w:val="16"/>
+                <w:lang w:val="es-ES_tradnl"/>
               </w:rPr>
               <w:t>23-10-2026</w:t>
             </w:r>
@@ -3524,10 +4545,14 @@
             <w:pPr>
               <w:spacing w:before="40" w:after="40" w:line="240" w:lineRule="auto"/>
               <w:jc w:val="left"/>
-            </w:pPr>
-            <w:r>
-              <w:rPr>
-                <w:sz w:val="16"/>
+              <w:rPr>
+                <w:lang w:val="es-ES_tradnl"/>
+              </w:rPr>
+            </w:pPr>
+            <w:r>
+              <w:rPr>
+                <w:sz w:val="16"/>
+                <w:lang w:val="es-ES_tradnl"/>
               </w:rPr>
               <w:t>E4</w:t>
             </w:r>
@@ -3542,10 +4567,14 @@
             <w:pPr>
               <w:spacing w:before="40" w:after="40" w:line="240" w:lineRule="auto"/>
               <w:jc w:val="left"/>
-            </w:pPr>
-            <w:r>
-              <w:rPr>
-                <w:sz w:val="16"/>
+              <w:rPr>
+                <w:lang w:val="es-ES_tradnl"/>
+              </w:rPr>
+            </w:pPr>
+            <w:r>
+              <w:rPr>
+                <w:sz w:val="16"/>
+                <w:lang w:val="es-ES_tradnl"/>
               </w:rPr>
               <w:t>Aplicación móvil Android con nueve juegos y módulos de adulto mayor y cuidador</w:t>
             </w:r>
@@ -3560,10 +4589,14 @@
             <w:pPr>
               <w:spacing w:before="40" w:after="40" w:line="240" w:lineRule="auto"/>
               <w:jc w:val="left"/>
-            </w:pPr>
-            <w:r>
-              <w:rPr>
-                <w:sz w:val="16"/>
+              <w:rPr>
+                <w:lang w:val="es-ES_tradnl"/>
+              </w:rPr>
+            </w:pPr>
+            <w:r>
+              <w:rPr>
+                <w:sz w:val="16"/>
+                <w:lang w:val="es-ES_tradnl"/>
               </w:rPr>
               <w:t>Todos los casos de uso UC01–UC16 aprobados en pruebas de aceptación</w:t>
             </w:r>
@@ -3578,10 +4611,14 @@
             <w:pPr>
               <w:spacing w:before="40" w:after="40" w:line="240" w:lineRule="auto"/>
               <w:jc w:val="left"/>
-            </w:pPr>
-            <w:r>
-              <w:rPr>
-                <w:sz w:val="16"/>
+              <w:rPr>
+                <w:lang w:val="es-ES_tradnl"/>
+              </w:rPr>
+            </w:pPr>
+            <w:r>
+              <w:rPr>
+                <w:sz w:val="16"/>
+                <w:lang w:val="es-ES_tradnl"/>
               </w:rPr>
               <w:t>13-11-2026</w:t>
             </w:r>
@@ -3602,10 +4639,14 @@
             <w:pPr>
               <w:spacing w:before="40" w:after="40" w:line="240" w:lineRule="auto"/>
               <w:jc w:val="left"/>
-            </w:pPr>
-            <w:r>
-              <w:rPr>
-                <w:sz w:val="16"/>
+              <w:rPr>
+                <w:lang w:val="es-ES_tradnl"/>
+              </w:rPr>
+            </w:pPr>
+            <w:r>
+              <w:rPr>
+                <w:sz w:val="16"/>
+                <w:lang w:val="es-ES_tradnl"/>
               </w:rPr>
               <w:t>E5</w:t>
             </w:r>
@@ -3620,12 +4661,32 @@
             <w:pPr>
               <w:spacing w:before="40" w:after="40" w:line="240" w:lineRule="auto"/>
               <w:jc w:val="left"/>
-            </w:pPr>
-            <w:r>
-              <w:rPr>
-                <w:sz w:val="16"/>
-              </w:rPr>
-              <w:t>Servicio de análisis (FastAPI) con scoring y generación de reporte</w:t>
+              <w:rPr>
+                <w:lang w:val="es-ES_tradnl"/>
+              </w:rPr>
+            </w:pPr>
+            <w:r>
+              <w:rPr>
+                <w:sz w:val="16"/>
+                <w:lang w:val="es-ES_tradnl"/>
+              </w:rPr>
+              <w:t xml:space="preserve">Servicio de análisis (FastAPI) con </w:t>
+            </w:r>
+            <w:proofErr w:type="spellStart"/>
+            <w:r>
+              <w:rPr>
+                <w:sz w:val="16"/>
+                <w:lang w:val="es-ES_tradnl"/>
+              </w:rPr>
+              <w:t>scoring</w:t>
+            </w:r>
+            <w:proofErr w:type="spellEnd"/>
+            <w:r>
+              <w:rPr>
+                <w:sz w:val="16"/>
+                <w:lang w:val="es-ES_tradnl"/>
+              </w:rPr>
+              <w:t xml:space="preserve"> y generación de reporte</w:t>
             </w:r>
           </w:p>
         </w:tc>
@@ -3638,12 +4699,32 @@
             <w:pPr>
               <w:spacing w:before="40" w:after="40" w:line="240" w:lineRule="auto"/>
               <w:jc w:val="left"/>
-            </w:pPr>
-            <w:r>
-              <w:rPr>
-                <w:sz w:val="16"/>
-              </w:rPr>
-              <w:t>Pruebas unitarias del scoring con los casos de SCORING §4.2 aprobadas</w:t>
+              <w:rPr>
+                <w:lang w:val="es-ES_tradnl"/>
+              </w:rPr>
+            </w:pPr>
+            <w:r>
+              <w:rPr>
+                <w:sz w:val="16"/>
+                <w:lang w:val="es-ES_tradnl"/>
+              </w:rPr>
+              <w:t xml:space="preserve">Pruebas unitarias del </w:t>
+            </w:r>
+            <w:proofErr w:type="spellStart"/>
+            <w:r>
+              <w:rPr>
+                <w:sz w:val="16"/>
+                <w:lang w:val="es-ES_tradnl"/>
+              </w:rPr>
+              <w:t>scoring</w:t>
+            </w:r>
+            <w:proofErr w:type="spellEnd"/>
+            <w:r>
+              <w:rPr>
+                <w:sz w:val="16"/>
+                <w:lang w:val="es-ES_tradnl"/>
+              </w:rPr>
+              <w:t xml:space="preserve"> con los casos de SCORING §4.2 aprobadas</w:t>
             </w:r>
           </w:p>
         </w:tc>
@@ -3656,10 +4737,14 @@
             <w:pPr>
               <w:spacing w:before="40" w:after="40" w:line="240" w:lineRule="auto"/>
               <w:jc w:val="left"/>
-            </w:pPr>
-            <w:r>
-              <w:rPr>
-                <w:sz w:val="16"/>
+              <w:rPr>
+                <w:lang w:val="es-ES_tradnl"/>
+              </w:rPr>
+            </w:pPr>
+            <w:r>
+              <w:rPr>
+                <w:sz w:val="16"/>
+                <w:lang w:val="es-ES_tradnl"/>
               </w:rPr>
               <w:t>23-10-2026</w:t>
             </w:r>
@@ -3680,10 +4765,14 @@
             <w:pPr>
               <w:spacing w:before="40" w:after="40" w:line="240" w:lineRule="auto"/>
               <w:jc w:val="left"/>
-            </w:pPr>
-            <w:r>
-              <w:rPr>
-                <w:sz w:val="16"/>
+              <w:rPr>
+                <w:lang w:val="es-ES_tradnl"/>
+              </w:rPr>
+            </w:pPr>
+            <w:r>
+              <w:rPr>
+                <w:sz w:val="16"/>
+                <w:lang w:val="es-ES_tradnl"/>
               </w:rPr>
               <w:t>E6</w:t>
             </w:r>
@@ -3698,10 +4787,14 @@
             <w:pPr>
               <w:spacing w:before="40" w:after="40" w:line="240" w:lineRule="auto"/>
               <w:jc w:val="left"/>
-            </w:pPr>
-            <w:r>
-              <w:rPr>
-                <w:sz w:val="16"/>
+              <w:rPr>
+                <w:lang w:val="es-ES_tradnl"/>
+              </w:rPr>
+            </w:pPr>
+            <w:r>
+              <w:rPr>
+                <w:sz w:val="16"/>
+                <w:lang w:val="es-ES_tradnl"/>
               </w:rPr>
               <w:t>Informe de usabilidad con tres sesiones de adultos mayores</w:t>
             </w:r>
@@ -3716,10 +4809,14 @@
             <w:pPr>
               <w:spacing w:before="40" w:after="40" w:line="240" w:lineRule="auto"/>
               <w:jc w:val="left"/>
-            </w:pPr>
-            <w:r>
-              <w:rPr>
-                <w:sz w:val="16"/>
+              <w:rPr>
+                <w:lang w:val="es-ES_tradnl"/>
+              </w:rPr>
+            </w:pPr>
+            <w:r>
+              <w:rPr>
+                <w:sz w:val="16"/>
+                <w:lang w:val="es-ES_tradnl"/>
               </w:rPr>
               <w:t>Tres sesiones documentadas con hallazgos y mejoras</w:t>
             </w:r>
@@ -3734,10 +4831,14 @@
             <w:pPr>
               <w:spacing w:before="40" w:after="40" w:line="240" w:lineRule="auto"/>
               <w:jc w:val="left"/>
-            </w:pPr>
-            <w:r>
-              <w:rPr>
-                <w:sz w:val="16"/>
+              <w:rPr>
+                <w:lang w:val="es-ES_tradnl"/>
+              </w:rPr>
+            </w:pPr>
+            <w:r>
+              <w:rPr>
+                <w:sz w:val="16"/>
+                <w:lang w:val="es-ES_tradnl"/>
               </w:rPr>
               <w:t>27-11-2026</w:t>
             </w:r>
@@ -3758,10 +4859,14 @@
             <w:pPr>
               <w:spacing w:before="40" w:after="40" w:line="240" w:lineRule="auto"/>
               <w:jc w:val="left"/>
-            </w:pPr>
-            <w:r>
-              <w:rPr>
-                <w:sz w:val="16"/>
+              <w:rPr>
+                <w:lang w:val="es-ES_tradnl"/>
+              </w:rPr>
+            </w:pPr>
+            <w:r>
+              <w:rPr>
+                <w:sz w:val="16"/>
+                <w:lang w:val="es-ES_tradnl"/>
               </w:rPr>
               <w:t>E7</w:t>
             </w:r>
@@ -3776,10 +4881,14 @@
             <w:pPr>
               <w:spacing w:before="40" w:after="40" w:line="240" w:lineRule="auto"/>
               <w:jc w:val="left"/>
-            </w:pPr>
-            <w:r>
-              <w:rPr>
-                <w:sz w:val="16"/>
+              <w:rPr>
+                <w:lang w:val="es-ES_tradnl"/>
+              </w:rPr>
+            </w:pPr>
+            <w:r>
+              <w:rPr>
+                <w:sz w:val="16"/>
+                <w:lang w:val="es-ES_tradnl"/>
               </w:rPr>
               <w:t>Aplicación publicada en Google Play</w:t>
             </w:r>
@@ -3794,10 +4903,14 @@
             <w:pPr>
               <w:spacing w:before="40" w:after="40" w:line="240" w:lineRule="auto"/>
               <w:jc w:val="left"/>
-            </w:pPr>
-            <w:r>
-              <w:rPr>
-                <w:sz w:val="16"/>
+              <w:rPr>
+                <w:lang w:val="es-ES_tradnl"/>
+              </w:rPr>
+            </w:pPr>
+            <w:r>
+              <w:rPr>
+                <w:sz w:val="16"/>
+                <w:lang w:val="es-ES_tradnl"/>
               </w:rPr>
               <w:t>Aplicación disponible en producción</w:t>
             </w:r>
@@ -3812,10 +4925,14 @@
             <w:pPr>
               <w:spacing w:before="40" w:after="40" w:line="240" w:lineRule="auto"/>
               <w:jc w:val="left"/>
-            </w:pPr>
-            <w:r>
-              <w:rPr>
-                <w:sz w:val="16"/>
+              <w:rPr>
+                <w:lang w:val="es-ES_tradnl"/>
+              </w:rPr>
+            </w:pPr>
+            <w:r>
+              <w:rPr>
+                <w:sz w:val="16"/>
+                <w:lang w:val="es-ES_tradnl"/>
               </w:rPr>
               <w:t>11-12-2026</w:t>
             </w:r>
@@ -3836,10 +4953,14 @@
             <w:pPr>
               <w:spacing w:before="40" w:after="40" w:line="240" w:lineRule="auto"/>
               <w:jc w:val="left"/>
-            </w:pPr>
-            <w:r>
-              <w:rPr>
-                <w:sz w:val="16"/>
+              <w:rPr>
+                <w:lang w:val="es-ES_tradnl"/>
+              </w:rPr>
+            </w:pPr>
+            <w:r>
+              <w:rPr>
+                <w:sz w:val="16"/>
+                <w:lang w:val="es-ES_tradnl"/>
               </w:rPr>
               <w:t>E8</w:t>
             </w:r>
@@ -3854,10 +4975,14 @@
             <w:pPr>
               <w:spacing w:before="40" w:after="40" w:line="240" w:lineRule="auto"/>
               <w:jc w:val="left"/>
-            </w:pPr>
-            <w:r>
-              <w:rPr>
-                <w:sz w:val="16"/>
+              <w:rPr>
+                <w:lang w:val="es-ES_tradnl"/>
+              </w:rPr>
+            </w:pPr>
+            <w:r>
+              <w:rPr>
+                <w:sz w:val="16"/>
+                <w:lang w:val="es-ES_tradnl"/>
               </w:rPr>
               <w:t>Documentación técnica y manuales (instalación, usuario, técnico)</w:t>
             </w:r>
@@ -3872,10 +4997,14 @@
             <w:pPr>
               <w:spacing w:before="40" w:after="40" w:line="240" w:lineRule="auto"/>
               <w:jc w:val="left"/>
-            </w:pPr>
-            <w:r>
-              <w:rPr>
-                <w:sz w:val="16"/>
+              <w:rPr>
+                <w:lang w:val="es-ES_tradnl"/>
+              </w:rPr>
+            </w:pPr>
+            <w:r>
+              <w:rPr>
+                <w:sz w:val="16"/>
+                <w:lang w:val="es-ES_tradnl"/>
               </w:rPr>
               <w:t>Validación por un tercero que instala sin ayuda</w:t>
             </w:r>
@@ -3890,10 +5019,14 @@
             <w:pPr>
               <w:spacing w:before="40" w:after="40" w:line="240" w:lineRule="auto"/>
               <w:jc w:val="left"/>
-            </w:pPr>
-            <w:r>
-              <w:rPr>
-                <w:sz w:val="16"/>
+              <w:rPr>
+                <w:lang w:val="es-ES_tradnl"/>
+              </w:rPr>
+            </w:pPr>
+            <w:r>
+              <w:rPr>
+                <w:sz w:val="16"/>
+                <w:lang w:val="es-ES_tradnl"/>
               </w:rPr>
               <w:t>18-12-2026</w:t>
             </w:r>
@@ -3914,10 +5047,14 @@
             <w:pPr>
               <w:spacing w:before="40" w:after="40" w:line="240" w:lineRule="auto"/>
               <w:jc w:val="left"/>
-            </w:pPr>
-            <w:r>
-              <w:rPr>
-                <w:sz w:val="16"/>
+              <w:rPr>
+                <w:lang w:val="es-ES_tradnl"/>
+              </w:rPr>
+            </w:pPr>
+            <w:r>
+              <w:rPr>
+                <w:sz w:val="16"/>
+                <w:lang w:val="es-ES_tradnl"/>
               </w:rPr>
               <w:t>E9</w:t>
             </w:r>
@@ -3932,10 +5069,14 @@
             <w:pPr>
               <w:spacing w:before="40" w:after="40" w:line="240" w:lineRule="auto"/>
               <w:jc w:val="left"/>
-            </w:pPr>
-            <w:r>
-              <w:rPr>
-                <w:sz w:val="16"/>
+              <w:rPr>
+                <w:lang w:val="es-ES_tradnl"/>
+              </w:rPr>
+            </w:pPr>
+            <w:r>
+              <w:rPr>
+                <w:sz w:val="16"/>
+                <w:lang w:val="es-ES_tradnl"/>
               </w:rPr>
               <w:t>Transferencia a DIDECO y defensa APT</w:t>
             </w:r>
@@ -3950,10 +5091,14 @@
             <w:pPr>
               <w:spacing w:before="40" w:after="40" w:line="240" w:lineRule="auto"/>
               <w:jc w:val="left"/>
-            </w:pPr>
-            <w:r>
-              <w:rPr>
-                <w:sz w:val="16"/>
+              <w:rPr>
+                <w:lang w:val="es-ES_tradnl"/>
+              </w:rPr>
+            </w:pPr>
+            <w:r>
+              <w:rPr>
+                <w:sz w:val="16"/>
+                <w:lang w:val="es-ES_tradnl"/>
               </w:rPr>
               <w:t>Acta de entrega firmada y defensa realizada</w:t>
             </w:r>
@@ -3968,10 +5113,14 @@
             <w:pPr>
               <w:spacing w:before="40" w:after="40" w:line="240" w:lineRule="auto"/>
               <w:jc w:val="left"/>
-            </w:pPr>
-            <w:r>
-              <w:rPr>
-                <w:sz w:val="16"/>
+              <w:rPr>
+                <w:lang w:val="es-ES_tradnl"/>
+              </w:rPr>
+            </w:pPr>
+            <w:r>
+              <w:rPr>
+                <w:sz w:val="16"/>
+                <w:lang w:val="es-ES_tradnl"/>
               </w:rPr>
               <w:t>20-12-2026</w:t>
             </w:r>
@@ -3982,14 +5131,23 @@
     <w:p>
       <w:pPr>
         <w:spacing w:after="80"/>
+        <w:rPr>
+          <w:lang w:val="es-ES_tradnl"/>
+        </w:rPr>
       </w:pPr>
     </w:p>
     <w:p>
       <w:pPr>
         <w:pStyle w:val="Ttulo1"/>
+        <w:rPr>
+          <w:lang w:val="es-ES_tradnl"/>
+        </w:rPr>
       </w:pPr>
-      <w:bookmarkStart w:id="11" w:name="_Toc243680965"/>
+      <w:bookmarkStart w:id="11" w:name="_Toc243728833"/>
       <w:r>
+        <w:rPr>
+          <w:lang w:val="es-ES_tradnl"/>
+        </w:rPr>
         <w:t>5. Hitos principales</w:t>
       </w:r>
       <w:bookmarkEnd w:id="11"/>
@@ -3998,8 +5156,14 @@
       <w:pPr>
         <w:pStyle w:val="Descripcin"/>
         <w:keepNext/>
+        <w:rPr>
+          <w:lang w:val="es-ES_tradnl"/>
+        </w:rPr>
       </w:pPr>
       <w:r>
+        <w:rPr>
+          <w:lang w:val="es-ES_tradnl"/>
+        </w:rPr>
         <w:t>Tabla 5 – Hitos del proyecto</w:t>
       </w:r>
     </w:p>
@@ -4040,12 +5204,16 @@
             <w:pPr>
               <w:spacing w:before="40" w:after="40" w:line="240" w:lineRule="auto"/>
               <w:jc w:val="center"/>
+              <w:rPr>
+                <w:lang w:val="es-ES_tradnl"/>
+              </w:rPr>
             </w:pPr>
             <w:r>
               <w:rPr>
                 <w:b/>
                 <w:color w:val="FFFFFF"/>
                 <w:sz w:val="16"/>
+                <w:lang w:val="es-ES_tradnl"/>
               </w:rPr>
               <w:t>Cód.</w:t>
             </w:r>
@@ -4060,12 +5228,16 @@
             <w:pPr>
               <w:spacing w:before="40" w:after="40" w:line="240" w:lineRule="auto"/>
               <w:jc w:val="center"/>
+              <w:rPr>
+                <w:lang w:val="es-ES_tradnl"/>
+              </w:rPr>
             </w:pPr>
             <w:r>
               <w:rPr>
                 <w:b/>
                 <w:color w:val="FFFFFF"/>
                 <w:sz w:val="16"/>
+                <w:lang w:val="es-ES_tradnl"/>
               </w:rPr>
               <w:t>Hito</w:t>
             </w:r>
@@ -4080,12 +5252,16 @@
             <w:pPr>
               <w:spacing w:before="40" w:after="40" w:line="240" w:lineRule="auto"/>
               <w:jc w:val="center"/>
+              <w:rPr>
+                <w:lang w:val="es-ES_tradnl"/>
+              </w:rPr>
             </w:pPr>
             <w:r>
               <w:rPr>
                 <w:b/>
                 <w:color w:val="FFFFFF"/>
                 <w:sz w:val="16"/>
+                <w:lang w:val="es-ES_tradnl"/>
               </w:rPr>
               <w:t>Fecha</w:t>
             </w:r>
@@ -4100,14 +5276,18 @@
             <w:pPr>
               <w:spacing w:before="40" w:after="40" w:line="240" w:lineRule="auto"/>
               <w:jc w:val="center"/>
+              <w:rPr>
+                <w:lang w:val="es-ES_tradnl"/>
+              </w:rPr>
             </w:pPr>
             <w:r>
               <w:rPr>
                 <w:b/>
                 <w:color w:val="FFFFFF"/>
                 <w:sz w:val="16"/>
-              </w:rPr>
-              <w:t>Estado al 23-10-2026</w:t>
+                <w:lang w:val="es-ES_tradnl"/>
+              </w:rPr>
+              <w:t>Estado al 24-10-2026</w:t>
             </w:r>
           </w:p>
         </w:tc>
@@ -4126,10 +5306,14 @@
             <w:pPr>
               <w:spacing w:before="40" w:after="40" w:line="240" w:lineRule="auto"/>
               <w:jc w:val="left"/>
-            </w:pPr>
-            <w:r>
-              <w:rPr>
-                <w:sz w:val="16"/>
+              <w:rPr>
+                <w:lang w:val="es-ES_tradnl"/>
+              </w:rPr>
+            </w:pPr>
+            <w:r>
+              <w:rPr>
+                <w:sz w:val="16"/>
+                <w:lang w:val="es-ES_tradnl"/>
               </w:rPr>
               <w:t>H1</w:t>
             </w:r>
@@ -4144,12 +5328,25 @@
             <w:pPr>
               <w:spacing w:before="40" w:after="40" w:line="240" w:lineRule="auto"/>
               <w:jc w:val="left"/>
-            </w:pPr>
-            <w:r>
-              <w:rPr>
-                <w:sz w:val="16"/>
-              </w:rPr>
-              <w:t>Spike técnico Flutter–FastAPI–OpenAI validado</w:t>
+              <w:rPr>
+                <w:lang w:val="es-ES_tradnl"/>
+              </w:rPr>
+            </w:pPr>
+            <w:proofErr w:type="spellStart"/>
+            <w:r>
+              <w:rPr>
+                <w:sz w:val="16"/>
+                <w:lang w:val="es-ES_tradnl"/>
+              </w:rPr>
+              <w:t>Spike</w:t>
+            </w:r>
+            <w:proofErr w:type="spellEnd"/>
+            <w:r>
+              <w:rPr>
+                <w:sz w:val="16"/>
+                <w:lang w:val="es-ES_tradnl"/>
+              </w:rPr>
+              <w:t xml:space="preserve"> técnico Flutter–FastAPI–OpenAI validado</w:t>
             </w:r>
           </w:p>
         </w:tc>
@@ -4162,10 +5359,14 @@
             <w:pPr>
               <w:spacing w:before="40" w:after="40" w:line="240" w:lineRule="auto"/>
               <w:jc w:val="left"/>
-            </w:pPr>
-            <w:r>
-              <w:rPr>
-                <w:sz w:val="16"/>
+              <w:rPr>
+                <w:lang w:val="es-ES_tradnl"/>
+              </w:rPr>
+            </w:pPr>
+            <w:r>
+              <w:rPr>
+                <w:sz w:val="16"/>
+                <w:lang w:val="es-ES_tradnl"/>
               </w:rPr>
               <w:t>04-09-2026</w:t>
             </w:r>
@@ -4180,10 +5381,14 @@
             <w:pPr>
               <w:spacing w:before="40" w:after="40" w:line="240" w:lineRule="auto"/>
               <w:jc w:val="left"/>
-            </w:pPr>
-            <w:r>
-              <w:rPr>
-                <w:sz w:val="16"/>
+              <w:rPr>
+                <w:lang w:val="es-ES_tradnl"/>
+              </w:rPr>
+            </w:pPr>
+            <w:r>
+              <w:rPr>
+                <w:sz w:val="16"/>
+                <w:lang w:val="es-ES_tradnl"/>
               </w:rPr>
               <w:t>Cumplido</w:t>
             </w:r>
@@ -4204,10 +5409,14 @@
             <w:pPr>
               <w:spacing w:before="40" w:after="40" w:line="240" w:lineRule="auto"/>
               <w:jc w:val="left"/>
-            </w:pPr>
-            <w:r>
-              <w:rPr>
-                <w:sz w:val="16"/>
+              <w:rPr>
+                <w:lang w:val="es-ES_tradnl"/>
+              </w:rPr>
+            </w:pPr>
+            <w:r>
+              <w:rPr>
+                <w:sz w:val="16"/>
+                <w:lang w:val="es-ES_tradnl"/>
               </w:rPr>
               <w:t>H2</w:t>
             </w:r>
@@ -4222,12 +5431,32 @@
             <w:pPr>
               <w:spacing w:before="40" w:after="40" w:line="240" w:lineRule="auto"/>
               <w:jc w:val="left"/>
-            </w:pPr>
-            <w:r>
-              <w:rPr>
-                <w:sz w:val="16"/>
-              </w:rPr>
-              <w:t>Fin Sprint 1: identidad y modos (F1–F3) y scoring v1.0</w:t>
+              <w:rPr>
+                <w:lang w:val="es-ES_tradnl"/>
+              </w:rPr>
+            </w:pPr>
+            <w:r>
+              <w:rPr>
+                <w:sz w:val="16"/>
+                <w:lang w:val="es-ES_tradnl"/>
+              </w:rPr>
+              <w:t xml:space="preserve">Fin Sprint 2: identidad y modos (F1–F3) y </w:t>
+            </w:r>
+            <w:proofErr w:type="spellStart"/>
+            <w:r>
+              <w:rPr>
+                <w:sz w:val="16"/>
+                <w:lang w:val="es-ES_tradnl"/>
+              </w:rPr>
+              <w:t>scoring</w:t>
+            </w:r>
+            <w:proofErr w:type="spellEnd"/>
+            <w:r>
+              <w:rPr>
+                <w:sz w:val="16"/>
+                <w:lang w:val="es-ES_tradnl"/>
+              </w:rPr>
+              <w:t xml:space="preserve"> v1.0</w:t>
             </w:r>
           </w:p>
         </w:tc>
@@ -4240,24 +5469,16 @@
             <w:pPr>
               <w:spacing w:before="40" w:after="40" w:line="240" w:lineRule="auto"/>
               <w:jc w:val="left"/>
-            </w:pPr>
-            <w:r>
-              <w:rPr>
-                <w:sz w:val="16"/>
-              </w:rPr>
-              <w:t>0</w:t>
-            </w:r>
-            <w:r>
-              <w:rPr>
-                <w:sz w:val="16"/>
-              </w:rPr>
-              <w:t>7-09</w:t>
-            </w:r>
-            <w:r>
-              <w:rPr>
-                <w:sz w:val="16"/>
-              </w:rPr>
-              <w:t>-2026</w:t>
+              <w:rPr>
+                <w:lang w:val="es-ES_tradnl"/>
+              </w:rPr>
+            </w:pPr>
+            <w:r>
+              <w:rPr>
+                <w:sz w:val="16"/>
+                <w:lang w:val="es-ES_tradnl"/>
+              </w:rPr>
+              <w:t>02-10-2026</w:t>
             </w:r>
           </w:p>
         </w:tc>
@@ -4270,10 +5491,14 @@
             <w:pPr>
               <w:spacing w:before="40" w:after="40" w:line="240" w:lineRule="auto"/>
               <w:jc w:val="left"/>
-            </w:pPr>
-            <w:r>
-              <w:rPr>
-                <w:sz w:val="16"/>
+              <w:rPr>
+                <w:lang w:val="es-ES_tradnl"/>
+              </w:rPr>
+            </w:pPr>
+            <w:r>
+              <w:rPr>
+                <w:sz w:val="16"/>
+                <w:lang w:val="es-ES_tradnl"/>
               </w:rPr>
               <w:t>Cumplido</w:t>
             </w:r>
@@ -4294,10 +5519,14 @@
             <w:pPr>
               <w:spacing w:before="40" w:after="40" w:line="240" w:lineRule="auto"/>
               <w:jc w:val="left"/>
-            </w:pPr>
-            <w:r>
-              <w:rPr>
-                <w:sz w:val="16"/>
+              <w:rPr>
+                <w:lang w:val="es-ES_tradnl"/>
+              </w:rPr>
+            </w:pPr>
+            <w:r>
+              <w:rPr>
+                <w:sz w:val="16"/>
+                <w:lang w:val="es-ES_tradnl"/>
               </w:rPr>
               <w:t>H3</w:t>
             </w:r>
@@ -4312,12 +5541,48 @@
             <w:pPr>
               <w:spacing w:before="40" w:after="40" w:line="240" w:lineRule="auto"/>
               <w:jc w:val="left"/>
-            </w:pPr>
-            <w:r>
-              <w:rPr>
-                <w:sz w:val="16"/>
-              </w:rPr>
-              <w:t>Fin Sprint 2: prototipo Figma cerrado y analizador con scoring v1.1</w:t>
+              <w:rPr>
+                <w:lang w:val="es-ES_tradnl"/>
+              </w:rPr>
+            </w:pPr>
+            <w:r>
+              <w:rPr>
+                <w:sz w:val="16"/>
+                <w:lang w:val="es-ES_tradnl"/>
+              </w:rPr>
+              <w:t xml:space="preserve">Fin Sprint 3: prototipo </w:t>
+            </w:r>
+            <w:proofErr w:type="spellStart"/>
+            <w:r>
+              <w:rPr>
+                <w:sz w:val="16"/>
+                <w:lang w:val="es-ES_tradnl"/>
+              </w:rPr>
+              <w:t>Figma</w:t>
+            </w:r>
+            <w:proofErr w:type="spellEnd"/>
+            <w:r>
+              <w:rPr>
+                <w:sz w:val="16"/>
+                <w:lang w:val="es-ES_tradnl"/>
+              </w:rPr>
+              <w:t xml:space="preserve"> cerrado y analizador con </w:t>
+            </w:r>
+            <w:proofErr w:type="spellStart"/>
+            <w:r>
+              <w:rPr>
+                <w:sz w:val="16"/>
+                <w:lang w:val="es-ES_tradnl"/>
+              </w:rPr>
+              <w:t>scoring</w:t>
+            </w:r>
+            <w:proofErr w:type="spellEnd"/>
+            <w:r>
+              <w:rPr>
+                <w:sz w:val="16"/>
+                <w:lang w:val="es-ES_tradnl"/>
+              </w:rPr>
+              <w:t xml:space="preserve"> v1.1</w:t>
             </w:r>
           </w:p>
         </w:tc>
@@ -4330,30 +5595,16 @@
             <w:pPr>
               <w:spacing w:before="40" w:after="40" w:line="240" w:lineRule="auto"/>
               <w:jc w:val="left"/>
-            </w:pPr>
-            <w:r>
-              <w:rPr>
-                <w:sz w:val="16"/>
-              </w:rPr>
-              <w:t>30</w:t>
-            </w:r>
-            <w:r>
-              <w:rPr>
-                <w:sz w:val="16"/>
-              </w:rPr>
-              <w:t>-</w:t>
-            </w:r>
-            <w:r>
-              <w:rPr>
-                <w:sz w:val="16"/>
-              </w:rPr>
-              <w:t>09</w:t>
-            </w:r>
-            <w:r>
-              <w:rPr>
-                <w:sz w:val="16"/>
-              </w:rPr>
-              <w:t>-2026</w:t>
+              <w:rPr>
+                <w:lang w:val="es-ES_tradnl"/>
+              </w:rPr>
+            </w:pPr>
+            <w:r>
+              <w:rPr>
+                <w:sz w:val="16"/>
+                <w:lang w:val="es-ES_tradnl"/>
+              </w:rPr>
+              <w:t>23-10-2026</w:t>
             </w:r>
           </w:p>
         </w:tc>
@@ -4366,10 +5617,14 @@
             <w:pPr>
               <w:spacing w:before="40" w:after="40" w:line="240" w:lineRule="auto"/>
               <w:jc w:val="left"/>
-            </w:pPr>
-            <w:r>
-              <w:rPr>
-                <w:sz w:val="16"/>
+              <w:rPr>
+                <w:lang w:val="es-ES_tradnl"/>
+              </w:rPr>
+            </w:pPr>
+            <w:r>
+              <w:rPr>
+                <w:sz w:val="16"/>
+                <w:lang w:val="es-ES_tradnl"/>
               </w:rPr>
               <w:t>Cumplido</w:t>
             </w:r>
@@ -4390,10 +5645,14 @@
             <w:pPr>
               <w:spacing w:before="40" w:after="40" w:line="240" w:lineRule="auto"/>
               <w:jc w:val="left"/>
-            </w:pPr>
-            <w:r>
-              <w:rPr>
-                <w:sz w:val="16"/>
+              <w:rPr>
+                <w:lang w:val="es-ES_tradnl"/>
+              </w:rPr>
+            </w:pPr>
+            <w:r>
+              <w:rPr>
+                <w:sz w:val="16"/>
+                <w:lang w:val="es-ES_tradnl"/>
               </w:rPr>
               <w:t>H4</w:t>
             </w:r>
@@ -4408,12 +5667,16 @@
             <w:pPr>
               <w:spacing w:before="40" w:after="40" w:line="240" w:lineRule="auto"/>
               <w:jc w:val="left"/>
-            </w:pPr>
-            <w:r>
-              <w:rPr>
-                <w:sz w:val="16"/>
-              </w:rPr>
-              <w:t>Fin Sprint 3: nueve juegos, módulo cuidador y apertura de prueba cerrada</w:t>
+              <w:rPr>
+                <w:lang w:val="es-ES_tradnl"/>
+              </w:rPr>
+            </w:pPr>
+            <w:r>
+              <w:rPr>
+                <w:sz w:val="16"/>
+                <w:lang w:val="es-ES_tradnl"/>
+              </w:rPr>
+              <w:t>Fin Sprint 4: nueve juegos, módulo cuidador y apertura de prueba cerrada</w:t>
             </w:r>
           </w:p>
         </w:tc>
@@ -4426,30 +5689,16 @@
             <w:pPr>
               <w:spacing w:before="40" w:after="40" w:line="240" w:lineRule="auto"/>
               <w:jc w:val="left"/>
-            </w:pPr>
-            <w:r>
-              <w:rPr>
-                <w:sz w:val="16"/>
-              </w:rPr>
-              <w:t>25</w:t>
-            </w:r>
-            <w:r>
-              <w:rPr>
-                <w:sz w:val="16"/>
-              </w:rPr>
-              <w:t>-1</w:t>
-            </w:r>
-            <w:r>
-              <w:rPr>
-                <w:sz w:val="16"/>
-              </w:rPr>
-              <w:t>0</w:t>
-            </w:r>
-            <w:r>
-              <w:rPr>
-                <w:sz w:val="16"/>
-              </w:rPr>
-              <w:t>-2026</w:t>
+              <w:rPr>
+                <w:lang w:val="es-ES_tradnl"/>
+              </w:rPr>
+            </w:pPr>
+            <w:r>
+              <w:rPr>
+                <w:sz w:val="16"/>
+                <w:lang w:val="es-ES_tradnl"/>
+              </w:rPr>
+              <w:t>13-11-2026</w:t>
             </w:r>
           </w:p>
         </w:tc>
@@ -4462,12 +5711,16 @@
             <w:pPr>
               <w:spacing w:before="40" w:after="40" w:line="240" w:lineRule="auto"/>
               <w:jc w:val="left"/>
-            </w:pPr>
-            <w:r>
-              <w:rPr>
-                <w:sz w:val="16"/>
-              </w:rPr>
-              <w:t>En revision</w:t>
+              <w:rPr>
+                <w:lang w:val="es-ES_tradnl"/>
+              </w:rPr>
+            </w:pPr>
+            <w:r>
+              <w:rPr>
+                <w:sz w:val="16"/>
+                <w:lang w:val="es-ES_tradnl"/>
+              </w:rPr>
+              <w:t>Planificado</w:t>
             </w:r>
           </w:p>
         </w:tc>
@@ -4486,10 +5739,14 @@
             <w:pPr>
               <w:spacing w:before="40" w:after="40" w:line="240" w:lineRule="auto"/>
               <w:jc w:val="left"/>
-            </w:pPr>
-            <w:r>
-              <w:rPr>
-                <w:sz w:val="16"/>
+              <w:rPr>
+                <w:lang w:val="es-ES_tradnl"/>
+              </w:rPr>
+            </w:pPr>
+            <w:r>
+              <w:rPr>
+                <w:sz w:val="16"/>
+                <w:lang w:val="es-ES_tradnl"/>
               </w:rPr>
               <w:t>H5</w:t>
             </w:r>
@@ -4504,10 +5761,14 @@
             <w:pPr>
               <w:spacing w:before="40" w:after="40" w:line="240" w:lineRule="auto"/>
               <w:jc w:val="left"/>
-            </w:pPr>
-            <w:r>
-              <w:rPr>
-                <w:sz w:val="16"/>
+              <w:rPr>
+                <w:lang w:val="es-ES_tradnl"/>
+              </w:rPr>
+            </w:pPr>
+            <w:r>
+              <w:rPr>
+                <w:sz w:val="16"/>
+                <w:lang w:val="es-ES_tradnl"/>
               </w:rPr>
               <w:t>Fin de la prueba cerrada y sesiones con adultos mayores</w:t>
             </w:r>
@@ -4522,10 +5783,14 @@
             <w:pPr>
               <w:spacing w:before="40" w:after="40" w:line="240" w:lineRule="auto"/>
               <w:jc w:val="left"/>
-            </w:pPr>
-            <w:r>
-              <w:rPr>
-                <w:sz w:val="16"/>
+              <w:rPr>
+                <w:lang w:val="es-ES_tradnl"/>
+              </w:rPr>
+            </w:pPr>
+            <w:r>
+              <w:rPr>
+                <w:sz w:val="16"/>
+                <w:lang w:val="es-ES_tradnl"/>
               </w:rPr>
               <w:t>27-11-2026</w:t>
             </w:r>
@@ -4540,10 +5805,14 @@
             <w:pPr>
               <w:spacing w:before="40" w:after="40" w:line="240" w:lineRule="auto"/>
               <w:jc w:val="left"/>
-            </w:pPr>
-            <w:r>
-              <w:rPr>
-                <w:sz w:val="16"/>
+              <w:rPr>
+                <w:lang w:val="es-ES_tradnl"/>
+              </w:rPr>
+            </w:pPr>
+            <w:r>
+              <w:rPr>
+                <w:sz w:val="16"/>
+                <w:lang w:val="es-ES_tradnl"/>
               </w:rPr>
               <w:t>Planificado</w:t>
             </w:r>
@@ -4564,10 +5833,14 @@
             <w:pPr>
               <w:spacing w:before="40" w:after="40" w:line="240" w:lineRule="auto"/>
               <w:jc w:val="left"/>
-            </w:pPr>
-            <w:r>
-              <w:rPr>
-                <w:sz w:val="16"/>
+              <w:rPr>
+                <w:lang w:val="es-ES_tradnl"/>
+              </w:rPr>
+            </w:pPr>
+            <w:r>
+              <w:rPr>
+                <w:sz w:val="16"/>
+                <w:lang w:val="es-ES_tradnl"/>
               </w:rPr>
               <w:t>H6</w:t>
             </w:r>
@@ -4582,12 +5855,16 @@
             <w:pPr>
               <w:spacing w:before="40" w:after="40" w:line="240" w:lineRule="auto"/>
               <w:jc w:val="left"/>
-            </w:pPr>
-            <w:r>
-              <w:rPr>
-                <w:sz w:val="16"/>
-              </w:rPr>
-              <w:t>Fin Sprint 4: reporte PDF, ARCO y pulido de UX</w:t>
+              <w:rPr>
+                <w:lang w:val="es-ES_tradnl"/>
+              </w:rPr>
+            </w:pPr>
+            <w:r>
+              <w:rPr>
+                <w:sz w:val="16"/>
+                <w:lang w:val="es-ES_tradnl"/>
+              </w:rPr>
+              <w:t>Fin Sprint 5: reporte PDF, ARCO y pulido de UX</w:t>
             </w:r>
           </w:p>
         </w:tc>
@@ -4600,10 +5877,14 @@
             <w:pPr>
               <w:spacing w:before="40" w:after="40" w:line="240" w:lineRule="auto"/>
               <w:jc w:val="left"/>
-            </w:pPr>
-            <w:r>
-              <w:rPr>
-                <w:sz w:val="16"/>
+              <w:rPr>
+                <w:lang w:val="es-ES_tradnl"/>
+              </w:rPr>
+            </w:pPr>
+            <w:r>
+              <w:rPr>
+                <w:sz w:val="16"/>
+                <w:lang w:val="es-ES_tradnl"/>
               </w:rPr>
               <w:t>04-12-2026</w:t>
             </w:r>
@@ -4618,10 +5899,14 @@
             <w:pPr>
               <w:spacing w:before="40" w:after="40" w:line="240" w:lineRule="auto"/>
               <w:jc w:val="left"/>
-            </w:pPr>
-            <w:r>
-              <w:rPr>
-                <w:sz w:val="16"/>
+              <w:rPr>
+                <w:lang w:val="es-ES_tradnl"/>
+              </w:rPr>
+            </w:pPr>
+            <w:r>
+              <w:rPr>
+                <w:sz w:val="16"/>
+                <w:lang w:val="es-ES_tradnl"/>
               </w:rPr>
               <w:t>Planificado</w:t>
             </w:r>
@@ -4642,10 +5927,14 @@
             <w:pPr>
               <w:spacing w:before="40" w:after="40" w:line="240" w:lineRule="auto"/>
               <w:jc w:val="left"/>
-            </w:pPr>
-            <w:r>
-              <w:rPr>
-                <w:sz w:val="16"/>
+              <w:rPr>
+                <w:lang w:val="es-ES_tradnl"/>
+              </w:rPr>
+            </w:pPr>
+            <w:r>
+              <w:rPr>
+                <w:sz w:val="16"/>
+                <w:lang w:val="es-ES_tradnl"/>
               </w:rPr>
               <w:t>H7</w:t>
             </w:r>
@@ -4660,10 +5949,14 @@
             <w:pPr>
               <w:spacing w:before="40" w:after="40" w:line="240" w:lineRule="auto"/>
               <w:jc w:val="left"/>
-            </w:pPr>
-            <w:r>
-              <w:rPr>
-                <w:sz w:val="16"/>
+              <w:rPr>
+                <w:lang w:val="es-ES_tradnl"/>
+              </w:rPr>
+            </w:pPr>
+            <w:r>
+              <w:rPr>
+                <w:sz w:val="16"/>
+                <w:lang w:val="es-ES_tradnl"/>
               </w:rPr>
               <w:t>Publicación en producción en Google Play</w:t>
             </w:r>
@@ -4678,10 +5971,14 @@
             <w:pPr>
               <w:spacing w:before="40" w:after="40" w:line="240" w:lineRule="auto"/>
               <w:jc w:val="left"/>
-            </w:pPr>
-            <w:r>
-              <w:rPr>
-                <w:sz w:val="16"/>
+              <w:rPr>
+                <w:lang w:val="es-ES_tradnl"/>
+              </w:rPr>
+            </w:pPr>
+            <w:r>
+              <w:rPr>
+                <w:sz w:val="16"/>
+                <w:lang w:val="es-ES_tradnl"/>
               </w:rPr>
               <w:t>11-12-2026</w:t>
             </w:r>
@@ -4696,10 +5993,14 @@
             <w:pPr>
               <w:spacing w:before="40" w:after="40" w:line="240" w:lineRule="auto"/>
               <w:jc w:val="left"/>
-            </w:pPr>
-            <w:r>
-              <w:rPr>
-                <w:sz w:val="16"/>
+              <w:rPr>
+                <w:lang w:val="es-ES_tradnl"/>
+              </w:rPr>
+            </w:pPr>
+            <w:r>
+              <w:rPr>
+                <w:sz w:val="16"/>
+                <w:lang w:val="es-ES_tradnl"/>
               </w:rPr>
               <w:t>Planificado</w:t>
             </w:r>
@@ -4720,10 +6021,14 @@
             <w:pPr>
               <w:spacing w:before="40" w:after="40" w:line="240" w:lineRule="auto"/>
               <w:jc w:val="left"/>
-            </w:pPr>
-            <w:r>
-              <w:rPr>
-                <w:sz w:val="16"/>
+              <w:rPr>
+                <w:lang w:val="es-ES_tradnl"/>
+              </w:rPr>
+            </w:pPr>
+            <w:r>
+              <w:rPr>
+                <w:sz w:val="16"/>
+                <w:lang w:val="es-ES_tradnl"/>
               </w:rPr>
               <w:t>H8</w:t>
             </w:r>
@@ -4738,10 +6043,14 @@
             <w:pPr>
               <w:spacing w:before="40" w:after="40" w:line="240" w:lineRule="auto"/>
               <w:jc w:val="left"/>
-            </w:pPr>
-            <w:r>
-              <w:rPr>
-                <w:sz w:val="16"/>
+              <w:rPr>
+                <w:lang w:val="es-ES_tradnl"/>
+              </w:rPr>
+            </w:pPr>
+            <w:r>
+              <w:rPr>
+                <w:sz w:val="16"/>
+                <w:lang w:val="es-ES_tradnl"/>
               </w:rPr>
               <w:t>Transferencia a DIDECO y defensa APT</w:t>
             </w:r>
@@ -4756,10 +6065,14 @@
             <w:pPr>
               <w:spacing w:before="40" w:after="40" w:line="240" w:lineRule="auto"/>
               <w:jc w:val="left"/>
-            </w:pPr>
-            <w:r>
-              <w:rPr>
-                <w:sz w:val="16"/>
+              <w:rPr>
+                <w:lang w:val="es-ES_tradnl"/>
+              </w:rPr>
+            </w:pPr>
+            <w:r>
+              <w:rPr>
+                <w:sz w:val="16"/>
+                <w:lang w:val="es-ES_tradnl"/>
               </w:rPr>
               <w:t>20-12-2026</w:t>
             </w:r>
@@ -4774,10 +6087,14 @@
             <w:pPr>
               <w:spacing w:before="40" w:after="40" w:line="240" w:lineRule="auto"/>
               <w:jc w:val="left"/>
-            </w:pPr>
-            <w:r>
-              <w:rPr>
-                <w:sz w:val="16"/>
+              <w:rPr>
+                <w:lang w:val="es-ES_tradnl"/>
+              </w:rPr>
+            </w:pPr>
+            <w:r>
+              <w:rPr>
+                <w:sz w:val="16"/>
+                <w:lang w:val="es-ES_tradnl"/>
               </w:rPr>
               <w:t>Planificado</w:t>
             </w:r>
@@ -4788,34 +6105,63 @@
     <w:p>
       <w:pPr>
         <w:spacing w:after="80"/>
+        <w:rPr>
+          <w:lang w:val="es-ES_tradnl"/>
+        </w:rPr>
       </w:pPr>
     </w:p>
     <w:p>
+      <w:pPr>
+        <w:rPr>
+          <w:lang w:val="es-ES_tradnl"/>
+        </w:rPr>
+      </w:pPr>
       <w:r>
-        <w:t>Las revisiones de sprint con la contraparte se realizan el último viernes hábil de cada sprint: 11-09-2026 (S0), 02-10-2026 (S1), 23-10-2026 (S2), 13-11-2026 (S3), 04-12-2026 (S4), 18-12-2026 (S5).</w:t>
+        <w:rPr>
+          <w:lang w:val="es-ES_tradnl"/>
+        </w:rPr>
+        <w:t>Las revisiones de sprint con la contraparte se realizan el último viernes hábil de cada sprint: 11-09-2026 (S1), 02-10-2026 (S2), 23-10-2026 (S3), 13-11-2026 (S4), 04-12-2026 (S5), 18-12-2026 (CI).</w:t>
       </w:r>
     </w:p>
     <w:p>
       <w:pPr>
         <w:pStyle w:val="Ttulo1"/>
+        <w:rPr>
+          <w:lang w:val="es-ES_tradnl"/>
+        </w:rPr>
       </w:pPr>
-      <w:bookmarkStart w:id="12" w:name="_Toc243680966"/>
+      <w:bookmarkStart w:id="12" w:name="_Toc243728834"/>
       <w:r>
+        <w:rPr>
+          <w:lang w:val="es-ES_tradnl"/>
+        </w:rPr>
         <w:t>6. Presupuesto y valorización</w:t>
       </w:r>
       <w:bookmarkEnd w:id="12"/>
     </w:p>
     <w:p>
+      <w:pPr>
+        <w:rPr>
+          <w:lang w:val="es-ES_tradnl"/>
+        </w:rPr>
+      </w:pPr>
       <w:r>
+        <w:rPr>
+          <w:lang w:val="es-ES_tradnl"/>
+        </w:rPr>
         <w:t xml:space="preserve">Por tratarse de un proyecto académico, el equipo no cobra honorarios. Para dimensionar el valor del trabajo se aplica una </w:t>
       </w:r>
       <w:r>
         <w:rPr>
           <w:b/>
+          <w:lang w:val="es-ES_tradnl"/>
         </w:rPr>
         <w:t>valorización de mercado</w:t>
       </w:r>
       <w:r>
+        <w:rPr>
+          <w:lang w:val="es-ES_tradnl"/>
+        </w:rPr>
         <w:t>: cada hora se costea con tarifas referenciales de desarrolladores en Chile. El único desembolso real es el de infraestructura.</w:t>
       </w:r>
     </w:p>
@@ -4823,8 +6169,14 @@
       <w:pPr>
         <w:pStyle w:val="Descripcin"/>
         <w:keepNext/>
+        <w:rPr>
+          <w:lang w:val="es-ES_tradnl"/>
+        </w:rPr>
       </w:pPr>
       <w:r>
+        <w:rPr>
+          <w:lang w:val="es-ES_tradnl"/>
+        </w:rPr>
         <w:t>Tabla 6 – Costo de recursos humanos (valorización de mercado)</w:t>
       </w:r>
     </w:p>
@@ -4867,12 +6219,16 @@
             <w:pPr>
               <w:spacing w:before="40" w:after="40" w:line="240" w:lineRule="auto"/>
               <w:jc w:val="center"/>
+              <w:rPr>
+                <w:lang w:val="es-ES_tradnl"/>
+              </w:rPr>
             </w:pPr>
             <w:r>
               <w:rPr>
                 <w:b/>
                 <w:color w:val="FFFFFF"/>
                 <w:sz w:val="16"/>
+                <w:lang w:val="es-ES_tradnl"/>
               </w:rPr>
               <w:t>Integrante</w:t>
             </w:r>
@@ -4887,12 +6243,16 @@
             <w:pPr>
               <w:spacing w:before="40" w:after="40" w:line="240" w:lineRule="auto"/>
               <w:jc w:val="center"/>
+              <w:rPr>
+                <w:lang w:val="es-ES_tradnl"/>
+              </w:rPr>
             </w:pPr>
             <w:r>
               <w:rPr>
                 <w:b/>
                 <w:color w:val="FFFFFF"/>
                 <w:sz w:val="16"/>
+                <w:lang w:val="es-ES_tradnl"/>
               </w:rPr>
               <w:t>Rol</w:t>
             </w:r>
@@ -4907,12 +6267,16 @@
             <w:pPr>
               <w:spacing w:before="40" w:after="40" w:line="240" w:lineRule="auto"/>
               <w:jc w:val="center"/>
+              <w:rPr>
+                <w:lang w:val="es-ES_tradnl"/>
+              </w:rPr>
             </w:pPr>
             <w:r>
               <w:rPr>
                 <w:b/>
                 <w:color w:val="FFFFFF"/>
                 <w:sz w:val="16"/>
+                <w:lang w:val="es-ES_tradnl"/>
               </w:rPr>
               <w:t>h/mes</w:t>
             </w:r>
@@ -4927,12 +6291,16 @@
             <w:pPr>
               <w:spacing w:before="40" w:after="40" w:line="240" w:lineRule="auto"/>
               <w:jc w:val="center"/>
+              <w:rPr>
+                <w:lang w:val="es-ES_tradnl"/>
+              </w:rPr>
             </w:pPr>
             <w:r>
               <w:rPr>
                 <w:b/>
                 <w:color w:val="FFFFFF"/>
                 <w:sz w:val="16"/>
+                <w:lang w:val="es-ES_tradnl"/>
               </w:rPr>
               <w:t>Horas (4 meses)</w:t>
             </w:r>
@@ -4947,12 +6315,16 @@
             <w:pPr>
               <w:spacing w:before="40" w:after="40" w:line="240" w:lineRule="auto"/>
               <w:jc w:val="center"/>
+              <w:rPr>
+                <w:lang w:val="es-ES_tradnl"/>
+              </w:rPr>
             </w:pPr>
             <w:r>
               <w:rPr>
                 <w:b/>
                 <w:color w:val="FFFFFF"/>
                 <w:sz w:val="16"/>
+                <w:lang w:val="es-ES_tradnl"/>
               </w:rPr>
               <w:t>Tarifa/h</w:t>
             </w:r>
@@ -4967,12 +6339,16 @@
             <w:pPr>
               <w:spacing w:before="40" w:after="40" w:line="240" w:lineRule="auto"/>
               <w:jc w:val="center"/>
+              <w:rPr>
+                <w:lang w:val="es-ES_tradnl"/>
+              </w:rPr>
             </w:pPr>
             <w:r>
               <w:rPr>
                 <w:b/>
                 <w:color w:val="FFFFFF"/>
                 <w:sz w:val="16"/>
+                <w:lang w:val="es-ES_tradnl"/>
               </w:rPr>
               <w:t>Costo</w:t>
             </w:r>
@@ -4993,10 +6369,14 @@
             <w:pPr>
               <w:spacing w:before="40" w:after="40" w:line="240" w:lineRule="auto"/>
               <w:jc w:val="left"/>
-            </w:pPr>
-            <w:r>
-              <w:rPr>
-                <w:sz w:val="16"/>
+              <w:rPr>
+                <w:lang w:val="es-ES_tradnl"/>
+              </w:rPr>
+            </w:pPr>
+            <w:r>
+              <w:rPr>
+                <w:sz w:val="16"/>
+                <w:lang w:val="es-ES_tradnl"/>
               </w:rPr>
               <w:t>Daniela Castillo</w:t>
             </w:r>
@@ -5011,10 +6391,14 @@
             <w:pPr>
               <w:spacing w:before="40" w:after="40" w:line="240" w:lineRule="auto"/>
               <w:jc w:val="left"/>
-            </w:pPr>
-            <w:r>
-              <w:rPr>
-                <w:sz w:val="16"/>
+              <w:rPr>
+                <w:lang w:val="es-ES_tradnl"/>
+              </w:rPr>
+            </w:pPr>
+            <w:r>
+              <w:rPr>
+                <w:sz w:val="16"/>
+                <w:lang w:val="es-ES_tradnl"/>
               </w:rPr>
               <w:t>Líder técnica y jefa de proyecto</w:t>
             </w:r>
@@ -5029,10 +6413,14 @@
             <w:pPr>
               <w:spacing w:before="40" w:after="40" w:line="240" w:lineRule="auto"/>
               <w:jc w:val="left"/>
-            </w:pPr>
-            <w:r>
-              <w:rPr>
-                <w:sz w:val="16"/>
+              <w:rPr>
+                <w:lang w:val="es-ES_tradnl"/>
+              </w:rPr>
+            </w:pPr>
+            <w:r>
+              <w:rPr>
+                <w:sz w:val="16"/>
+                <w:lang w:val="es-ES_tradnl"/>
               </w:rPr>
               <w:t>80</w:t>
             </w:r>
@@ -5047,10 +6435,14 @@
             <w:pPr>
               <w:spacing w:before="40" w:after="40" w:line="240" w:lineRule="auto"/>
               <w:jc w:val="left"/>
-            </w:pPr>
-            <w:r>
-              <w:rPr>
-                <w:sz w:val="16"/>
+              <w:rPr>
+                <w:lang w:val="es-ES_tradnl"/>
+              </w:rPr>
+            </w:pPr>
+            <w:r>
+              <w:rPr>
+                <w:sz w:val="16"/>
+                <w:lang w:val="es-ES_tradnl"/>
               </w:rPr>
               <w:t>320</w:t>
             </w:r>
@@ -5065,10 +6457,14 @@
             <w:pPr>
               <w:spacing w:before="40" w:after="40" w:line="240" w:lineRule="auto"/>
               <w:jc w:val="left"/>
-            </w:pPr>
-            <w:r>
-              <w:rPr>
-                <w:sz w:val="16"/>
+              <w:rPr>
+                <w:lang w:val="es-ES_tradnl"/>
+              </w:rPr>
+            </w:pPr>
+            <w:r>
+              <w:rPr>
+                <w:sz w:val="16"/>
+                <w:lang w:val="es-ES_tradnl"/>
               </w:rPr>
               <w:t>$6.500</w:t>
             </w:r>
@@ -5083,10 +6479,14 @@
             <w:pPr>
               <w:spacing w:before="40" w:after="40" w:line="240" w:lineRule="auto"/>
               <w:jc w:val="left"/>
-            </w:pPr>
-            <w:r>
-              <w:rPr>
-                <w:sz w:val="16"/>
+              <w:rPr>
+                <w:lang w:val="es-ES_tradnl"/>
+              </w:rPr>
+            </w:pPr>
+            <w:r>
+              <w:rPr>
+                <w:sz w:val="16"/>
+                <w:lang w:val="es-ES_tradnl"/>
               </w:rPr>
               <w:t>$2.080.000</w:t>
             </w:r>
@@ -5107,10 +6507,14 @@
             <w:pPr>
               <w:spacing w:before="40" w:after="40" w:line="240" w:lineRule="auto"/>
               <w:jc w:val="left"/>
-            </w:pPr>
-            <w:r>
-              <w:rPr>
-                <w:sz w:val="16"/>
+              <w:rPr>
+                <w:lang w:val="es-ES_tradnl"/>
+              </w:rPr>
+            </w:pPr>
+            <w:r>
+              <w:rPr>
+                <w:sz w:val="16"/>
+                <w:lang w:val="es-ES_tradnl"/>
               </w:rPr>
               <w:t>Benjamín Valle</w:t>
             </w:r>
@@ -5125,10 +6529,14 @@
             <w:pPr>
               <w:spacing w:before="40" w:after="40" w:line="240" w:lineRule="auto"/>
               <w:jc w:val="left"/>
-            </w:pPr>
-            <w:r>
-              <w:rPr>
-                <w:sz w:val="16"/>
+              <w:rPr>
+                <w:lang w:val="es-ES_tradnl"/>
+              </w:rPr>
+            </w:pPr>
+            <w:r>
+              <w:rPr>
+                <w:sz w:val="16"/>
+                <w:lang w:val="es-ES_tradnl"/>
               </w:rPr>
               <w:t>Desarrollador frontend – módulo adulto mayor</w:t>
             </w:r>
@@ -5143,10 +6551,14 @@
             <w:pPr>
               <w:spacing w:before="40" w:after="40" w:line="240" w:lineRule="auto"/>
               <w:jc w:val="left"/>
-            </w:pPr>
-            <w:r>
-              <w:rPr>
-                <w:sz w:val="16"/>
+              <w:rPr>
+                <w:lang w:val="es-ES_tradnl"/>
+              </w:rPr>
+            </w:pPr>
+            <w:r>
+              <w:rPr>
+                <w:sz w:val="16"/>
+                <w:lang w:val="es-ES_tradnl"/>
               </w:rPr>
               <w:t>60</w:t>
             </w:r>
@@ -5161,10 +6573,14 @@
             <w:pPr>
               <w:spacing w:before="40" w:after="40" w:line="240" w:lineRule="auto"/>
               <w:jc w:val="left"/>
-            </w:pPr>
-            <w:r>
-              <w:rPr>
-                <w:sz w:val="16"/>
+              <w:rPr>
+                <w:lang w:val="es-ES_tradnl"/>
+              </w:rPr>
+            </w:pPr>
+            <w:r>
+              <w:rPr>
+                <w:sz w:val="16"/>
+                <w:lang w:val="es-ES_tradnl"/>
               </w:rPr>
               <w:t>240</w:t>
             </w:r>
@@ -5179,10 +6595,14 @@
             <w:pPr>
               <w:spacing w:before="40" w:after="40" w:line="240" w:lineRule="auto"/>
               <w:jc w:val="left"/>
-            </w:pPr>
-            <w:r>
-              <w:rPr>
-                <w:sz w:val="16"/>
+              <w:rPr>
+                <w:lang w:val="es-ES_tradnl"/>
+              </w:rPr>
+            </w:pPr>
+            <w:r>
+              <w:rPr>
+                <w:sz w:val="16"/>
+                <w:lang w:val="es-ES_tradnl"/>
               </w:rPr>
               <w:t>$5.500</w:t>
             </w:r>
@@ -5197,10 +6617,14 @@
             <w:pPr>
               <w:spacing w:before="40" w:after="40" w:line="240" w:lineRule="auto"/>
               <w:jc w:val="left"/>
-            </w:pPr>
-            <w:r>
-              <w:rPr>
-                <w:sz w:val="16"/>
+              <w:rPr>
+                <w:lang w:val="es-ES_tradnl"/>
+              </w:rPr>
+            </w:pPr>
+            <w:r>
+              <w:rPr>
+                <w:sz w:val="16"/>
+                <w:lang w:val="es-ES_tradnl"/>
               </w:rPr>
               <w:t>$1.320.000</w:t>
             </w:r>
@@ -5221,10 +6645,14 @@
             <w:pPr>
               <w:spacing w:before="40" w:after="40" w:line="240" w:lineRule="auto"/>
               <w:jc w:val="left"/>
-            </w:pPr>
-            <w:r>
-              <w:rPr>
-                <w:sz w:val="16"/>
+              <w:rPr>
+                <w:lang w:val="es-ES_tradnl"/>
+              </w:rPr>
+            </w:pPr>
+            <w:r>
+              <w:rPr>
+                <w:sz w:val="16"/>
+                <w:lang w:val="es-ES_tradnl"/>
               </w:rPr>
               <w:t>Eduardo Villanueva</w:t>
             </w:r>
@@ -5239,10 +6667,14 @@
             <w:pPr>
               <w:spacing w:before="40" w:after="40" w:line="240" w:lineRule="auto"/>
               <w:jc w:val="left"/>
-            </w:pPr>
-            <w:r>
-              <w:rPr>
-                <w:sz w:val="16"/>
+              <w:rPr>
+                <w:lang w:val="es-ES_tradnl"/>
+              </w:rPr>
+            </w:pPr>
+            <w:r>
+              <w:rPr>
+                <w:sz w:val="16"/>
+                <w:lang w:val="es-ES_tradnl"/>
               </w:rPr>
               <w:t>Desarrollador frontend y QA – módulo cuidador</w:t>
             </w:r>
@@ -5257,10 +6689,14 @@
             <w:pPr>
               <w:spacing w:before="40" w:after="40" w:line="240" w:lineRule="auto"/>
               <w:jc w:val="left"/>
-            </w:pPr>
-            <w:r>
-              <w:rPr>
-                <w:sz w:val="16"/>
+              <w:rPr>
+                <w:lang w:val="es-ES_tradnl"/>
+              </w:rPr>
+            </w:pPr>
+            <w:r>
+              <w:rPr>
+                <w:sz w:val="16"/>
+                <w:lang w:val="es-ES_tradnl"/>
               </w:rPr>
               <w:t>60</w:t>
             </w:r>
@@ -5275,10 +6711,14 @@
             <w:pPr>
               <w:spacing w:before="40" w:after="40" w:line="240" w:lineRule="auto"/>
               <w:jc w:val="left"/>
-            </w:pPr>
-            <w:r>
-              <w:rPr>
-                <w:sz w:val="16"/>
+              <w:rPr>
+                <w:lang w:val="es-ES_tradnl"/>
+              </w:rPr>
+            </w:pPr>
+            <w:r>
+              <w:rPr>
+                <w:sz w:val="16"/>
+                <w:lang w:val="es-ES_tradnl"/>
               </w:rPr>
               <w:t>240</w:t>
             </w:r>
@@ -5293,10 +6733,14 @@
             <w:pPr>
               <w:spacing w:before="40" w:after="40" w:line="240" w:lineRule="auto"/>
               <w:jc w:val="left"/>
-            </w:pPr>
-            <w:r>
-              <w:rPr>
-                <w:sz w:val="16"/>
+              <w:rPr>
+                <w:lang w:val="es-ES_tradnl"/>
+              </w:rPr>
+            </w:pPr>
+            <w:r>
+              <w:rPr>
+                <w:sz w:val="16"/>
+                <w:lang w:val="es-ES_tradnl"/>
               </w:rPr>
               <w:t>$5.500</w:t>
             </w:r>
@@ -5311,10 +6755,14 @@
             <w:pPr>
               <w:spacing w:before="40" w:after="40" w:line="240" w:lineRule="auto"/>
               <w:jc w:val="left"/>
-            </w:pPr>
-            <w:r>
-              <w:rPr>
-                <w:sz w:val="16"/>
+              <w:rPr>
+                <w:lang w:val="es-ES_tradnl"/>
+              </w:rPr>
+            </w:pPr>
+            <w:r>
+              <w:rPr>
+                <w:sz w:val="16"/>
+                <w:lang w:val="es-ES_tradnl"/>
               </w:rPr>
               <w:t>$1.320.000</w:t>
             </w:r>
@@ -5335,12 +6783,25 @@
             <w:pPr>
               <w:spacing w:before="40" w:after="40" w:line="240" w:lineRule="auto"/>
               <w:jc w:val="left"/>
-            </w:pPr>
-            <w:r>
-              <w:rPr>
-                <w:sz w:val="16"/>
-              </w:rPr>
-              <w:t>Total recursos humanos</w:t>
+              <w:rPr>
+                <w:lang w:val="es-ES_tradnl"/>
+              </w:rPr>
+            </w:pPr>
+            <w:proofErr w:type="gramStart"/>
+            <w:r>
+              <w:rPr>
+                <w:sz w:val="16"/>
+                <w:lang w:val="es-ES_tradnl"/>
+              </w:rPr>
+              <w:t>Total</w:t>
+            </w:r>
+            <w:proofErr w:type="gramEnd"/>
+            <w:r>
+              <w:rPr>
+                <w:sz w:val="16"/>
+                <w:lang w:val="es-ES_tradnl"/>
+              </w:rPr>
+              <w:t xml:space="preserve"> recursos humanos</w:t>
             </w:r>
           </w:p>
         </w:tc>
@@ -5353,6 +6814,9 @@
             <w:pPr>
               <w:spacing w:before="40" w:after="40" w:line="240" w:lineRule="auto"/>
               <w:jc w:val="left"/>
+              <w:rPr>
+                <w:lang w:val="es-ES_tradnl"/>
+              </w:rPr>
             </w:pPr>
           </w:p>
         </w:tc>
@@ -5365,10 +6829,14 @@
             <w:pPr>
               <w:spacing w:before="40" w:after="40" w:line="240" w:lineRule="auto"/>
               <w:jc w:val="left"/>
-            </w:pPr>
-            <w:r>
-              <w:rPr>
-                <w:sz w:val="16"/>
+              <w:rPr>
+                <w:lang w:val="es-ES_tradnl"/>
+              </w:rPr>
+            </w:pPr>
+            <w:r>
+              <w:rPr>
+                <w:sz w:val="16"/>
+                <w:lang w:val="es-ES_tradnl"/>
               </w:rPr>
               <w:t>200</w:t>
             </w:r>
@@ -5383,10 +6851,14 @@
             <w:pPr>
               <w:spacing w:before="40" w:after="40" w:line="240" w:lineRule="auto"/>
               <w:jc w:val="left"/>
-            </w:pPr>
-            <w:r>
-              <w:rPr>
-                <w:sz w:val="16"/>
+              <w:rPr>
+                <w:lang w:val="es-ES_tradnl"/>
+              </w:rPr>
+            </w:pPr>
+            <w:r>
+              <w:rPr>
+                <w:sz w:val="16"/>
+                <w:lang w:val="es-ES_tradnl"/>
               </w:rPr>
               <w:t>800</w:t>
             </w:r>
@@ -5401,12 +6873,32 @@
             <w:pPr>
               <w:spacing w:before="40" w:after="40" w:line="240" w:lineRule="auto"/>
               <w:jc w:val="left"/>
-            </w:pPr>
-            <w:r>
-              <w:rPr>
-                <w:sz w:val="16"/>
-              </w:rPr>
-              <w:t>$5.900 (pond.)</w:t>
+              <w:rPr>
+                <w:lang w:val="es-ES_tradnl"/>
+              </w:rPr>
+            </w:pPr>
+            <w:r>
+              <w:rPr>
+                <w:sz w:val="16"/>
+                <w:lang w:val="es-ES_tradnl"/>
+              </w:rPr>
+              <w:t>$5.900 (</w:t>
+            </w:r>
+            <w:proofErr w:type="spellStart"/>
+            <w:r>
+              <w:rPr>
+                <w:sz w:val="16"/>
+                <w:lang w:val="es-ES_tradnl"/>
+              </w:rPr>
+              <w:t>pond</w:t>
+            </w:r>
+            <w:proofErr w:type="spellEnd"/>
+            <w:r>
+              <w:rPr>
+                <w:sz w:val="16"/>
+                <w:lang w:val="es-ES_tradnl"/>
+              </w:rPr>
+              <w:t>.)</w:t>
             </w:r>
           </w:p>
         </w:tc>
@@ -5419,10 +6911,14 @@
             <w:pPr>
               <w:spacing w:before="40" w:after="40" w:line="240" w:lineRule="auto"/>
               <w:jc w:val="left"/>
-            </w:pPr>
-            <w:r>
-              <w:rPr>
-                <w:sz w:val="16"/>
+              <w:rPr>
+                <w:lang w:val="es-ES_tradnl"/>
+              </w:rPr>
+            </w:pPr>
+            <w:r>
+              <w:rPr>
+                <w:sz w:val="16"/>
+                <w:lang w:val="es-ES_tradnl"/>
               </w:rPr>
               <w:t>$4.720.000</w:t>
             </w:r>
@@ -5433,14 +6929,23 @@
     <w:p>
       <w:pPr>
         <w:spacing w:after="80"/>
+        <w:rPr>
+          <w:lang w:val="es-ES_tradnl"/>
+        </w:rPr>
       </w:pPr>
     </w:p>
     <w:p>
       <w:pPr>
         <w:pStyle w:val="Descripcin"/>
         <w:keepNext/>
+        <w:rPr>
+          <w:lang w:val="es-ES_tradnl"/>
+        </w:rPr>
       </w:pPr>
       <w:r>
+        <w:rPr>
+          <w:lang w:val="es-ES_tradnl"/>
+        </w:rPr>
         <w:t>Tabla 7 – Costos de infraestructura y servicios</w:t>
       </w:r>
     </w:p>
@@ -5480,12 +6985,16 @@
             <w:pPr>
               <w:spacing w:before="40" w:after="40" w:line="240" w:lineRule="auto"/>
               <w:jc w:val="center"/>
+              <w:rPr>
+                <w:lang w:val="es-ES_tradnl"/>
+              </w:rPr>
             </w:pPr>
             <w:r>
               <w:rPr>
                 <w:b/>
                 <w:color w:val="FFFFFF"/>
                 <w:sz w:val="16"/>
+                <w:lang w:val="es-ES_tradnl"/>
               </w:rPr>
               <w:t>Concepto</w:t>
             </w:r>
@@ -5500,12 +7009,16 @@
             <w:pPr>
               <w:spacing w:before="40" w:after="40" w:line="240" w:lineRule="auto"/>
               <w:jc w:val="center"/>
+              <w:rPr>
+                <w:lang w:val="es-ES_tradnl"/>
+              </w:rPr>
             </w:pPr>
             <w:r>
               <w:rPr>
                 <w:b/>
                 <w:color w:val="FFFFFF"/>
                 <w:sz w:val="16"/>
+                <w:lang w:val="es-ES_tradnl"/>
               </w:rPr>
               <w:t>Detalle</w:t>
             </w:r>
@@ -5520,12 +7033,16 @@
             <w:pPr>
               <w:spacing w:before="40" w:after="40" w:line="240" w:lineRule="auto"/>
               <w:jc w:val="center"/>
+              <w:rPr>
+                <w:lang w:val="es-ES_tradnl"/>
+              </w:rPr>
             </w:pPr>
             <w:r>
               <w:rPr>
                 <w:b/>
                 <w:color w:val="FFFFFF"/>
                 <w:sz w:val="16"/>
+                <w:lang w:val="es-ES_tradnl"/>
               </w:rPr>
               <w:t>Costo</w:t>
             </w:r>
@@ -5546,10 +7063,14 @@
             <w:pPr>
               <w:spacing w:before="40" w:after="40" w:line="240" w:lineRule="auto"/>
               <w:jc w:val="left"/>
-            </w:pPr>
-            <w:r>
-              <w:rPr>
-                <w:sz w:val="16"/>
+              <w:rPr>
+                <w:lang w:val="es-ES_tradnl"/>
+              </w:rPr>
+            </w:pPr>
+            <w:r>
+              <w:rPr>
+                <w:sz w:val="16"/>
+                <w:lang w:val="es-ES_tradnl"/>
               </w:rPr>
               <w:t>Firebase (plan Spark gratuito)</w:t>
             </w:r>
@@ -5564,10 +7085,14 @@
             <w:pPr>
               <w:spacing w:before="40" w:after="40" w:line="240" w:lineRule="auto"/>
               <w:jc w:val="left"/>
-            </w:pPr>
-            <w:r>
-              <w:rPr>
-                <w:sz w:val="16"/>
+              <w:rPr>
+                <w:lang w:val="es-ES_tradnl"/>
+              </w:rPr>
+            </w:pPr>
+            <w:r>
+              <w:rPr>
+                <w:sz w:val="16"/>
+                <w:lang w:val="es-ES_tradnl"/>
               </w:rPr>
               <w:t>Auth, Firestore, Analytics y Storage</w:t>
             </w:r>
@@ -5582,10 +7107,14 @@
             <w:pPr>
               <w:spacing w:before="40" w:after="40" w:line="240" w:lineRule="auto"/>
               <w:jc w:val="left"/>
-            </w:pPr>
-            <w:r>
-              <w:rPr>
-                <w:sz w:val="16"/>
+              <w:rPr>
+                <w:lang w:val="es-ES_tradnl"/>
+              </w:rPr>
+            </w:pPr>
+            <w:r>
+              <w:rPr>
+                <w:sz w:val="16"/>
+                <w:lang w:val="es-ES_tradnl"/>
               </w:rPr>
               <w:t>$0</w:t>
             </w:r>
@@ -5606,10 +7135,14 @@
             <w:pPr>
               <w:spacing w:before="40" w:after="40" w:line="240" w:lineRule="auto"/>
               <w:jc w:val="left"/>
-            </w:pPr>
-            <w:r>
-              <w:rPr>
-                <w:sz w:val="16"/>
+              <w:rPr>
+                <w:lang w:val="es-ES_tradnl"/>
+              </w:rPr>
+            </w:pPr>
+            <w:r>
+              <w:rPr>
+                <w:sz w:val="16"/>
+                <w:lang w:val="es-ES_tradnl"/>
               </w:rPr>
               <w:t>OpenAI API (modelo gpt-5.6-luna)</w:t>
             </w:r>
@@ -5624,12 +7157,16 @@
             <w:pPr>
               <w:spacing w:before="40" w:after="40" w:line="240" w:lineRule="auto"/>
               <w:jc w:val="left"/>
-            </w:pPr>
-            <w:r>
-              <w:rPr>
-                <w:sz w:val="16"/>
-              </w:rPr>
-              <w:t>Redacción de texto del reporte; ≈1.000 llamadas en 4 meses</w:t>
+              <w:rPr>
+                <w:lang w:val="es-ES_tradnl"/>
+              </w:rPr>
+            </w:pPr>
+            <w:r>
+              <w:rPr>
+                <w:sz w:val="16"/>
+                <w:lang w:val="es-ES_tradnl"/>
+              </w:rPr>
+              <w:t>Reserva de USD 5 (≈ $4.750) para ≈5.000 llamadas de redacción del reporte; consumo estimado &lt; USD 1,2</w:t>
             </w:r>
           </w:p>
         </w:tc>
@@ -5642,12 +7179,16 @@
             <w:pPr>
               <w:spacing w:before="40" w:after="40" w:line="240" w:lineRule="auto"/>
               <w:jc w:val="left"/>
-            </w:pPr>
-            <w:r>
-              <w:rPr>
-                <w:sz w:val="16"/>
-              </w:rPr>
-              <w:t>$32.000</w:t>
+              <w:rPr>
+                <w:lang w:val="es-ES_tradnl"/>
+              </w:rPr>
+            </w:pPr>
+            <w:r>
+              <w:rPr>
+                <w:sz w:val="16"/>
+                <w:lang w:val="es-ES_tradnl"/>
+              </w:rPr>
+              <w:t>$4.750</w:t>
             </w:r>
           </w:p>
         </w:tc>
@@ -5666,10 +7207,14 @@
             <w:pPr>
               <w:spacing w:before="40" w:after="40" w:line="240" w:lineRule="auto"/>
               <w:jc w:val="left"/>
-            </w:pPr>
-            <w:r>
-              <w:rPr>
-                <w:sz w:val="16"/>
+              <w:rPr>
+                <w:lang w:val="es-ES_tradnl"/>
+              </w:rPr>
+            </w:pPr>
+            <w:r>
+              <w:rPr>
+                <w:sz w:val="16"/>
+                <w:lang w:val="es-ES_tradnl"/>
               </w:rPr>
               <w:t>Cuenta de desarrollador Google Play</w:t>
             </w:r>
@@ -5684,10 +7229,14 @@
             <w:pPr>
               <w:spacing w:before="40" w:after="40" w:line="240" w:lineRule="auto"/>
               <w:jc w:val="left"/>
-            </w:pPr>
-            <w:r>
-              <w:rPr>
-                <w:sz w:val="16"/>
+              <w:rPr>
+                <w:lang w:val="es-ES_tradnl"/>
+              </w:rPr>
+            </w:pPr>
+            <w:r>
+              <w:rPr>
+                <w:sz w:val="16"/>
+                <w:lang w:val="es-ES_tradnl"/>
               </w:rPr>
               <w:t>Pago único</w:t>
             </w:r>
@@ -5702,10 +7251,14 @@
             <w:pPr>
               <w:spacing w:before="40" w:after="40" w:line="240" w:lineRule="auto"/>
               <w:jc w:val="left"/>
-            </w:pPr>
-            <w:r>
-              <w:rPr>
-                <w:sz w:val="16"/>
+              <w:rPr>
+                <w:lang w:val="es-ES_tradnl"/>
+              </w:rPr>
+            </w:pPr>
+            <w:r>
+              <w:rPr>
+                <w:sz w:val="16"/>
+                <w:lang w:val="es-ES_tradnl"/>
               </w:rPr>
               <w:t>$30.000</w:t>
             </w:r>
@@ -5726,10 +7279,14 @@
             <w:pPr>
               <w:spacing w:before="40" w:after="40" w:line="240" w:lineRule="auto"/>
               <w:jc w:val="left"/>
-            </w:pPr>
-            <w:r>
-              <w:rPr>
-                <w:sz w:val="16"/>
+              <w:rPr>
+                <w:lang w:val="es-ES_tradnl"/>
+              </w:rPr>
+            </w:pPr>
+            <w:r>
+              <w:rPr>
+                <w:sz w:val="16"/>
+                <w:lang w:val="es-ES_tradnl"/>
               </w:rPr>
               <w:lastRenderedPageBreak/>
               <w:t>Hosting FastAPI (nivel gratuito)</w:t>
@@ -5745,12 +7302,32 @@
             <w:pPr>
               <w:spacing w:before="40" w:after="40" w:line="240" w:lineRule="auto"/>
               <w:jc w:val="left"/>
-            </w:pPr>
-            <w:r>
-              <w:rPr>
-                <w:sz w:val="16"/>
-              </w:rPr>
-              <w:t>Render o Railway, decisión en Sprint 4</w:t>
+              <w:rPr>
+                <w:lang w:val="es-ES_tradnl"/>
+              </w:rPr>
+            </w:pPr>
+            <w:r>
+              <w:rPr>
+                <w:sz w:val="16"/>
+                <w:lang w:val="es-ES_tradnl"/>
+              </w:rPr>
+              <w:t xml:space="preserve">Render o </w:t>
+            </w:r>
+            <w:proofErr w:type="spellStart"/>
+            <w:r>
+              <w:rPr>
+                <w:sz w:val="16"/>
+                <w:lang w:val="es-ES_tradnl"/>
+              </w:rPr>
+              <w:t>Railway</w:t>
+            </w:r>
+            <w:proofErr w:type="spellEnd"/>
+            <w:r>
+              <w:rPr>
+                <w:sz w:val="16"/>
+                <w:lang w:val="es-ES_tradnl"/>
+              </w:rPr>
+              <w:t>, decisión en Sprint 5</w:t>
             </w:r>
           </w:p>
         </w:tc>
@@ -5763,10 +7340,14 @@
             <w:pPr>
               <w:spacing w:before="40" w:after="40" w:line="240" w:lineRule="auto"/>
               <w:jc w:val="left"/>
-            </w:pPr>
-            <w:r>
-              <w:rPr>
-                <w:sz w:val="16"/>
+              <w:rPr>
+                <w:lang w:val="es-ES_tradnl"/>
+              </w:rPr>
+            </w:pPr>
+            <w:r>
+              <w:rPr>
+                <w:sz w:val="16"/>
+                <w:lang w:val="es-ES_tradnl"/>
               </w:rPr>
               <w:t>$0</w:t>
             </w:r>
@@ -5787,12 +7368,48 @@
             <w:pPr>
               <w:spacing w:before="40" w:after="40" w:line="240" w:lineRule="auto"/>
               <w:jc w:val="left"/>
-            </w:pPr>
-            <w:r>
-              <w:rPr>
-                <w:sz w:val="16"/>
-              </w:rPr>
-              <w:t>Herramientas (Figma, GitHub, VS Code, Jira)</w:t>
+              <w:rPr>
+                <w:lang w:val="es-ES_tradnl"/>
+              </w:rPr>
+            </w:pPr>
+            <w:r>
+              <w:rPr>
+                <w:sz w:val="16"/>
+                <w:lang w:val="es-ES_tradnl"/>
+              </w:rPr>
+              <w:t>Herramientas (</w:t>
+            </w:r>
+            <w:proofErr w:type="spellStart"/>
+            <w:r>
+              <w:rPr>
+                <w:sz w:val="16"/>
+                <w:lang w:val="es-ES_tradnl"/>
+              </w:rPr>
+              <w:t>Figma</w:t>
+            </w:r>
+            <w:proofErr w:type="spellEnd"/>
+            <w:r>
+              <w:rPr>
+                <w:sz w:val="16"/>
+                <w:lang w:val="es-ES_tradnl"/>
+              </w:rPr>
+              <w:t xml:space="preserve">, GitHub, VS </w:t>
+            </w:r>
+            <w:proofErr w:type="spellStart"/>
+            <w:r>
+              <w:rPr>
+                <w:sz w:val="16"/>
+                <w:lang w:val="es-ES_tradnl"/>
+              </w:rPr>
+              <w:t>Code</w:t>
+            </w:r>
+            <w:proofErr w:type="spellEnd"/>
+            <w:r>
+              <w:rPr>
+                <w:sz w:val="16"/>
+                <w:lang w:val="es-ES_tradnl"/>
+              </w:rPr>
+              <w:t>, Jira)</w:t>
             </w:r>
           </w:p>
         </w:tc>
@@ -5805,10 +7422,14 @@
             <w:pPr>
               <w:spacing w:before="40" w:after="40" w:line="240" w:lineRule="auto"/>
               <w:jc w:val="left"/>
-            </w:pPr>
-            <w:r>
-              <w:rPr>
-                <w:sz w:val="16"/>
+              <w:rPr>
+                <w:lang w:val="es-ES_tradnl"/>
+              </w:rPr>
+            </w:pPr>
+            <w:r>
+              <w:rPr>
+                <w:sz w:val="16"/>
+                <w:lang w:val="es-ES_tradnl"/>
               </w:rPr>
               <w:t>Planes gratuitos</w:t>
             </w:r>
@@ -5823,10 +7444,14 @@
             <w:pPr>
               <w:spacing w:before="40" w:after="40" w:line="240" w:lineRule="auto"/>
               <w:jc w:val="left"/>
-            </w:pPr>
-            <w:r>
-              <w:rPr>
-                <w:sz w:val="16"/>
+              <w:rPr>
+                <w:lang w:val="es-ES_tradnl"/>
+              </w:rPr>
+            </w:pPr>
+            <w:r>
+              <w:rPr>
+                <w:sz w:val="16"/>
+                <w:lang w:val="es-ES_tradnl"/>
               </w:rPr>
               <w:t>$0</w:t>
             </w:r>
@@ -5847,12 +7472,25 @@
             <w:pPr>
               <w:spacing w:before="40" w:after="40" w:line="240" w:lineRule="auto"/>
               <w:jc w:val="left"/>
-            </w:pPr>
-            <w:r>
-              <w:rPr>
-                <w:sz w:val="16"/>
-              </w:rPr>
-              <w:t>Total infraestructura</w:t>
+              <w:rPr>
+                <w:lang w:val="es-ES_tradnl"/>
+              </w:rPr>
+            </w:pPr>
+            <w:proofErr w:type="gramStart"/>
+            <w:r>
+              <w:rPr>
+                <w:sz w:val="16"/>
+                <w:lang w:val="es-ES_tradnl"/>
+              </w:rPr>
+              <w:t>Total</w:t>
+            </w:r>
+            <w:proofErr w:type="gramEnd"/>
+            <w:r>
+              <w:rPr>
+                <w:sz w:val="16"/>
+                <w:lang w:val="es-ES_tradnl"/>
+              </w:rPr>
+              <w:t xml:space="preserve"> infraestructura</w:t>
             </w:r>
           </w:p>
         </w:tc>
@@ -5865,6 +7503,9 @@
             <w:pPr>
               <w:spacing w:before="40" w:after="40" w:line="240" w:lineRule="auto"/>
               <w:jc w:val="left"/>
+              <w:rPr>
+                <w:lang w:val="es-ES_tradnl"/>
+              </w:rPr>
             </w:pPr>
           </w:p>
         </w:tc>
@@ -5877,12 +7518,16 @@
             <w:pPr>
               <w:spacing w:before="40" w:after="40" w:line="240" w:lineRule="auto"/>
               <w:jc w:val="left"/>
-            </w:pPr>
-            <w:r>
-              <w:rPr>
-                <w:sz w:val="16"/>
-              </w:rPr>
-              <w:t>$62.000</w:t>
+              <w:rPr>
+                <w:lang w:val="es-ES_tradnl"/>
+              </w:rPr>
+            </w:pPr>
+            <w:r>
+              <w:rPr>
+                <w:sz w:val="16"/>
+                <w:lang w:val="es-ES_tradnl"/>
+              </w:rPr>
+              <w:t>$34.750</w:t>
             </w:r>
           </w:p>
         </w:tc>
@@ -5891,14 +7536,23 @@
     <w:p>
       <w:pPr>
         <w:spacing w:after="80"/>
+        <w:rPr>
+          <w:lang w:val="es-ES_tradnl"/>
+        </w:rPr>
       </w:pPr>
     </w:p>
     <w:p>
       <w:pPr>
         <w:pStyle w:val="Descripcin"/>
         <w:keepNext/>
+        <w:rPr>
+          <w:lang w:val="es-ES_tradnl"/>
+        </w:rPr>
       </w:pPr>
       <w:r>
+        <w:rPr>
+          <w:lang w:val="es-ES_tradnl"/>
+        </w:rPr>
         <w:t>Tabla 8 – Resumen del presupuesto del proyecto</w:t>
       </w:r>
     </w:p>
@@ -5938,12 +7592,16 @@
             <w:pPr>
               <w:spacing w:before="40" w:after="40" w:line="240" w:lineRule="auto"/>
               <w:jc w:val="center"/>
+              <w:rPr>
+                <w:lang w:val="es-ES_tradnl"/>
+              </w:rPr>
             </w:pPr>
             <w:r>
               <w:rPr>
                 <w:b/>
                 <w:color w:val="FFFFFF"/>
                 <w:sz w:val="16"/>
+                <w:lang w:val="es-ES_tradnl"/>
               </w:rPr>
               <w:t>Concepto</w:t>
             </w:r>
@@ -5958,12 +7616,16 @@
             <w:pPr>
               <w:spacing w:before="40" w:after="40" w:line="240" w:lineRule="auto"/>
               <w:jc w:val="center"/>
+              <w:rPr>
+                <w:lang w:val="es-ES_tradnl"/>
+              </w:rPr>
             </w:pPr>
             <w:r>
               <w:rPr>
                 <w:b/>
                 <w:color w:val="FFFFFF"/>
                 <w:sz w:val="16"/>
+                <w:lang w:val="es-ES_tradnl"/>
               </w:rPr>
               <w:t>Monto</w:t>
             </w:r>
@@ -5978,12 +7640,16 @@
             <w:pPr>
               <w:spacing w:before="40" w:after="40" w:line="240" w:lineRule="auto"/>
               <w:jc w:val="center"/>
+              <w:rPr>
+                <w:lang w:val="es-ES_tradnl"/>
+              </w:rPr>
             </w:pPr>
             <w:r>
               <w:rPr>
                 <w:b/>
                 <w:color w:val="FFFFFF"/>
                 <w:sz w:val="16"/>
+                <w:lang w:val="es-ES_tradnl"/>
               </w:rPr>
               <w:t>Observación</w:t>
             </w:r>
@@ -6004,10 +7670,14 @@
             <w:pPr>
               <w:spacing w:before="40" w:after="40" w:line="240" w:lineRule="auto"/>
               <w:jc w:val="left"/>
-            </w:pPr>
-            <w:r>
-              <w:rPr>
-                <w:sz w:val="16"/>
+              <w:rPr>
+                <w:lang w:val="es-ES_tradnl"/>
+              </w:rPr>
+            </w:pPr>
+            <w:r>
+              <w:rPr>
+                <w:sz w:val="16"/>
+                <w:lang w:val="es-ES_tradnl"/>
               </w:rPr>
               <w:t>Recursos humanos</w:t>
             </w:r>
@@ -6022,10 +7692,14 @@
             <w:pPr>
               <w:spacing w:before="40" w:after="40" w:line="240" w:lineRule="auto"/>
               <w:jc w:val="left"/>
-            </w:pPr>
-            <w:r>
-              <w:rPr>
-                <w:sz w:val="16"/>
+              <w:rPr>
+                <w:lang w:val="es-ES_tradnl"/>
+              </w:rPr>
+            </w:pPr>
+            <w:r>
+              <w:rPr>
+                <w:sz w:val="16"/>
+                <w:lang w:val="es-ES_tradnl"/>
               </w:rPr>
               <w:t>$4.720.000</w:t>
             </w:r>
@@ -6040,10 +7714,14 @@
             <w:pPr>
               <w:spacing w:before="40" w:after="40" w:line="240" w:lineRule="auto"/>
               <w:jc w:val="left"/>
-            </w:pPr>
-            <w:r>
-              <w:rPr>
-                <w:sz w:val="16"/>
+              <w:rPr>
+                <w:lang w:val="es-ES_tradnl"/>
+              </w:rPr>
+            </w:pPr>
+            <w:r>
+              <w:rPr>
+                <w:sz w:val="16"/>
+                <w:lang w:val="es-ES_tradnl"/>
               </w:rPr>
               <w:t>800 h a tarifa de mercado</w:t>
             </w:r>
@@ -6064,10 +7742,14 @@
             <w:pPr>
               <w:spacing w:before="40" w:after="40" w:line="240" w:lineRule="auto"/>
               <w:jc w:val="left"/>
-            </w:pPr>
-            <w:r>
-              <w:rPr>
-                <w:sz w:val="16"/>
+              <w:rPr>
+                <w:lang w:val="es-ES_tradnl"/>
+              </w:rPr>
+            </w:pPr>
+            <w:r>
+              <w:rPr>
+                <w:sz w:val="16"/>
+                <w:lang w:val="es-ES_tradnl"/>
               </w:rPr>
               <w:t>Infraestructura y servicios</w:t>
             </w:r>
@@ -6082,12 +7764,16 @@
             <w:pPr>
               <w:spacing w:before="40" w:after="40" w:line="240" w:lineRule="auto"/>
               <w:jc w:val="left"/>
-            </w:pPr>
-            <w:r>
-              <w:rPr>
-                <w:sz w:val="16"/>
-              </w:rPr>
-              <w:t>$62.000</w:t>
+              <w:rPr>
+                <w:lang w:val="es-ES_tradnl"/>
+              </w:rPr>
+            </w:pPr>
+            <w:r>
+              <w:rPr>
+                <w:sz w:val="16"/>
+                <w:lang w:val="es-ES_tradnl"/>
+              </w:rPr>
+              <w:t>$34.750</w:t>
             </w:r>
           </w:p>
         </w:tc>
@@ -6100,10 +7786,14 @@
             <w:pPr>
               <w:spacing w:before="40" w:after="40" w:line="240" w:lineRule="auto"/>
               <w:jc w:val="left"/>
-            </w:pPr>
-            <w:r>
-              <w:rPr>
-                <w:sz w:val="16"/>
+              <w:rPr>
+                <w:lang w:val="es-ES_tradnl"/>
+              </w:rPr>
+            </w:pPr>
+            <w:r>
+              <w:rPr>
+                <w:sz w:val="16"/>
+                <w:lang w:val="es-ES_tradnl"/>
               </w:rPr>
               <w:t>Desembolso real del equipo</w:t>
             </w:r>
@@ -6124,11 +7814,15 @@
             <w:pPr>
               <w:spacing w:before="40" w:after="40" w:line="240" w:lineRule="auto"/>
               <w:jc w:val="left"/>
+              <w:rPr>
+                <w:lang w:val="es-ES_tradnl"/>
+              </w:rPr>
             </w:pPr>
             <w:r>
               <w:rPr>
                 <w:b/>
                 <w:sz w:val="16"/>
+                <w:lang w:val="es-ES_tradnl"/>
               </w:rPr>
               <w:t>Línea base de costos (BAC)</w:t>
             </w:r>
@@ -6143,13 +7837,17 @@
             <w:pPr>
               <w:spacing w:before="40" w:after="40" w:line="240" w:lineRule="auto"/>
               <w:jc w:val="left"/>
+              <w:rPr>
+                <w:lang w:val="es-ES_tradnl"/>
+              </w:rPr>
             </w:pPr>
             <w:r>
               <w:rPr>
                 <w:b/>
                 <w:sz w:val="16"/>
-              </w:rPr>
-              <w:t>$4.782.000</w:t>
+                <w:lang w:val="es-ES_tradnl"/>
+              </w:rPr>
+              <w:t>$4.754.750</w:t>
             </w:r>
           </w:p>
         </w:tc>
@@ -6162,11 +7860,15 @@
             <w:pPr>
               <w:spacing w:before="40" w:after="40" w:line="240" w:lineRule="auto"/>
               <w:jc w:val="left"/>
+              <w:rPr>
+                <w:lang w:val="es-ES_tradnl"/>
+              </w:rPr>
             </w:pPr>
             <w:r>
               <w:rPr>
                 <w:b/>
                 <w:sz w:val="16"/>
+                <w:lang w:val="es-ES_tradnl"/>
               </w:rPr>
               <w:t>Costo planificado del trabajo</w:t>
             </w:r>
@@ -6187,10 +7889,14 @@
             <w:pPr>
               <w:spacing w:before="40" w:after="40" w:line="240" w:lineRule="auto"/>
               <w:jc w:val="left"/>
-            </w:pPr>
-            <w:r>
-              <w:rPr>
-                <w:sz w:val="16"/>
+              <w:rPr>
+                <w:lang w:val="es-ES_tradnl"/>
+              </w:rPr>
+            </w:pPr>
+            <w:r>
+              <w:rPr>
+                <w:sz w:val="16"/>
+                <w:lang w:val="es-ES_tradnl"/>
               </w:rPr>
               <w:t>Reserva de contingencia (10%)</w:t>
             </w:r>
@@ -6205,12 +7911,16 @@
             <w:pPr>
               <w:spacing w:before="40" w:after="40" w:line="240" w:lineRule="auto"/>
               <w:jc w:val="left"/>
-            </w:pPr>
-            <w:r>
-              <w:rPr>
-                <w:sz w:val="16"/>
-              </w:rPr>
-              <w:t>$478.200</w:t>
+              <w:rPr>
+                <w:lang w:val="es-ES_tradnl"/>
+              </w:rPr>
+            </w:pPr>
+            <w:r>
+              <w:rPr>
+                <w:sz w:val="16"/>
+                <w:lang w:val="es-ES_tradnl"/>
+              </w:rPr>
+              <w:t>$475.475</w:t>
             </w:r>
           </w:p>
         </w:tc>
@@ -6223,10 +7933,14 @@
             <w:pPr>
               <w:spacing w:before="40" w:after="40" w:line="240" w:lineRule="auto"/>
               <w:jc w:val="left"/>
-            </w:pPr>
-            <w:r>
-              <w:rPr>
-                <w:sz w:val="16"/>
+              <w:rPr>
+                <w:lang w:val="es-ES_tradnl"/>
+              </w:rPr>
+            </w:pPr>
+            <w:r>
+              <w:rPr>
+                <w:sz w:val="16"/>
+                <w:lang w:val="es-ES_tradnl"/>
               </w:rPr>
               <w:t>≈ 81 h; cubre riesgos identificados</w:t>
             </w:r>
@@ -6247,11 +7961,15 @@
             <w:pPr>
               <w:spacing w:before="40" w:after="40" w:line="240" w:lineRule="auto"/>
               <w:jc w:val="left"/>
+              <w:rPr>
+                <w:lang w:val="es-ES_tradnl"/>
+              </w:rPr>
             </w:pPr>
             <w:r>
               <w:rPr>
                 <w:b/>
                 <w:sz w:val="16"/>
+                <w:lang w:val="es-ES_tradnl"/>
               </w:rPr>
               <w:t>Presupuesto total del proyecto (neto)</w:t>
             </w:r>
@@ -6266,13 +7984,17 @@
             <w:pPr>
               <w:spacing w:before="40" w:after="40" w:line="240" w:lineRule="auto"/>
               <w:jc w:val="left"/>
+              <w:rPr>
+                <w:lang w:val="es-ES_tradnl"/>
+              </w:rPr>
             </w:pPr>
             <w:r>
               <w:rPr>
                 <w:b/>
                 <w:sz w:val="16"/>
-              </w:rPr>
-              <w:t>$5.260.200</w:t>
+                <w:lang w:val="es-ES_tradnl"/>
+              </w:rPr>
+              <w:t>$5.230.225</w:t>
             </w:r>
           </w:p>
         </w:tc>
@@ -6285,11 +8007,15 @@
             <w:pPr>
               <w:spacing w:before="40" w:after="40" w:line="240" w:lineRule="auto"/>
               <w:jc w:val="left"/>
+              <w:rPr>
+                <w:lang w:val="es-ES_tradnl"/>
+              </w:rPr>
             </w:pPr>
             <w:r>
               <w:rPr>
                 <w:b/>
                 <w:sz w:val="16"/>
+                <w:lang w:val="es-ES_tradnl"/>
               </w:rPr>
               <w:t>Valor de mercado referencial</w:t>
             </w:r>
@@ -6310,10 +8036,14 @@
             <w:pPr>
               <w:spacing w:before="40" w:after="40" w:line="240" w:lineRule="auto"/>
               <w:jc w:val="left"/>
-            </w:pPr>
-            <w:r>
-              <w:rPr>
-                <w:sz w:val="16"/>
+              <w:rPr>
+                <w:lang w:val="es-ES_tradnl"/>
+              </w:rPr>
+            </w:pPr>
+            <w:r>
+              <w:rPr>
+                <w:sz w:val="16"/>
+                <w:lang w:val="es-ES_tradnl"/>
               </w:rPr>
               <w:t>IVA (19%) – informativo</w:t>
             </w:r>
@@ -6328,12 +8058,16 @@
             <w:pPr>
               <w:spacing w:before="40" w:after="40" w:line="240" w:lineRule="auto"/>
               <w:jc w:val="left"/>
-            </w:pPr>
-            <w:r>
-              <w:rPr>
-                <w:sz w:val="16"/>
-              </w:rPr>
-              <w:t>$999.438</w:t>
+              <w:rPr>
+                <w:lang w:val="es-ES_tradnl"/>
+              </w:rPr>
+            </w:pPr>
+            <w:r>
+              <w:rPr>
+                <w:sz w:val="16"/>
+                <w:lang w:val="es-ES_tradnl"/>
+              </w:rPr>
+              <w:t>$993.743</w:t>
             </w:r>
           </w:p>
         </w:tc>
@@ -6346,10 +8080,14 @@
             <w:pPr>
               <w:spacing w:before="40" w:after="40" w:line="240" w:lineRule="auto"/>
               <w:jc w:val="left"/>
-            </w:pPr>
-            <w:r>
-              <w:rPr>
-                <w:sz w:val="16"/>
+              <w:rPr>
+                <w:lang w:val="es-ES_tradnl"/>
+              </w:rPr>
+            </w:pPr>
+            <w:r>
+              <w:rPr>
+                <w:sz w:val="16"/>
+                <w:lang w:val="es-ES_tradnl"/>
               </w:rPr>
               <w:t>Referencial; el proyecto no factura</w:t>
             </w:r>
@@ -6370,10 +8108,14 @@
             <w:pPr>
               <w:spacing w:before="40" w:after="40" w:line="240" w:lineRule="auto"/>
               <w:jc w:val="left"/>
-            </w:pPr>
-            <w:r>
-              <w:rPr>
-                <w:sz w:val="16"/>
+              <w:rPr>
+                <w:lang w:val="es-ES_tradnl"/>
+              </w:rPr>
+            </w:pPr>
+            <w:r>
+              <w:rPr>
+                <w:sz w:val="16"/>
+                <w:lang w:val="es-ES_tradnl"/>
               </w:rPr>
               <w:t>Valor de mercado con IVA</w:t>
             </w:r>
@@ -6388,12 +8130,16 @@
             <w:pPr>
               <w:spacing w:before="40" w:after="40" w:line="240" w:lineRule="auto"/>
               <w:jc w:val="left"/>
-            </w:pPr>
-            <w:r>
-              <w:rPr>
-                <w:sz w:val="16"/>
-              </w:rPr>
-              <w:t>$6.259.638</w:t>
+              <w:rPr>
+                <w:lang w:val="es-ES_tradnl"/>
+              </w:rPr>
+            </w:pPr>
+            <w:r>
+              <w:rPr>
+                <w:sz w:val="16"/>
+                <w:lang w:val="es-ES_tradnl"/>
+              </w:rPr>
+              <w:t>$6.223.968</w:t>
             </w:r>
           </w:p>
         </w:tc>
@@ -6406,10 +8152,14 @@
             <w:pPr>
               <w:spacing w:before="40" w:after="40" w:line="240" w:lineRule="auto"/>
               <w:jc w:val="left"/>
-            </w:pPr>
-            <w:r>
-              <w:rPr>
-                <w:sz w:val="16"/>
+              <w:rPr>
+                <w:lang w:val="es-ES_tradnl"/>
+              </w:rPr>
+            </w:pPr>
+            <w:r>
+              <w:rPr>
+                <w:sz w:val="16"/>
+                <w:lang w:val="es-ES_tradnl"/>
               </w:rPr>
               <w:t>Referencial para comparación de mercado</w:t>
             </w:r>
@@ -6420,6 +8170,9 @@
     <w:p>
       <w:pPr>
         <w:spacing w:after="80"/>
+        <w:rPr>
+          <w:lang w:val="es-ES_tradnl"/>
+        </w:rPr>
       </w:pPr>
     </w:p>
     <w:tbl>
@@ -6450,6 +8203,9 @@
             <w:pPr>
               <w:spacing w:before="60" w:after="60" w:line="276" w:lineRule="auto"/>
               <w:jc w:val="left"/>
+              <w:rPr>
+                <w:lang w:val="es-ES_tradnl"/>
+              </w:rPr>
             </w:pPr>
             <w:r>
               <w:rPr>
@@ -6457,14 +8213,16 @@
                 <w:b/>
                 <w:color w:val="156082"/>
                 <w:sz w:val="19"/>
+                <w:lang w:val="es-ES_tradnl"/>
               </w:rPr>
               <w:t xml:space="preserve">Reserva de contingencia. </w:t>
             </w:r>
             <w:r>
               <w:rPr>
                 <w:sz w:val="19"/>
-              </w:rPr>
-              <w:t>El 10% del BAC ($478.200, ≈ 81 horas) cubre el valor monetario esperado (EMV) residual de los riesgos identificados (151,2 h, $892.080) en conjunto con una reserva de alcance de 60 h de funcionalidades diferibles. La cobertura total es 93% del EMV residual. El detalle está en el Plan de Riesgos (AC-DOC-05).</w:t>
+                <w:lang w:val="es-ES_tradnl"/>
+              </w:rPr>
+              <w:t>El 10% del BAC ($475.475, ≈ 81 horas) se mantiene como reserva para los riesgos materializados y se complementa con una reserva de alcance de 60 h de funcionalidades diferibles. El criterio y la simulación de Monte Carlo están en el Plan de Riesgos (AC-DOC-05).</w:t>
             </w:r>
           </w:p>
         </w:tc>
@@ -6473,14 +8231,23 @@
     <w:p>
       <w:pPr>
         <w:spacing w:after="40"/>
+        <w:rPr>
+          <w:lang w:val="es-ES_tradnl"/>
+        </w:rPr>
       </w:pPr>
     </w:p>
     <w:p>
       <w:pPr>
         <w:pStyle w:val="Ttulo1"/>
+        <w:rPr>
+          <w:lang w:val="es-ES_tradnl"/>
+        </w:rPr>
       </w:pPr>
-      <w:bookmarkStart w:id="13" w:name="_Toc243680967"/>
+      <w:bookmarkStart w:id="13" w:name="_Toc243728835"/>
       <w:r>
+        <w:rPr>
+          <w:lang w:val="es-ES_tradnl"/>
+        </w:rPr>
         <w:t>7. Supuestos y restricciones</w:t>
       </w:r>
       <w:bookmarkEnd w:id="13"/>
@@ -6489,8 +8256,14 @@
       <w:pPr>
         <w:pStyle w:val="Descripcin"/>
         <w:keepNext/>
+        <w:rPr>
+          <w:lang w:val="es-ES_tradnl"/>
+        </w:rPr>
       </w:pPr>
       <w:r>
+        <w:rPr>
+          <w:lang w:val="es-ES_tradnl"/>
+        </w:rPr>
         <w:t>Tabla 9 – Supuestos y restricciones</w:t>
       </w:r>
     </w:p>
@@ -6529,12 +8302,16 @@
             <w:pPr>
               <w:spacing w:before="40" w:after="40" w:line="240" w:lineRule="auto"/>
               <w:jc w:val="center"/>
+              <w:rPr>
+                <w:lang w:val="es-ES_tradnl"/>
+              </w:rPr>
             </w:pPr>
             <w:r>
               <w:rPr>
                 <w:b/>
                 <w:color w:val="FFFFFF"/>
                 <w:sz w:val="16"/>
+                <w:lang w:val="es-ES_tradnl"/>
               </w:rPr>
               <w:t>Tipo</w:t>
             </w:r>
@@ -6549,12 +8326,16 @@
             <w:pPr>
               <w:spacing w:before="40" w:after="40" w:line="240" w:lineRule="auto"/>
               <w:jc w:val="center"/>
+              <w:rPr>
+                <w:lang w:val="es-ES_tradnl"/>
+              </w:rPr>
             </w:pPr>
             <w:r>
               <w:rPr>
                 <w:b/>
                 <w:color w:val="FFFFFF"/>
                 <w:sz w:val="16"/>
+                <w:lang w:val="es-ES_tradnl"/>
               </w:rPr>
               <w:t>Descripción</w:t>
             </w:r>
@@ -6575,10 +8356,14 @@
             <w:pPr>
               <w:spacing w:before="40" w:after="40" w:line="240" w:lineRule="auto"/>
               <w:jc w:val="left"/>
-            </w:pPr>
-            <w:r>
-              <w:rPr>
-                <w:sz w:val="16"/>
+              <w:rPr>
+                <w:lang w:val="es-ES_tradnl"/>
+              </w:rPr>
+            </w:pPr>
+            <w:r>
+              <w:rPr>
+                <w:sz w:val="16"/>
+                <w:lang w:val="es-ES_tradnl"/>
               </w:rPr>
               <w:t>Supuesto</w:t>
             </w:r>
@@ -6593,10 +8378,14 @@
             <w:pPr>
               <w:spacing w:before="40" w:after="40" w:line="240" w:lineRule="auto"/>
               <w:jc w:val="left"/>
-            </w:pPr>
-            <w:r>
-              <w:rPr>
-                <w:sz w:val="16"/>
+              <w:rPr>
+                <w:lang w:val="es-ES_tradnl"/>
+              </w:rPr>
+            </w:pPr>
+            <w:r>
+              <w:rPr>
+                <w:sz w:val="16"/>
+                <w:lang w:val="es-ES_tradnl"/>
               </w:rPr>
               <w:t>La DIDECO facilitará espacios y talleres para tres sesiones con adultos mayores.</w:t>
             </w:r>
@@ -6617,10 +8406,14 @@
             <w:pPr>
               <w:spacing w:before="40" w:after="40" w:line="240" w:lineRule="auto"/>
               <w:jc w:val="left"/>
-            </w:pPr>
-            <w:r>
-              <w:rPr>
-                <w:sz w:val="16"/>
+              <w:rPr>
+                <w:lang w:val="es-ES_tradnl"/>
+              </w:rPr>
+            </w:pPr>
+            <w:r>
+              <w:rPr>
+                <w:sz w:val="16"/>
+                <w:lang w:val="es-ES_tradnl"/>
               </w:rPr>
               <w:t>Supuesto</w:t>
             </w:r>
@@ -6635,10 +8428,14 @@
             <w:pPr>
               <w:spacing w:before="40" w:after="40" w:line="240" w:lineRule="auto"/>
               <w:jc w:val="left"/>
-            </w:pPr>
-            <w:r>
-              <w:rPr>
-                <w:sz w:val="16"/>
+              <w:rPr>
+                <w:lang w:val="es-ES_tradnl"/>
+              </w:rPr>
+            </w:pPr>
+            <w:r>
+              <w:rPr>
+                <w:sz w:val="16"/>
+                <w:lang w:val="es-ES_tradnl"/>
               </w:rPr>
               <w:t>Se mantiene la capacidad de 15 a 20 horas semanales por integrante (50 h/semana en total).</w:t>
             </w:r>
@@ -6659,10 +8456,14 @@
             <w:pPr>
               <w:spacing w:before="40" w:after="40" w:line="240" w:lineRule="auto"/>
               <w:jc w:val="left"/>
-            </w:pPr>
-            <w:r>
-              <w:rPr>
-                <w:sz w:val="16"/>
+              <w:rPr>
+                <w:lang w:val="es-ES_tradnl"/>
+              </w:rPr>
+            </w:pPr>
+            <w:r>
+              <w:rPr>
+                <w:sz w:val="16"/>
+                <w:lang w:val="es-ES_tradnl"/>
               </w:rPr>
               <w:t>Supuesto</w:t>
             </w:r>
@@ -6677,10 +8478,14 @@
             <w:pPr>
               <w:spacing w:before="40" w:after="40" w:line="240" w:lineRule="auto"/>
               <w:jc w:val="left"/>
-            </w:pPr>
-            <w:r>
-              <w:rPr>
-                <w:sz w:val="16"/>
+              <w:rPr>
+                <w:lang w:val="es-ES_tradnl"/>
+              </w:rPr>
+            </w:pPr>
+            <w:r>
+              <w:rPr>
+                <w:sz w:val="16"/>
+                <w:lang w:val="es-ES_tradnl"/>
               </w:rPr>
               <w:t>Los servicios Firebase, hosting y OpenAI mantienen sus condiciones actuales.</w:t>
             </w:r>
@@ -6701,10 +8506,14 @@
             <w:pPr>
               <w:spacing w:before="40" w:after="40" w:line="240" w:lineRule="auto"/>
               <w:jc w:val="left"/>
-            </w:pPr>
-            <w:r>
-              <w:rPr>
-                <w:sz w:val="16"/>
+              <w:rPr>
+                <w:lang w:val="es-ES_tradnl"/>
+              </w:rPr>
+            </w:pPr>
+            <w:r>
+              <w:rPr>
+                <w:sz w:val="16"/>
+                <w:lang w:val="es-ES_tradnl"/>
               </w:rPr>
               <w:t>Restricción</w:t>
             </w:r>
@@ -6719,10 +8528,14 @@
             <w:pPr>
               <w:spacing w:before="40" w:after="40" w:line="240" w:lineRule="auto"/>
               <w:jc w:val="left"/>
-            </w:pPr>
-            <w:r>
-              <w:rPr>
-                <w:sz w:val="16"/>
+              <w:rPr>
+                <w:lang w:val="es-ES_tradnl"/>
+              </w:rPr>
+            </w:pPr>
+            <w:r>
+              <w:rPr>
+                <w:sz w:val="16"/>
+                <w:lang w:val="es-ES_tradnl"/>
               </w:rPr>
               <w:t>Plazo fijo: 31 de agosto de 2026 al 20 de diciembre de 2026 (16 semanas).</w:t>
             </w:r>
@@ -6743,10 +8556,14 @@
             <w:pPr>
               <w:spacing w:before="40" w:after="40" w:line="240" w:lineRule="auto"/>
               <w:jc w:val="left"/>
-            </w:pPr>
-            <w:r>
-              <w:rPr>
-                <w:sz w:val="16"/>
+              <w:rPr>
+                <w:lang w:val="es-ES_tradnl"/>
+              </w:rPr>
+            </w:pPr>
+            <w:r>
+              <w:rPr>
+                <w:sz w:val="16"/>
+                <w:lang w:val="es-ES_tradnl"/>
               </w:rPr>
               <w:t>Restricción</w:t>
             </w:r>
@@ -6761,12 +8578,16 @@
             <w:pPr>
               <w:spacing w:before="40" w:after="40" w:line="240" w:lineRule="auto"/>
               <w:jc w:val="left"/>
-            </w:pPr>
-            <w:r>
-              <w:rPr>
-                <w:sz w:val="16"/>
-              </w:rPr>
-              <w:t>Esfuerzo fijo de 800 horas y desembolso de $62.000.</w:t>
+              <w:rPr>
+                <w:lang w:val="es-ES_tradnl"/>
+              </w:rPr>
+            </w:pPr>
+            <w:r>
+              <w:rPr>
+                <w:sz w:val="16"/>
+                <w:lang w:val="es-ES_tradnl"/>
+              </w:rPr>
+              <w:t>Esfuerzo fijo de 800 horas y desembolso de $34.750.</w:t>
             </w:r>
           </w:p>
         </w:tc>
@@ -6785,10 +8606,14 @@
             <w:pPr>
               <w:spacing w:before="40" w:after="40" w:line="240" w:lineRule="auto"/>
               <w:jc w:val="left"/>
-            </w:pPr>
-            <w:r>
-              <w:rPr>
-                <w:sz w:val="16"/>
+              <w:rPr>
+                <w:lang w:val="es-ES_tradnl"/>
+              </w:rPr>
+            </w:pPr>
+            <w:r>
+              <w:rPr>
+                <w:sz w:val="16"/>
+                <w:lang w:val="es-ES_tradnl"/>
               </w:rPr>
               <w:t>Restricción</w:t>
             </w:r>
@@ -6803,10 +8628,14 @@
             <w:pPr>
               <w:spacing w:before="40" w:after="40" w:line="240" w:lineRule="auto"/>
               <w:jc w:val="left"/>
-            </w:pPr>
-            <w:r>
-              <w:rPr>
-                <w:sz w:val="16"/>
+              <w:rPr>
+                <w:lang w:val="es-ES_tradnl"/>
+              </w:rPr>
+            </w:pPr>
+            <w:r>
+              <w:rPr>
+                <w:sz w:val="16"/>
+                <w:lang w:val="es-ES_tradnl"/>
               </w:rPr>
               <w:t>Cumplimiento de la Ley 21.719 y de las políticas de Google Play; sin lenguaje clínico.</w:t>
             </w:r>
@@ -6827,10 +8656,14 @@
             <w:pPr>
               <w:spacing w:before="40" w:after="40" w:line="240" w:lineRule="auto"/>
               <w:jc w:val="left"/>
-            </w:pPr>
-            <w:r>
-              <w:rPr>
-                <w:sz w:val="16"/>
+              <w:rPr>
+                <w:lang w:val="es-ES_tradnl"/>
+              </w:rPr>
+            </w:pPr>
+            <w:r>
+              <w:rPr>
+                <w:sz w:val="16"/>
+                <w:lang w:val="es-ES_tradnl"/>
               </w:rPr>
               <w:t>Restricción</w:t>
             </w:r>
@@ -6845,10 +8678,14 @@
             <w:pPr>
               <w:spacing w:before="40" w:after="40" w:line="240" w:lineRule="auto"/>
               <w:jc w:val="left"/>
-            </w:pPr>
-            <w:r>
-              <w:rPr>
-                <w:sz w:val="16"/>
+              <w:rPr>
+                <w:lang w:val="es-ES_tradnl"/>
+              </w:rPr>
+            </w:pPr>
+            <w:r>
+              <w:rPr>
+                <w:sz w:val="16"/>
+                <w:lang w:val="es-ES_tradnl"/>
               </w:rPr>
               <w:t>Solo Android; sin servidor propio de pago; sin datos personales hacia proveedores de IA.</w:t>
             </w:r>
@@ -6859,6 +8696,9 @@
     <w:p>
       <w:pPr>
         <w:spacing w:after="80"/>
+        <w:rPr>
+          <w:lang w:val="es-ES_tradnl"/>
+        </w:rPr>
       </w:pPr>
     </w:p>
     <w:p>
@@ -6872,18 +8712,28 @@
           <w:color w:val="1A3C5E"/>
           <w:sz w:val="32"/>
           <w:szCs w:val="28"/>
+          <w:lang w:val="es-ES_tradnl"/>
         </w:rPr>
       </w:pPr>
-      <w:bookmarkStart w:id="14" w:name="_Toc243680968"/>
+      <w:bookmarkStart w:id="14" w:name="_Toc243728836"/>
       <w:r>
+        <w:rPr>
+          <w:lang w:val="es-ES_tradnl"/>
+        </w:rPr>
         <w:br w:type="page"/>
       </w:r>
     </w:p>
     <w:p>
       <w:pPr>
         <w:pStyle w:val="Ttulo1"/>
+        <w:rPr>
+          <w:lang w:val="es-ES_tradnl"/>
+        </w:rPr>
       </w:pPr>
       <w:r>
+        <w:rPr>
+          <w:lang w:val="es-ES_tradnl"/>
+        </w:rPr>
         <w:lastRenderedPageBreak/>
         <w:t>8. Interesados y equipo</w:t>
       </w:r>
@@ -6893,8 +8743,14 @@
       <w:pPr>
         <w:pStyle w:val="Descripcin"/>
         <w:keepNext/>
+        <w:rPr>
+          <w:lang w:val="es-ES_tradnl"/>
+        </w:rPr>
       </w:pPr>
       <w:r>
+        <w:rPr>
+          <w:lang w:val="es-ES_tradnl"/>
+        </w:rPr>
         <w:t>Tabla 10 – Registro resumido de interesados</w:t>
       </w:r>
     </w:p>
@@ -6935,12 +8791,16 @@
             <w:pPr>
               <w:spacing w:before="40" w:after="40" w:line="240" w:lineRule="auto"/>
               <w:jc w:val="center"/>
+              <w:rPr>
+                <w:lang w:val="es-ES_tradnl"/>
+              </w:rPr>
             </w:pPr>
             <w:r>
               <w:rPr>
                 <w:b/>
                 <w:color w:val="FFFFFF"/>
                 <w:sz w:val="16"/>
+                <w:lang w:val="es-ES_tradnl"/>
               </w:rPr>
               <w:t>Interesado</w:t>
             </w:r>
@@ -6955,12 +8815,16 @@
             <w:pPr>
               <w:spacing w:before="40" w:after="40" w:line="240" w:lineRule="auto"/>
               <w:jc w:val="center"/>
+              <w:rPr>
+                <w:lang w:val="es-ES_tradnl"/>
+              </w:rPr>
             </w:pPr>
             <w:r>
               <w:rPr>
                 <w:b/>
                 <w:color w:val="FFFFFF"/>
                 <w:sz w:val="16"/>
+                <w:lang w:val="es-ES_tradnl"/>
               </w:rPr>
               <w:t>Rol</w:t>
             </w:r>
@@ -6975,12 +8839,16 @@
             <w:pPr>
               <w:spacing w:before="40" w:after="40" w:line="240" w:lineRule="auto"/>
               <w:jc w:val="center"/>
+              <w:rPr>
+                <w:lang w:val="es-ES_tradnl"/>
+              </w:rPr>
             </w:pPr>
             <w:r>
               <w:rPr>
                 <w:b/>
                 <w:color w:val="FFFFFF"/>
                 <w:sz w:val="16"/>
+                <w:lang w:val="es-ES_tradnl"/>
               </w:rPr>
               <w:t>Interés / expectativa</w:t>
             </w:r>
@@ -6995,12 +8863,16 @@
             <w:pPr>
               <w:spacing w:before="40" w:after="40" w:line="240" w:lineRule="auto"/>
               <w:jc w:val="center"/>
+              <w:rPr>
+                <w:lang w:val="es-ES_tradnl"/>
+              </w:rPr>
             </w:pPr>
             <w:r>
               <w:rPr>
                 <w:b/>
                 <w:color w:val="FFFFFF"/>
                 <w:sz w:val="16"/>
+                <w:lang w:val="es-ES_tradnl"/>
               </w:rPr>
               <w:t>Influencia</w:t>
             </w:r>
@@ -7021,10 +8893,14 @@
             <w:pPr>
               <w:spacing w:before="40" w:after="40" w:line="240" w:lineRule="auto"/>
               <w:jc w:val="left"/>
-            </w:pPr>
-            <w:r>
-              <w:rPr>
-                <w:sz w:val="16"/>
+              <w:rPr>
+                <w:lang w:val="es-ES_tradnl"/>
+              </w:rPr>
+            </w:pPr>
+            <w:r>
+              <w:rPr>
+                <w:sz w:val="16"/>
+                <w:lang w:val="es-ES_tradnl"/>
               </w:rPr>
               <w:t>Sandra Carreño</w:t>
             </w:r>
@@ -7039,10 +8915,14 @@
             <w:pPr>
               <w:spacing w:before="40" w:after="40" w:line="240" w:lineRule="auto"/>
               <w:jc w:val="left"/>
-            </w:pPr>
-            <w:r>
-              <w:rPr>
-                <w:sz w:val="16"/>
+              <w:rPr>
+                <w:lang w:val="es-ES_tradnl"/>
+              </w:rPr>
+            </w:pPr>
+            <w:r>
+              <w:rPr>
+                <w:sz w:val="16"/>
+                <w:lang w:val="es-ES_tradnl"/>
               </w:rPr>
               <w:t>Contraparte y patrocinadora (DIDECO)</w:t>
             </w:r>
@@ -7057,10 +8937,14 @@
             <w:pPr>
               <w:spacing w:before="40" w:after="40" w:line="240" w:lineRule="auto"/>
               <w:jc w:val="left"/>
-            </w:pPr>
-            <w:r>
-              <w:rPr>
-                <w:sz w:val="16"/>
+              <w:rPr>
+                <w:lang w:val="es-ES_tradnl"/>
+              </w:rPr>
+            </w:pPr>
+            <w:r>
+              <w:rPr>
+                <w:sz w:val="16"/>
+                <w:lang w:val="es-ES_tradnl"/>
               </w:rPr>
               <w:t>Herramienta útil y transferible para los talleres</w:t>
             </w:r>
@@ -7075,10 +8959,14 @@
             <w:pPr>
               <w:spacing w:before="40" w:after="40" w:line="240" w:lineRule="auto"/>
               <w:jc w:val="left"/>
-            </w:pPr>
-            <w:r>
-              <w:rPr>
-                <w:sz w:val="16"/>
+              <w:rPr>
+                <w:lang w:val="es-ES_tradnl"/>
+              </w:rPr>
+            </w:pPr>
+            <w:r>
+              <w:rPr>
+                <w:sz w:val="16"/>
+                <w:lang w:val="es-ES_tradnl"/>
               </w:rPr>
               <w:t>Alta</w:t>
             </w:r>
@@ -7099,10 +8987,14 @@
             <w:pPr>
               <w:spacing w:before="40" w:after="40" w:line="240" w:lineRule="auto"/>
               <w:jc w:val="left"/>
-            </w:pPr>
-            <w:r>
-              <w:rPr>
-                <w:sz w:val="16"/>
+              <w:rPr>
+                <w:lang w:val="es-ES_tradnl"/>
+              </w:rPr>
+            </w:pPr>
+            <w:r>
+              <w:rPr>
+                <w:sz w:val="16"/>
+                <w:lang w:val="es-ES_tradnl"/>
               </w:rPr>
               <w:t>Adultos mayores de Huechuraba</w:t>
             </w:r>
@@ -7117,10 +9009,14 @@
             <w:pPr>
               <w:spacing w:before="40" w:after="40" w:line="240" w:lineRule="auto"/>
               <w:jc w:val="left"/>
-            </w:pPr>
-            <w:r>
-              <w:rPr>
-                <w:sz w:val="16"/>
+              <w:rPr>
+                <w:lang w:val="es-ES_tradnl"/>
+              </w:rPr>
+            </w:pPr>
+            <w:r>
+              <w:rPr>
+                <w:sz w:val="16"/>
+                <w:lang w:val="es-ES_tradnl"/>
               </w:rPr>
               <w:t>Usuario final</w:t>
             </w:r>
@@ -7135,10 +9031,14 @@
             <w:pPr>
               <w:spacing w:before="40" w:after="40" w:line="240" w:lineRule="auto"/>
               <w:jc w:val="left"/>
-            </w:pPr>
-            <w:r>
-              <w:rPr>
-                <w:sz w:val="16"/>
+              <w:rPr>
+                <w:lang w:val="es-ES_tradnl"/>
+              </w:rPr>
+            </w:pPr>
+            <w:r>
+              <w:rPr>
+                <w:sz w:val="16"/>
+                <w:lang w:val="es-ES_tradnl"/>
               </w:rPr>
               <w:t>Aplicación simple, respetuosa y segura</w:t>
             </w:r>
@@ -7153,10 +9053,14 @@
             <w:pPr>
               <w:spacing w:before="40" w:after="40" w:line="240" w:lineRule="auto"/>
               <w:jc w:val="left"/>
-            </w:pPr>
-            <w:r>
-              <w:rPr>
-                <w:sz w:val="16"/>
+              <w:rPr>
+                <w:lang w:val="es-ES_tradnl"/>
+              </w:rPr>
+            </w:pPr>
+            <w:r>
+              <w:rPr>
+                <w:sz w:val="16"/>
+                <w:lang w:val="es-ES_tradnl"/>
               </w:rPr>
               <w:t>Media</w:t>
             </w:r>
@@ -7177,10 +9081,14 @@
             <w:pPr>
               <w:spacing w:before="40" w:after="40" w:line="240" w:lineRule="auto"/>
               <w:jc w:val="left"/>
-            </w:pPr>
-            <w:r>
-              <w:rPr>
-                <w:sz w:val="16"/>
+              <w:rPr>
+                <w:lang w:val="es-ES_tradnl"/>
+              </w:rPr>
+            </w:pPr>
+            <w:r>
+              <w:rPr>
+                <w:sz w:val="16"/>
+                <w:lang w:val="es-ES_tradnl"/>
               </w:rPr>
               <w:t>Cuidadores y familias</w:t>
             </w:r>
@@ -7195,10 +9103,14 @@
             <w:pPr>
               <w:spacing w:before="40" w:after="40" w:line="240" w:lineRule="auto"/>
               <w:jc w:val="left"/>
-            </w:pPr>
-            <w:r>
-              <w:rPr>
-                <w:sz w:val="16"/>
+              <w:rPr>
+                <w:lang w:val="es-ES_tradnl"/>
+              </w:rPr>
+            </w:pPr>
+            <w:r>
+              <w:rPr>
+                <w:sz w:val="16"/>
+                <w:lang w:val="es-ES_tradnl"/>
               </w:rPr>
               <w:t>Usuario secundario</w:t>
             </w:r>
@@ -7213,10 +9125,14 @@
             <w:pPr>
               <w:spacing w:before="40" w:after="40" w:line="240" w:lineRule="auto"/>
               <w:jc w:val="left"/>
-            </w:pPr>
-            <w:r>
-              <w:rPr>
-                <w:sz w:val="16"/>
+              <w:rPr>
+                <w:lang w:val="es-ES_tradnl"/>
+              </w:rPr>
+            </w:pPr>
+            <w:r>
+              <w:rPr>
+                <w:sz w:val="16"/>
+                <w:lang w:val="es-ES_tradnl"/>
               </w:rPr>
               <w:t>Información clara sin invadir la privacidad</w:t>
             </w:r>
@@ -7231,10 +9147,14 @@
             <w:pPr>
               <w:spacing w:before="40" w:after="40" w:line="240" w:lineRule="auto"/>
               <w:jc w:val="left"/>
-            </w:pPr>
-            <w:r>
-              <w:rPr>
-                <w:sz w:val="16"/>
+              <w:rPr>
+                <w:lang w:val="es-ES_tradnl"/>
+              </w:rPr>
+            </w:pPr>
+            <w:r>
+              <w:rPr>
+                <w:sz w:val="16"/>
+                <w:lang w:val="es-ES_tradnl"/>
               </w:rPr>
               <w:t>Media</w:t>
             </w:r>
@@ -7255,10 +9175,14 @@
             <w:pPr>
               <w:spacing w:before="40" w:after="40" w:line="240" w:lineRule="auto"/>
               <w:jc w:val="left"/>
-            </w:pPr>
-            <w:r>
-              <w:rPr>
-                <w:sz w:val="16"/>
+              <w:rPr>
+                <w:lang w:val="es-ES_tradnl"/>
+              </w:rPr>
+            </w:pPr>
+            <w:r>
+              <w:rPr>
+                <w:sz w:val="16"/>
+                <w:lang w:val="es-ES_tradnl"/>
               </w:rPr>
               <w:t>Docentes guía Duoc UC</w:t>
             </w:r>
@@ -7273,10 +9197,14 @@
             <w:pPr>
               <w:spacing w:before="40" w:after="40" w:line="240" w:lineRule="auto"/>
               <w:jc w:val="left"/>
-            </w:pPr>
-            <w:r>
-              <w:rPr>
-                <w:sz w:val="16"/>
+              <w:rPr>
+                <w:lang w:val="es-ES_tradnl"/>
+              </w:rPr>
+            </w:pPr>
+            <w:r>
+              <w:rPr>
+                <w:sz w:val="16"/>
+                <w:lang w:val="es-ES_tradnl"/>
               </w:rPr>
               <w:t>Evaluación y asesoría</w:t>
             </w:r>
@@ -7291,10 +9219,14 @@
             <w:pPr>
               <w:spacing w:before="40" w:after="40" w:line="240" w:lineRule="auto"/>
               <w:jc w:val="left"/>
-            </w:pPr>
-            <w:r>
-              <w:rPr>
-                <w:sz w:val="16"/>
+              <w:rPr>
+                <w:lang w:val="es-ES_tradnl"/>
+              </w:rPr>
+            </w:pPr>
+            <w:r>
+              <w:rPr>
+                <w:sz w:val="16"/>
+                <w:lang w:val="es-ES_tradnl"/>
               </w:rPr>
               <w:t>Cumplimiento de la APT con calidad profesional</w:t>
             </w:r>
@@ -7309,10 +9241,14 @@
             <w:pPr>
               <w:spacing w:before="40" w:after="40" w:line="240" w:lineRule="auto"/>
               <w:jc w:val="left"/>
-            </w:pPr>
-            <w:r>
-              <w:rPr>
-                <w:sz w:val="16"/>
+              <w:rPr>
+                <w:lang w:val="es-ES_tradnl"/>
+              </w:rPr>
+            </w:pPr>
+            <w:r>
+              <w:rPr>
+                <w:sz w:val="16"/>
+                <w:lang w:val="es-ES_tradnl"/>
               </w:rPr>
               <w:t>Alta</w:t>
             </w:r>
@@ -7333,10 +9269,14 @@
             <w:pPr>
               <w:spacing w:before="40" w:after="40" w:line="240" w:lineRule="auto"/>
               <w:jc w:val="left"/>
-            </w:pPr>
-            <w:r>
-              <w:rPr>
-                <w:sz w:val="16"/>
+              <w:rPr>
+                <w:lang w:val="es-ES_tradnl"/>
+              </w:rPr>
+            </w:pPr>
+            <w:r>
+              <w:rPr>
+                <w:sz w:val="16"/>
+                <w:lang w:val="es-ES_tradnl"/>
               </w:rPr>
               <w:t>Equipo de desarrollo</w:t>
             </w:r>
@@ -7351,10 +9291,14 @@
             <w:pPr>
               <w:spacing w:before="40" w:after="40" w:line="240" w:lineRule="auto"/>
               <w:jc w:val="left"/>
-            </w:pPr>
-            <w:r>
-              <w:rPr>
-                <w:sz w:val="16"/>
+              <w:rPr>
+                <w:lang w:val="es-ES_tradnl"/>
+              </w:rPr>
+            </w:pPr>
+            <w:r>
+              <w:rPr>
+                <w:sz w:val="16"/>
+                <w:lang w:val="es-ES_tradnl"/>
               </w:rPr>
               <w:t>Ejecución</w:t>
             </w:r>
@@ -7369,10 +9313,14 @@
             <w:pPr>
               <w:spacing w:before="40" w:after="40" w:line="240" w:lineRule="auto"/>
               <w:jc w:val="left"/>
-            </w:pPr>
-            <w:r>
-              <w:rPr>
-                <w:sz w:val="16"/>
+              <w:rPr>
+                <w:lang w:val="es-ES_tradnl"/>
+              </w:rPr>
+            </w:pPr>
+            <w:r>
+              <w:rPr>
+                <w:sz w:val="16"/>
+                <w:lang w:val="es-ES_tradnl"/>
               </w:rPr>
               <w:t>Entregar un producto real y aprender</w:t>
             </w:r>
@@ -7387,10 +9335,14 @@
             <w:pPr>
               <w:spacing w:before="40" w:after="40" w:line="240" w:lineRule="auto"/>
               <w:jc w:val="left"/>
-            </w:pPr>
-            <w:r>
-              <w:rPr>
-                <w:sz w:val="16"/>
+              <w:rPr>
+                <w:lang w:val="es-ES_tradnl"/>
+              </w:rPr>
+            </w:pPr>
+            <w:r>
+              <w:rPr>
+                <w:sz w:val="16"/>
+                <w:lang w:val="es-ES_tradnl"/>
               </w:rPr>
               <w:t>Alta</w:t>
             </w:r>
@@ -7411,10 +9363,14 @@
             <w:pPr>
               <w:spacing w:before="40" w:after="40" w:line="240" w:lineRule="auto"/>
               <w:jc w:val="left"/>
-            </w:pPr>
-            <w:r>
-              <w:rPr>
-                <w:sz w:val="16"/>
+              <w:rPr>
+                <w:lang w:val="es-ES_tradnl"/>
+              </w:rPr>
+            </w:pPr>
+            <w:r>
+              <w:rPr>
+                <w:sz w:val="16"/>
+                <w:lang w:val="es-ES_tradnl"/>
               </w:rPr>
               <w:t>Agencia de Protección de Datos Personales</w:t>
             </w:r>
@@ -7429,10 +9385,14 @@
             <w:pPr>
               <w:spacing w:before="40" w:after="40" w:line="240" w:lineRule="auto"/>
               <w:jc w:val="left"/>
-            </w:pPr>
-            <w:r>
-              <w:rPr>
-                <w:sz w:val="16"/>
+              <w:rPr>
+                <w:lang w:val="es-ES_tradnl"/>
+              </w:rPr>
+            </w:pPr>
+            <w:r>
+              <w:rPr>
+                <w:sz w:val="16"/>
+                <w:lang w:val="es-ES_tradnl"/>
               </w:rPr>
               <w:t>Regulador (indirecto)</w:t>
             </w:r>
@@ -7447,10 +9407,14 @@
             <w:pPr>
               <w:spacing w:before="40" w:after="40" w:line="240" w:lineRule="auto"/>
               <w:jc w:val="left"/>
-            </w:pPr>
-            <w:r>
-              <w:rPr>
-                <w:sz w:val="16"/>
+              <w:rPr>
+                <w:lang w:val="es-ES_tradnl"/>
+              </w:rPr>
+            </w:pPr>
+            <w:r>
+              <w:rPr>
+                <w:sz w:val="16"/>
+                <w:lang w:val="es-ES_tradnl"/>
               </w:rPr>
               <w:t>Cumplimiento de la Ley 21.719</w:t>
             </w:r>
@@ -7465,10 +9429,14 @@
             <w:pPr>
               <w:spacing w:before="40" w:after="40" w:line="240" w:lineRule="auto"/>
               <w:jc w:val="left"/>
-            </w:pPr>
-            <w:r>
-              <w:rPr>
-                <w:sz w:val="16"/>
+              <w:rPr>
+                <w:lang w:val="es-ES_tradnl"/>
+              </w:rPr>
+            </w:pPr>
+            <w:r>
+              <w:rPr>
+                <w:sz w:val="16"/>
+                <w:lang w:val="es-ES_tradnl"/>
               </w:rPr>
               <w:t>Baja</w:t>
             </w:r>
@@ -7479,14 +9447,23 @@
     <w:p>
       <w:pPr>
         <w:spacing w:after="80"/>
+        <w:rPr>
+          <w:lang w:val="es-ES_tradnl"/>
+        </w:rPr>
       </w:pPr>
     </w:p>
     <w:p>
       <w:pPr>
         <w:pStyle w:val="Descripcin"/>
         <w:keepNext/>
+        <w:rPr>
+          <w:lang w:val="es-ES_tradnl"/>
+        </w:rPr>
       </w:pPr>
       <w:r>
+        <w:rPr>
+          <w:lang w:val="es-ES_tradnl"/>
+        </w:rPr>
         <w:t>Tabla 11 – Equipo del proyecto</w:t>
       </w:r>
     </w:p>
@@ -7527,12 +9504,16 @@
             <w:pPr>
               <w:spacing w:before="40" w:after="40" w:line="240" w:lineRule="auto"/>
               <w:jc w:val="center"/>
+              <w:rPr>
+                <w:lang w:val="es-ES_tradnl"/>
+              </w:rPr>
             </w:pPr>
             <w:r>
               <w:rPr>
                 <w:b/>
                 <w:color w:val="FFFFFF"/>
                 <w:sz w:val="16"/>
+                <w:lang w:val="es-ES_tradnl"/>
               </w:rPr>
               <w:t>Integrante</w:t>
             </w:r>
@@ -7547,12 +9528,16 @@
             <w:pPr>
               <w:spacing w:before="40" w:after="40" w:line="240" w:lineRule="auto"/>
               <w:jc w:val="center"/>
+              <w:rPr>
+                <w:lang w:val="es-ES_tradnl"/>
+              </w:rPr>
             </w:pPr>
             <w:r>
               <w:rPr>
                 <w:b/>
                 <w:color w:val="FFFFFF"/>
                 <w:sz w:val="16"/>
+                <w:lang w:val="es-ES_tradnl"/>
               </w:rPr>
               <w:t>Rol</w:t>
             </w:r>
@@ -7567,12 +9552,16 @@
             <w:pPr>
               <w:spacing w:before="40" w:after="40" w:line="240" w:lineRule="auto"/>
               <w:jc w:val="center"/>
+              <w:rPr>
+                <w:lang w:val="es-ES_tradnl"/>
+              </w:rPr>
             </w:pPr>
             <w:r>
               <w:rPr>
                 <w:b/>
                 <w:color w:val="FFFFFF"/>
                 <w:sz w:val="16"/>
+                <w:lang w:val="es-ES_tradnl"/>
               </w:rPr>
               <w:t>Horas</w:t>
             </w:r>
@@ -7587,12 +9576,16 @@
             <w:pPr>
               <w:spacing w:before="40" w:after="40" w:line="240" w:lineRule="auto"/>
               <w:jc w:val="center"/>
+              <w:rPr>
+                <w:lang w:val="es-ES_tradnl"/>
+              </w:rPr>
             </w:pPr>
             <w:r>
               <w:rPr>
                 <w:b/>
                 <w:color w:val="FFFFFF"/>
                 <w:sz w:val="16"/>
+                <w:lang w:val="es-ES_tradnl"/>
               </w:rPr>
               <w:t>Responsabilidades principales</w:t>
             </w:r>
@@ -7613,10 +9606,14 @@
             <w:pPr>
               <w:spacing w:before="40" w:after="40" w:line="240" w:lineRule="auto"/>
               <w:jc w:val="left"/>
-            </w:pPr>
-            <w:r>
-              <w:rPr>
-                <w:sz w:val="16"/>
+              <w:rPr>
+                <w:lang w:val="es-ES_tradnl"/>
+              </w:rPr>
+            </w:pPr>
+            <w:r>
+              <w:rPr>
+                <w:sz w:val="16"/>
+                <w:lang w:val="es-ES_tradnl"/>
               </w:rPr>
               <w:t>Daniela Castillo</w:t>
             </w:r>
@@ -7631,10 +9628,14 @@
             <w:pPr>
               <w:spacing w:before="40" w:after="40" w:line="240" w:lineRule="auto"/>
               <w:jc w:val="left"/>
-            </w:pPr>
-            <w:r>
-              <w:rPr>
-                <w:sz w:val="16"/>
+              <w:rPr>
+                <w:lang w:val="es-ES_tradnl"/>
+              </w:rPr>
+            </w:pPr>
+            <w:r>
+              <w:rPr>
+                <w:sz w:val="16"/>
+                <w:lang w:val="es-ES_tradnl"/>
               </w:rPr>
               <w:t>Líder técnica y jefa de proyecto</w:t>
             </w:r>
@@ -7649,10 +9650,14 @@
             <w:pPr>
               <w:spacing w:before="40" w:after="40" w:line="240" w:lineRule="auto"/>
               <w:jc w:val="left"/>
-            </w:pPr>
-            <w:r>
-              <w:rPr>
-                <w:sz w:val="16"/>
+              <w:rPr>
+                <w:lang w:val="es-ES_tradnl"/>
+              </w:rPr>
+            </w:pPr>
+            <w:r>
+              <w:rPr>
+                <w:sz w:val="16"/>
+                <w:lang w:val="es-ES_tradnl"/>
               </w:rPr>
               <w:t>320</w:t>
             </w:r>
@@ -7667,12 +9672,55 @@
             <w:pPr>
               <w:spacing w:before="40" w:after="40" w:line="240" w:lineRule="auto"/>
               <w:jc w:val="left"/>
-            </w:pPr>
-            <w:r>
-              <w:rPr>
-                <w:sz w:val="16"/>
-              </w:rPr>
-              <w:t>Arquitectura, capas core/data/domain, backend FastAPI, reglas de Firebase, privacidad, coordinación con DIDECO, dominio Motricidad</w:t>
+              <w:rPr>
+                <w:lang w:val="es-ES_tradnl"/>
+              </w:rPr>
+            </w:pPr>
+            <w:r>
+              <w:rPr>
+                <w:sz w:val="16"/>
+                <w:lang w:val="es-ES_tradnl"/>
+              </w:rPr>
+              <w:t xml:space="preserve">Arquitectura, capas </w:t>
+            </w:r>
+            <w:proofErr w:type="spellStart"/>
+            <w:r>
+              <w:rPr>
+                <w:sz w:val="16"/>
+                <w:lang w:val="es-ES_tradnl"/>
+              </w:rPr>
+              <w:t>core</w:t>
+            </w:r>
+            <w:proofErr w:type="spellEnd"/>
+            <w:r>
+              <w:rPr>
+                <w:sz w:val="16"/>
+                <w:lang w:val="es-ES_tradnl"/>
+              </w:rPr>
+              <w:t>/data/</w:t>
+            </w:r>
+            <w:proofErr w:type="spellStart"/>
+            <w:r>
+              <w:rPr>
+                <w:sz w:val="16"/>
+                <w:lang w:val="es-ES_tradnl"/>
+              </w:rPr>
+              <w:t>domain</w:t>
+            </w:r>
+            <w:proofErr w:type="spellEnd"/>
+            <w:r>
+              <w:rPr>
+                <w:sz w:val="16"/>
+                <w:lang w:val="es-ES_tradnl"/>
+              </w:rPr>
+              <w:t>, backend FastAPI, reglas de Firebase, privacidad, coordinación con DIDECO, dominio Motricidad</w:t>
+            </w:r>
+            <w:r>
+              <w:rPr>
+                <w:sz w:val="16"/>
+                <w:lang w:val="es-ES_tradnl"/>
+              </w:rPr>
+              <w:t>, documentación.</w:t>
             </w:r>
           </w:p>
         </w:tc>
@@ -7691,10 +9739,14 @@
             <w:pPr>
               <w:spacing w:before="40" w:after="40" w:line="240" w:lineRule="auto"/>
               <w:jc w:val="left"/>
-            </w:pPr>
-            <w:r>
-              <w:rPr>
-                <w:sz w:val="16"/>
+              <w:rPr>
+                <w:lang w:val="es-ES_tradnl"/>
+              </w:rPr>
+            </w:pPr>
+            <w:r>
+              <w:rPr>
+                <w:sz w:val="16"/>
+                <w:lang w:val="es-ES_tradnl"/>
               </w:rPr>
               <w:t>Benjamín Valle</w:t>
             </w:r>
@@ -7709,10 +9761,14 @@
             <w:pPr>
               <w:spacing w:before="40" w:after="40" w:line="240" w:lineRule="auto"/>
               <w:jc w:val="left"/>
-            </w:pPr>
-            <w:r>
-              <w:rPr>
-                <w:sz w:val="16"/>
+              <w:rPr>
+                <w:lang w:val="es-ES_tradnl"/>
+              </w:rPr>
+            </w:pPr>
+            <w:r>
+              <w:rPr>
+                <w:sz w:val="16"/>
+                <w:lang w:val="es-ES_tradnl"/>
               </w:rPr>
               <w:t>Desarrollador frontend – módulo adulto mayor</w:t>
             </w:r>
@@ -7727,10 +9783,14 @@
             <w:pPr>
               <w:spacing w:before="40" w:after="40" w:line="240" w:lineRule="auto"/>
               <w:jc w:val="left"/>
-            </w:pPr>
-            <w:r>
-              <w:rPr>
-                <w:sz w:val="16"/>
+              <w:rPr>
+                <w:lang w:val="es-ES_tradnl"/>
+              </w:rPr>
+            </w:pPr>
+            <w:r>
+              <w:rPr>
+                <w:sz w:val="16"/>
+                <w:lang w:val="es-ES_tradnl"/>
               </w:rPr>
               <w:t>240</w:t>
             </w:r>
@@ -7745,12 +9805,23 @@
             <w:pPr>
               <w:spacing w:before="40" w:after="40" w:line="240" w:lineRule="auto"/>
               <w:jc w:val="left"/>
-            </w:pPr>
-            <w:r>
-              <w:rPr>
-                <w:sz w:val="16"/>
+              <w:rPr>
+                <w:lang w:val="es-ES_tradnl"/>
+              </w:rPr>
+            </w:pPr>
+            <w:r>
+              <w:rPr>
+                <w:sz w:val="16"/>
+                <w:lang w:val="es-ES_tradnl"/>
               </w:rPr>
               <w:t>Onboarding, modos, respiración guiada, progreso personal, dominio Memoria</w:t>
+            </w:r>
+            <w:r>
+              <w:rPr>
+                <w:sz w:val="16"/>
+                <w:lang w:val="es-ES_tradnl"/>
+              </w:rPr>
+              <w:t>, UX adulto mayor.</w:t>
             </w:r>
           </w:p>
         </w:tc>
@@ -7769,10 +9840,14 @@
             <w:pPr>
               <w:spacing w:before="40" w:after="40" w:line="240" w:lineRule="auto"/>
               <w:jc w:val="left"/>
-            </w:pPr>
-            <w:r>
-              <w:rPr>
-                <w:sz w:val="16"/>
+              <w:rPr>
+                <w:lang w:val="es-ES_tradnl"/>
+              </w:rPr>
+            </w:pPr>
+            <w:r>
+              <w:rPr>
+                <w:sz w:val="16"/>
+                <w:lang w:val="es-ES_tradnl"/>
               </w:rPr>
               <w:t>Eduardo Villanueva</w:t>
             </w:r>
@@ -7787,10 +9862,14 @@
             <w:pPr>
               <w:spacing w:before="40" w:after="40" w:line="240" w:lineRule="auto"/>
               <w:jc w:val="left"/>
-            </w:pPr>
-            <w:r>
-              <w:rPr>
-                <w:sz w:val="16"/>
+              <w:rPr>
+                <w:lang w:val="es-ES_tradnl"/>
+              </w:rPr>
+            </w:pPr>
+            <w:r>
+              <w:rPr>
+                <w:sz w:val="16"/>
+                <w:lang w:val="es-ES_tradnl"/>
               </w:rPr>
               <w:t>Desarrollador frontend y QA – módulo cuidador</w:t>
             </w:r>
@@ -7805,10 +9884,14 @@
             <w:pPr>
               <w:spacing w:before="40" w:after="40" w:line="240" w:lineRule="auto"/>
               <w:jc w:val="left"/>
-            </w:pPr>
-            <w:r>
-              <w:rPr>
-                <w:sz w:val="16"/>
+              <w:rPr>
+                <w:lang w:val="es-ES_tradnl"/>
+              </w:rPr>
+            </w:pPr>
+            <w:r>
+              <w:rPr>
+                <w:sz w:val="16"/>
+                <w:lang w:val="es-ES_tradnl"/>
               </w:rPr>
               <w:t>240</w:t>
             </w:r>
@@ -7823,12 +9906,23 @@
             <w:pPr>
               <w:spacing w:before="40" w:after="40" w:line="240" w:lineRule="auto"/>
               <w:jc w:val="left"/>
-            </w:pPr>
-            <w:r>
-              <w:rPr>
-                <w:sz w:val="16"/>
+              <w:rPr>
+                <w:lang w:val="es-ES_tradnl"/>
+              </w:rPr>
+            </w:pPr>
+            <w:r>
+              <w:rPr>
+                <w:sz w:val="16"/>
+                <w:lang w:val="es-ES_tradnl"/>
               </w:rPr>
               <w:t>Registro de cuidador, vínculo QR, dashboard, reporte exportable, dominio Atención, QA</w:t>
+            </w:r>
+            <w:r>
+              <w:rPr>
+                <w:sz w:val="16"/>
+                <w:lang w:val="es-ES_tradnl"/>
+              </w:rPr>
+              <w:t>, UX cuidador.</w:t>
             </w:r>
           </w:p>
         </w:tc>
@@ -7837,25 +9931,53 @@
     <w:p>
       <w:pPr>
         <w:spacing w:after="80"/>
+        <w:rPr>
+          <w:lang w:val="es-ES_tradnl"/>
+        </w:rPr>
       </w:pPr>
     </w:p>
     <w:p>
       <w:pPr>
         <w:pStyle w:val="Ttulo1"/>
+        <w:rPr>
+          <w:lang w:val="es-ES_tradnl"/>
+        </w:rPr>
       </w:pPr>
-      <w:bookmarkStart w:id="15" w:name="_Toc243680969"/>
+      <w:bookmarkStart w:id="15" w:name="_Toc243728837"/>
       <w:r>
+        <w:rPr>
+          <w:lang w:val="es-ES_tradnl"/>
+        </w:rPr>
         <w:t>9. Riesgos de alto nivel</w:t>
       </w:r>
       <w:bookmarkEnd w:id="15"/>
     </w:p>
     <w:p>
       <w:pPr>
+        <w:rPr>
+          <w:lang w:val="es-ES_tradnl"/>
+        </w:rPr>
+      </w:pPr>
+      <w:r>
+        <w:rPr>
+          <w:lang w:val="es-ES_tradnl"/>
+        </w:rPr>
+        <w:t>El registro de riesgos (AC-DOC-05) contiene 44 riesgos; los 5 de nivel Extremo en estado inherente son:</w:t>
+      </w:r>
+    </w:p>
+    <w:p>
+      <w:pPr>
         <w:pStyle w:val="Descripcin"/>
         <w:keepNext/>
+        <w:rPr>
+          <w:lang w:val="es-ES_tradnl"/>
+        </w:rPr>
       </w:pPr>
       <w:r>
-        <w:t>Tabla 12 – Principales riesgos iniciales</w:t>
+        <w:rPr>
+          <w:lang w:val="es-ES_tradnl"/>
+        </w:rPr>
+        <w:t>Tabla 12 – Riesgos de nivel Extremo</w:t>
       </w:r>
     </w:p>
     <w:tbl>
@@ -7875,11 +9997,11 @@
         <w:tblLook w:val="04A0" w:firstRow="1" w:lastRow="0" w:firstColumn="1" w:lastColumn="0" w:noHBand="0" w:noVBand="1"/>
       </w:tblPr>
       <w:tblGrid>
-        <w:gridCol w:w="568"/>
-        <w:gridCol w:w="3175"/>
-        <w:gridCol w:w="567"/>
-        <w:gridCol w:w="850"/>
-        <w:gridCol w:w="3855"/>
+        <w:gridCol w:w="681"/>
+        <w:gridCol w:w="3005"/>
+        <w:gridCol w:w="907"/>
+        <w:gridCol w:w="907"/>
+        <w:gridCol w:w="3515"/>
       </w:tblGrid>
       <w:tr>
         <w:trPr>
@@ -7889,19 +10011,23 @@
         </w:trPr>
         <w:tc>
           <w:tcPr>
-            <w:tcW w:w="567" w:type="dxa"/>
+            <w:tcW w:w="680" w:type="dxa"/>
             <w:shd w:val="clear" w:color="auto" w:fill="1A3C5E"/>
           </w:tcPr>
           <w:p>
             <w:pPr>
               <w:spacing w:before="40" w:after="40" w:line="240" w:lineRule="auto"/>
               <w:jc w:val="center"/>
+              <w:rPr>
+                <w:lang w:val="es-ES_tradnl"/>
+              </w:rPr>
             </w:pPr>
             <w:r>
               <w:rPr>
                 <w:b/>
                 <w:color w:val="FFFFFF"/>
                 <w:sz w:val="16"/>
+                <w:lang w:val="es-ES_tradnl"/>
               </w:rPr>
               <w:t>ID</w:t>
             </w:r>
@@ -7909,19 +10035,23 @@
         </w:tc>
         <w:tc>
           <w:tcPr>
-            <w:tcW w:w="3175" w:type="dxa"/>
+            <w:tcW w:w="3005" w:type="dxa"/>
             <w:shd w:val="clear" w:color="auto" w:fill="1A3C5E"/>
           </w:tcPr>
           <w:p>
             <w:pPr>
               <w:spacing w:before="40" w:after="40" w:line="240" w:lineRule="auto"/>
               <w:jc w:val="center"/>
+              <w:rPr>
+                <w:lang w:val="es-ES_tradnl"/>
+              </w:rPr>
             </w:pPr>
             <w:r>
               <w:rPr>
                 <w:b/>
                 <w:color w:val="FFFFFF"/>
                 <w:sz w:val="16"/>
+                <w:lang w:val="es-ES_tradnl"/>
               </w:rPr>
               <w:t>Riesgo</w:t>
             </w:r>
@@ -7929,61 +10059,93 @@
         </w:tc>
         <w:tc>
           <w:tcPr>
-            <w:tcW w:w="567" w:type="dxa"/>
+            <w:tcW w:w="907" w:type="dxa"/>
             <w:shd w:val="clear" w:color="auto" w:fill="1A3C5E"/>
           </w:tcPr>
           <w:p>
             <w:pPr>
               <w:spacing w:before="40" w:after="40" w:line="240" w:lineRule="auto"/>
               <w:jc w:val="center"/>
+              <w:rPr>
+                <w:lang w:val="es-ES_tradnl"/>
+              </w:rPr>
             </w:pPr>
             <w:r>
               <w:rPr>
                 <w:b/>
                 <w:color w:val="FFFFFF"/>
                 <w:sz w:val="16"/>
-              </w:rPr>
-              <w:t>P×I</w:t>
-            </w:r>
-          </w:p>
-        </w:tc>
-        <w:tc>
-          <w:tcPr>
-            <w:tcW w:w="850" w:type="dxa"/>
-            <w:shd w:val="clear" w:color="auto" w:fill="1A3C5E"/>
-          </w:tcPr>
-          <w:p>
-            <w:pPr>
-              <w:spacing w:before="40" w:after="40" w:line="240" w:lineRule="auto"/>
-              <w:jc w:val="center"/>
-            </w:pPr>
+                <w:lang w:val="es-ES_tradnl"/>
+              </w:rPr>
+              <w:t xml:space="preserve">Nivel </w:t>
+            </w:r>
+            <w:proofErr w:type="spellStart"/>
             <w:r>
               <w:rPr>
                 <w:b/>
                 <w:color w:val="FFFFFF"/>
                 <w:sz w:val="16"/>
-              </w:rPr>
-              <w:t>Nivel</w:t>
-            </w:r>
-          </w:p>
-        </w:tc>
-        <w:tc>
-          <w:tcPr>
-            <w:tcW w:w="3855" w:type="dxa"/>
-            <w:shd w:val="clear" w:color="auto" w:fill="1A3C5E"/>
-          </w:tcPr>
-          <w:p>
-            <w:pPr>
-              <w:spacing w:before="40" w:after="40" w:line="240" w:lineRule="auto"/>
-              <w:jc w:val="center"/>
-            </w:pPr>
+                <w:lang w:val="es-ES_tradnl"/>
+              </w:rPr>
+              <w:t>inh</w:t>
+            </w:r>
+            <w:proofErr w:type="spellEnd"/>
             <w:r>
               <w:rPr>
                 <w:b/>
                 <w:color w:val="FFFFFF"/>
                 <w:sz w:val="16"/>
-              </w:rPr>
-              <w:t>Respuesta principal</w:t>
+                <w:lang w:val="es-ES_tradnl"/>
+              </w:rPr>
+              <w:t>.</w:t>
+            </w:r>
+          </w:p>
+        </w:tc>
+        <w:tc>
+          <w:tcPr>
+            <w:tcW w:w="907" w:type="dxa"/>
+            <w:shd w:val="clear" w:color="auto" w:fill="1A3C5E"/>
+          </w:tcPr>
+          <w:p>
+            <w:pPr>
+              <w:spacing w:before="40" w:after="40" w:line="240" w:lineRule="auto"/>
+              <w:jc w:val="center"/>
+              <w:rPr>
+                <w:lang w:val="es-ES_tradnl"/>
+              </w:rPr>
+            </w:pPr>
+            <w:r>
+              <w:rPr>
+                <w:b/>
+                <w:color w:val="FFFFFF"/>
+                <w:sz w:val="16"/>
+                <w:lang w:val="es-ES_tradnl"/>
+              </w:rPr>
+              <w:t>Nivel res.</w:t>
+            </w:r>
+          </w:p>
+        </w:tc>
+        <w:tc>
+          <w:tcPr>
+            <w:tcW w:w="3515" w:type="dxa"/>
+            <w:shd w:val="clear" w:color="auto" w:fill="1A3C5E"/>
+          </w:tcPr>
+          <w:p>
+            <w:pPr>
+              <w:spacing w:before="40" w:after="40" w:line="240" w:lineRule="auto"/>
+              <w:jc w:val="center"/>
+              <w:rPr>
+                <w:lang w:val="es-ES_tradnl"/>
+              </w:rPr>
+            </w:pPr>
+            <w:r>
+              <w:rPr>
+                <w:b/>
+                <w:color w:val="FFFFFF"/>
+                <w:sz w:val="16"/>
+                <w:lang w:val="es-ES_tradnl"/>
+              </w:rPr>
+              <w:t>Control principal</w:t>
             </w:r>
           </w:p>
         </w:tc>
@@ -7995,73 +10157,83 @@
         </w:trPr>
         <w:tc>
           <w:tcPr>
-            <w:tcW w:w="567" w:type="dxa"/>
+            <w:tcW w:w="680" w:type="dxa"/>
             <w:shd w:val="clear" w:color="auto" w:fill="FFFFFF"/>
           </w:tcPr>
           <w:p>
             <w:pPr>
               <w:spacing w:before="40" w:after="40" w:line="240" w:lineRule="auto"/>
               <w:jc w:val="left"/>
-            </w:pPr>
-            <w:r>
-              <w:rPr>
-                <w:sz w:val="16"/>
-              </w:rPr>
-              <w:t>R01</w:t>
-            </w:r>
-          </w:p>
-        </w:tc>
-        <w:tc>
-          <w:tcPr>
-            <w:tcW w:w="3175" w:type="dxa"/>
+              <w:rPr>
+                <w:lang w:val="es-ES_tradnl"/>
+              </w:rPr>
+            </w:pPr>
+            <w:r>
+              <w:rPr>
+                <w:sz w:val="16"/>
+                <w:lang w:val="es-ES_tradnl"/>
+              </w:rPr>
+              <w:t>R2.1</w:t>
+            </w:r>
+          </w:p>
+        </w:tc>
+        <w:tc>
+          <w:tcPr>
+            <w:tcW w:w="3005" w:type="dxa"/>
             <w:shd w:val="clear" w:color="auto" w:fill="FFFFFF"/>
           </w:tcPr>
           <w:p>
             <w:pPr>
               <w:spacing w:before="40" w:after="40" w:line="240" w:lineRule="auto"/>
               <w:jc w:val="left"/>
-            </w:pPr>
-            <w:r>
-              <w:rPr>
-                <w:sz w:val="16"/>
-              </w:rPr>
-              <w:t>El alcance (9 juegos y 2 módulos) excede la capacidad del equipo</w:t>
-            </w:r>
-          </w:p>
-        </w:tc>
-        <w:tc>
-          <w:tcPr>
-            <w:tcW w:w="567" w:type="dxa"/>
-            <w:shd w:val="clear" w:color="auto" w:fill="FFFFFF"/>
-          </w:tcPr>
-          <w:p>
-            <w:pPr>
-              <w:spacing w:before="40" w:after="40" w:line="240" w:lineRule="auto"/>
-              <w:jc w:val="left"/>
-            </w:pPr>
-            <w:r>
-              <w:rPr>
-                <w:sz w:val="16"/>
-              </w:rPr>
-              <w:t>16</w:t>
-            </w:r>
-          </w:p>
-        </w:tc>
-        <w:tc>
-          <w:tcPr>
-            <w:tcW w:w="850" w:type="dxa"/>
+              <w:rPr>
+                <w:lang w:val="es-ES_tradnl"/>
+              </w:rPr>
+            </w:pPr>
+            <w:r>
+              <w:rPr>
+                <w:sz w:val="16"/>
+                <w:lang w:val="es-ES_tradnl"/>
+              </w:rPr>
+              <w:t xml:space="preserve">Exposición accidental de credenciales y API </w:t>
+            </w:r>
+            <w:proofErr w:type="spellStart"/>
+            <w:r>
+              <w:rPr>
+                <w:sz w:val="16"/>
+                <w:lang w:val="es-ES_tradnl"/>
+              </w:rPr>
+              <w:t>keys</w:t>
+            </w:r>
+            <w:proofErr w:type="spellEnd"/>
+            <w:r>
+              <w:rPr>
+                <w:sz w:val="16"/>
+                <w:lang w:val="es-ES_tradnl"/>
+              </w:rPr>
+              <w:t xml:space="preserve"> en repositorio</w:t>
+            </w:r>
+          </w:p>
+        </w:tc>
+        <w:tc>
+          <w:tcPr>
+            <w:tcW w:w="907" w:type="dxa"/>
             <w:shd w:val="clear" w:color="auto" w:fill="C0392B"/>
           </w:tcPr>
           <w:p>
             <w:pPr>
               <w:spacing w:before="40" w:after="40" w:line="240" w:lineRule="auto"/>
               <w:jc w:val="center"/>
+              <w:rPr>
+                <w:lang w:val="es-ES_tradnl"/>
+              </w:rPr>
             </w:pPr>
             <w:r>
               <w:rPr>
                 <w:b/>
                 <w:color w:val="FFFFFF"/>
                 <w:sz w:val="16"/>
+                <w:lang w:val="es-ES_tradnl"/>
               </w:rPr>
               <w:t>Extremo</w:t>
             </w:r>
@@ -8069,20 +10241,82 @@
         </w:tc>
         <w:tc>
           <w:tcPr>
-            <w:tcW w:w="3855" w:type="dxa"/>
+            <w:tcW w:w="907" w:type="dxa"/>
+            <w:shd w:val="clear" w:color="auto" w:fill="E67E22"/>
+          </w:tcPr>
+          <w:p>
+            <w:pPr>
+              <w:spacing w:before="40" w:after="40" w:line="240" w:lineRule="auto"/>
+              <w:jc w:val="center"/>
+              <w:rPr>
+                <w:lang w:val="es-ES_tradnl"/>
+              </w:rPr>
+            </w:pPr>
+            <w:r>
+              <w:rPr>
+                <w:b/>
+                <w:color w:val="FFFFFF"/>
+                <w:sz w:val="16"/>
+                <w:lang w:val="es-ES_tradnl"/>
+              </w:rPr>
+              <w:t>Alto</w:t>
+            </w:r>
+          </w:p>
+        </w:tc>
+        <w:tc>
+          <w:tcPr>
+            <w:tcW w:w="3515" w:type="dxa"/>
             <w:shd w:val="clear" w:color="auto" w:fill="FFFFFF"/>
           </w:tcPr>
           <w:p>
             <w:pPr>
               <w:spacing w:before="40" w:after="40" w:line="240" w:lineRule="auto"/>
               <w:jc w:val="left"/>
-            </w:pPr>
-            <w:r>
-              <w:rPr>
-                <w:sz w:val="16"/>
-              </w:rPr>
-              <w:t>Priorización MoSCoW</w:t>
-            </w:r>
+              <w:rPr>
+                <w:lang w:val="es-ES_tradnl"/>
+              </w:rPr>
+            </w:pPr>
+            <w:proofErr w:type="gramStart"/>
+            <w:r>
+              <w:rPr>
+                <w:sz w:val="16"/>
+                <w:lang w:val="es-ES_tradnl"/>
+              </w:rPr>
+              <w:t>.gitignore</w:t>
+            </w:r>
+            <w:proofErr w:type="gramEnd"/>
+            <w:r>
+              <w:rPr>
+                <w:sz w:val="16"/>
+                <w:lang w:val="es-ES_tradnl"/>
+              </w:rPr>
+              <w:t xml:space="preserve">, variables de entorno y GitHub </w:t>
+            </w:r>
+            <w:proofErr w:type="spellStart"/>
+            <w:r>
+              <w:rPr>
+                <w:sz w:val="16"/>
+                <w:lang w:val="es-ES_tradnl"/>
+              </w:rPr>
+              <w:t>Secret</w:t>
+            </w:r>
+            <w:proofErr w:type="spellEnd"/>
+            <w:r>
+              <w:rPr>
+                <w:sz w:val="16"/>
+                <w:lang w:val="es-ES_tradnl"/>
+              </w:rPr>
+              <w:t xml:space="preserve"> </w:t>
+            </w:r>
+            <w:proofErr w:type="spellStart"/>
+            <w:r>
+              <w:rPr>
+                <w:sz w:val="16"/>
+                <w:lang w:val="es-ES_tradnl"/>
+              </w:rPr>
+              <w:t>Scanning</w:t>
+            </w:r>
+            <w:proofErr w:type="spellEnd"/>
           </w:p>
         </w:tc>
       </w:tr>
@@ -8093,93 +10327,131 @@
         </w:trPr>
         <w:tc>
           <w:tcPr>
-            <w:tcW w:w="567" w:type="dxa"/>
+            <w:tcW w:w="680" w:type="dxa"/>
             <w:shd w:val="clear" w:color="auto" w:fill="F2F2F2"/>
           </w:tcPr>
           <w:p>
             <w:pPr>
               <w:spacing w:before="40" w:after="40" w:line="240" w:lineRule="auto"/>
               <w:jc w:val="left"/>
-            </w:pPr>
-            <w:r>
-              <w:rPr>
-                <w:sz w:val="16"/>
-              </w:rPr>
-              <w:t>R05</w:t>
-            </w:r>
-          </w:p>
-        </w:tc>
-        <w:tc>
-          <w:tcPr>
-            <w:tcW w:w="3175" w:type="dxa"/>
+              <w:rPr>
+                <w:lang w:val="es-ES_tradnl"/>
+              </w:rPr>
+            </w:pPr>
+            <w:r>
+              <w:rPr>
+                <w:sz w:val="16"/>
+                <w:lang w:val="es-ES_tradnl"/>
+              </w:rPr>
+              <w:t>R2.4</w:t>
+            </w:r>
+          </w:p>
+        </w:tc>
+        <w:tc>
+          <w:tcPr>
+            <w:tcW w:w="3005" w:type="dxa"/>
             <w:shd w:val="clear" w:color="auto" w:fill="F2F2F2"/>
           </w:tcPr>
           <w:p>
             <w:pPr>
               <w:spacing w:before="40" w:after="40" w:line="240" w:lineRule="auto"/>
               <w:jc w:val="left"/>
-            </w:pPr>
-            <w:r>
-              <w:rPr>
-                <w:sz w:val="16"/>
-              </w:rPr>
-              <w:t>Incumplimiento de la Ley 21.719 (consentimiento, información, derechos ARCO)</w:t>
-            </w:r>
-          </w:p>
-        </w:tc>
-        <w:tc>
-          <w:tcPr>
-            <w:tcW w:w="567" w:type="dxa"/>
-            <w:shd w:val="clear" w:color="auto" w:fill="F2F2F2"/>
-          </w:tcPr>
-          <w:p>
-            <w:pPr>
-              <w:spacing w:before="40" w:after="40" w:line="240" w:lineRule="auto"/>
-              <w:jc w:val="left"/>
-            </w:pPr>
-            <w:r>
-              <w:rPr>
-                <w:sz w:val="16"/>
-              </w:rPr>
-              <w:t>15</w:t>
-            </w:r>
-          </w:p>
-        </w:tc>
-        <w:tc>
-          <w:tcPr>
-            <w:tcW w:w="850" w:type="dxa"/>
-            <w:shd w:val="clear" w:color="auto" w:fill="E67E22"/>
+              <w:rPr>
+                <w:lang w:val="es-ES_tradnl"/>
+              </w:rPr>
+            </w:pPr>
+            <w:r>
+              <w:rPr>
+                <w:sz w:val="16"/>
+                <w:lang w:val="es-ES_tradnl"/>
+              </w:rPr>
+              <w:t>Reglas de seguridad de Firestore mal configuradas en producción</w:t>
+            </w:r>
+          </w:p>
+        </w:tc>
+        <w:tc>
+          <w:tcPr>
+            <w:tcW w:w="907" w:type="dxa"/>
+            <w:shd w:val="clear" w:color="auto" w:fill="C0392B"/>
           </w:tcPr>
           <w:p>
             <w:pPr>
               <w:spacing w:before="40" w:after="40" w:line="240" w:lineRule="auto"/>
               <w:jc w:val="center"/>
+              <w:rPr>
+                <w:lang w:val="es-ES_tradnl"/>
+              </w:rPr>
             </w:pPr>
             <w:r>
               <w:rPr>
                 <w:b/>
                 <w:color w:val="FFFFFF"/>
                 <w:sz w:val="16"/>
-              </w:rPr>
-              <w:t>Alto</w:t>
-            </w:r>
-          </w:p>
-        </w:tc>
-        <w:tc>
-          <w:tcPr>
-            <w:tcW w:w="3855" w:type="dxa"/>
+                <w:lang w:val="es-ES_tradnl"/>
+              </w:rPr>
+              <w:t>Extremo</w:t>
+            </w:r>
+          </w:p>
+        </w:tc>
+        <w:tc>
+          <w:tcPr>
+            <w:tcW w:w="907" w:type="dxa"/>
+            <w:shd w:val="clear" w:color="auto" w:fill="F1C40F"/>
+          </w:tcPr>
+          <w:p>
+            <w:pPr>
+              <w:spacing w:before="40" w:after="40" w:line="240" w:lineRule="auto"/>
+              <w:jc w:val="center"/>
+              <w:rPr>
+                <w:lang w:val="es-ES_tradnl"/>
+              </w:rPr>
+            </w:pPr>
+            <w:r>
+              <w:rPr>
+                <w:b/>
+                <w:color w:val="262626"/>
+                <w:sz w:val="16"/>
+                <w:lang w:val="es-ES_tradnl"/>
+              </w:rPr>
+              <w:t>Medio</w:t>
+            </w:r>
+          </w:p>
+        </w:tc>
+        <w:tc>
+          <w:tcPr>
+            <w:tcW w:w="3515" w:type="dxa"/>
             <w:shd w:val="clear" w:color="auto" w:fill="F2F2F2"/>
           </w:tcPr>
           <w:p>
             <w:pPr>
               <w:spacing w:before="40" w:after="40" w:line="240" w:lineRule="auto"/>
               <w:jc w:val="left"/>
-            </w:pPr>
-            <w:r>
-              <w:rPr>
-                <w:sz w:val="16"/>
-              </w:rPr>
-              <w:t>Privacy by Design desde el primer commit</w:t>
+              <w:rPr>
+                <w:lang w:val="es-ES_tradnl"/>
+              </w:rPr>
+            </w:pPr>
+            <w:r>
+              <w:rPr>
+                <w:sz w:val="16"/>
+                <w:lang w:val="es-ES_tradnl"/>
+              </w:rPr>
+              <w:t xml:space="preserve">Firebase Rules </w:t>
+            </w:r>
+            <w:proofErr w:type="spellStart"/>
+            <w:r>
+              <w:rPr>
+                <w:sz w:val="16"/>
+                <w:lang w:val="es-ES_tradnl"/>
+              </w:rPr>
+              <w:t>Emulator</w:t>
+            </w:r>
+            <w:proofErr w:type="spellEnd"/>
+            <w:r>
+              <w:rPr>
+                <w:sz w:val="16"/>
+                <w:lang w:val="es-ES_tradnl"/>
+              </w:rPr>
+              <w:t xml:space="preserve"> en pipeline de CI/CD</w:t>
             </w:r>
           </w:p>
         </w:tc>
@@ -8191,93 +10463,115 @@
         </w:trPr>
         <w:tc>
           <w:tcPr>
-            <w:tcW w:w="567" w:type="dxa"/>
+            <w:tcW w:w="680" w:type="dxa"/>
             <w:shd w:val="clear" w:color="auto" w:fill="FFFFFF"/>
           </w:tcPr>
           <w:p>
             <w:pPr>
               <w:spacing w:before="40" w:after="40" w:line="240" w:lineRule="auto"/>
               <w:jc w:val="left"/>
-            </w:pPr>
-            <w:r>
-              <w:rPr>
-                <w:sz w:val="16"/>
-              </w:rPr>
-              <w:t>R11</w:t>
-            </w:r>
-          </w:p>
-        </w:tc>
-        <w:tc>
-          <w:tcPr>
-            <w:tcW w:w="3175" w:type="dxa"/>
+              <w:rPr>
+                <w:lang w:val="es-ES_tradnl"/>
+              </w:rPr>
+            </w:pPr>
+            <w:r>
+              <w:rPr>
+                <w:sz w:val="16"/>
+                <w:lang w:val="es-ES_tradnl"/>
+              </w:rPr>
+              <w:t>R4.2.1</w:t>
+            </w:r>
+          </w:p>
+        </w:tc>
+        <w:tc>
+          <w:tcPr>
+            <w:tcW w:w="3005" w:type="dxa"/>
             <w:shd w:val="clear" w:color="auto" w:fill="FFFFFF"/>
           </w:tcPr>
           <w:p>
             <w:pPr>
               <w:spacing w:before="40" w:after="40" w:line="240" w:lineRule="auto"/>
               <w:jc w:val="left"/>
-            </w:pPr>
-            <w:r>
-              <w:rPr>
-                <w:sz w:val="16"/>
-              </w:rPr>
-              <w:t>Retraso o rechazo en la publicación de Google Play</w:t>
-            </w:r>
-          </w:p>
-        </w:tc>
-        <w:tc>
-          <w:tcPr>
-            <w:tcW w:w="567" w:type="dxa"/>
-            <w:shd w:val="clear" w:color="auto" w:fill="FFFFFF"/>
-          </w:tcPr>
-          <w:p>
-            <w:pPr>
-              <w:spacing w:before="40" w:after="40" w:line="240" w:lineRule="auto"/>
-              <w:jc w:val="left"/>
-            </w:pPr>
-            <w:r>
-              <w:rPr>
-                <w:sz w:val="16"/>
-              </w:rPr>
-              <w:t>15</w:t>
-            </w:r>
-          </w:p>
-        </w:tc>
-        <w:tc>
-          <w:tcPr>
-            <w:tcW w:w="850" w:type="dxa"/>
-            <w:shd w:val="clear" w:color="auto" w:fill="E67E22"/>
+              <w:rPr>
+                <w:lang w:val="es-ES_tradnl"/>
+              </w:rPr>
+            </w:pPr>
+            <w:r>
+              <w:rPr>
+                <w:sz w:val="16"/>
+                <w:lang w:val="es-ES_tradnl"/>
+              </w:rPr>
+              <w:t>Falsos positivos o falsos negativos del modelo de IA</w:t>
+            </w:r>
+          </w:p>
+        </w:tc>
+        <w:tc>
+          <w:tcPr>
+            <w:tcW w:w="907" w:type="dxa"/>
+            <w:shd w:val="clear" w:color="auto" w:fill="C0392B"/>
           </w:tcPr>
           <w:p>
             <w:pPr>
               <w:spacing w:before="40" w:after="40" w:line="240" w:lineRule="auto"/>
               <w:jc w:val="center"/>
+              <w:rPr>
+                <w:lang w:val="es-ES_tradnl"/>
+              </w:rPr>
             </w:pPr>
             <w:r>
               <w:rPr>
                 <w:b/>
                 <w:color w:val="FFFFFF"/>
                 <w:sz w:val="16"/>
-              </w:rPr>
-              <w:t>Alto</w:t>
-            </w:r>
-          </w:p>
-        </w:tc>
-        <w:tc>
-          <w:tcPr>
-            <w:tcW w:w="3855" w:type="dxa"/>
+                <w:lang w:val="es-ES_tradnl"/>
+              </w:rPr>
+              <w:t>Extremo</w:t>
+            </w:r>
+          </w:p>
+        </w:tc>
+        <w:tc>
+          <w:tcPr>
+            <w:tcW w:w="907" w:type="dxa"/>
+            <w:shd w:val="clear" w:color="auto" w:fill="F1C40F"/>
+          </w:tcPr>
+          <w:p>
+            <w:pPr>
+              <w:spacing w:before="40" w:after="40" w:line="240" w:lineRule="auto"/>
+              <w:jc w:val="center"/>
+              <w:rPr>
+                <w:lang w:val="es-ES_tradnl"/>
+              </w:rPr>
+            </w:pPr>
+            <w:r>
+              <w:rPr>
+                <w:b/>
+                <w:color w:val="262626"/>
+                <w:sz w:val="16"/>
+                <w:lang w:val="es-ES_tradnl"/>
+              </w:rPr>
+              <w:t>Medio</w:t>
+            </w:r>
+          </w:p>
+        </w:tc>
+        <w:tc>
+          <w:tcPr>
+            <w:tcW w:w="3515" w:type="dxa"/>
             <w:shd w:val="clear" w:color="auto" w:fill="FFFFFF"/>
           </w:tcPr>
           <w:p>
             <w:pPr>
               <w:spacing w:before="40" w:after="40" w:line="240" w:lineRule="auto"/>
               <w:jc w:val="left"/>
-            </w:pPr>
-            <w:r>
-              <w:rPr>
-                <w:sz w:val="16"/>
-              </w:rPr>
-              <w:t>Verificar tipo de cuenta en Sprint 2</w:t>
+              <w:rPr>
+                <w:lang w:val="es-ES_tradnl"/>
+              </w:rPr>
+            </w:pPr>
+            <w:r>
+              <w:rPr>
+                <w:sz w:val="16"/>
+                <w:lang w:val="es-ES_tradnl"/>
+              </w:rPr>
+              <w:t>Sistema de umbrales de confirmación — 3 sesiones consecutivas</w:t>
             </w:r>
           </w:p>
         </w:tc>
@@ -8289,93 +10583,115 @@
         </w:trPr>
         <w:tc>
           <w:tcPr>
-            <w:tcW w:w="567" w:type="dxa"/>
+            <w:tcW w:w="680" w:type="dxa"/>
             <w:shd w:val="clear" w:color="auto" w:fill="F2F2F2"/>
           </w:tcPr>
           <w:p>
             <w:pPr>
               <w:spacing w:before="40" w:after="40" w:line="240" w:lineRule="auto"/>
               <w:jc w:val="left"/>
-            </w:pPr>
-            <w:r>
-              <w:rPr>
-                <w:sz w:val="16"/>
-              </w:rPr>
-              <w:t>R02</w:t>
-            </w:r>
-          </w:p>
-        </w:tc>
-        <w:tc>
-          <w:tcPr>
-            <w:tcW w:w="3175" w:type="dxa"/>
+              <w:rPr>
+                <w:lang w:val="es-ES_tradnl"/>
+              </w:rPr>
+            </w:pPr>
+            <w:r>
+              <w:rPr>
+                <w:sz w:val="16"/>
+                <w:lang w:val="es-ES_tradnl"/>
+              </w:rPr>
+              <w:t>R4.7</w:t>
+            </w:r>
+          </w:p>
+        </w:tc>
+        <w:tc>
+          <w:tcPr>
+            <w:tcW w:w="3005" w:type="dxa"/>
             <w:shd w:val="clear" w:color="auto" w:fill="F2F2F2"/>
           </w:tcPr>
           <w:p>
             <w:pPr>
               <w:spacing w:before="40" w:after="40" w:line="240" w:lineRule="auto"/>
               <w:jc w:val="left"/>
-            </w:pPr>
-            <w:r>
-              <w:rPr>
-                <w:sz w:val="16"/>
-              </w:rPr>
-              <w:t>Falla la integración Flutter–FastAPI–OpenAI</w:t>
-            </w:r>
-          </w:p>
-        </w:tc>
-        <w:tc>
-          <w:tcPr>
-            <w:tcW w:w="567" w:type="dxa"/>
-            <w:shd w:val="clear" w:color="auto" w:fill="F2F2F2"/>
-          </w:tcPr>
-          <w:p>
-            <w:pPr>
-              <w:spacing w:before="40" w:after="40" w:line="240" w:lineRule="auto"/>
-              <w:jc w:val="left"/>
-            </w:pPr>
-            <w:r>
-              <w:rPr>
-                <w:sz w:val="16"/>
-              </w:rPr>
-              <w:t>12</w:t>
-            </w:r>
-          </w:p>
-        </w:tc>
-        <w:tc>
-          <w:tcPr>
-            <w:tcW w:w="850" w:type="dxa"/>
-            <w:shd w:val="clear" w:color="auto" w:fill="E67E22"/>
+              <w:rPr>
+                <w:lang w:val="es-ES_tradnl"/>
+              </w:rPr>
+            </w:pPr>
+            <w:r>
+              <w:rPr>
+                <w:sz w:val="16"/>
+                <w:lang w:val="es-ES_tradnl"/>
+              </w:rPr>
+              <w:t>Daño psicológico al adulto mayor por alertas injustificadas</w:t>
+            </w:r>
+          </w:p>
+        </w:tc>
+        <w:tc>
+          <w:tcPr>
+            <w:tcW w:w="907" w:type="dxa"/>
+            <w:shd w:val="clear" w:color="auto" w:fill="C0392B"/>
           </w:tcPr>
           <w:p>
             <w:pPr>
               <w:spacing w:before="40" w:after="40" w:line="240" w:lineRule="auto"/>
               <w:jc w:val="center"/>
+              <w:rPr>
+                <w:lang w:val="es-ES_tradnl"/>
+              </w:rPr>
             </w:pPr>
             <w:r>
               <w:rPr>
                 <w:b/>
                 <w:color w:val="FFFFFF"/>
                 <w:sz w:val="16"/>
-              </w:rPr>
-              <w:t>Alto</w:t>
-            </w:r>
-          </w:p>
-        </w:tc>
-        <w:tc>
-          <w:tcPr>
-            <w:tcW w:w="3855" w:type="dxa"/>
+                <w:lang w:val="es-ES_tradnl"/>
+              </w:rPr>
+              <w:t>Extremo</w:t>
+            </w:r>
+          </w:p>
+        </w:tc>
+        <w:tc>
+          <w:tcPr>
+            <w:tcW w:w="907" w:type="dxa"/>
+            <w:shd w:val="clear" w:color="auto" w:fill="F1C40F"/>
+          </w:tcPr>
+          <w:p>
+            <w:pPr>
+              <w:spacing w:before="40" w:after="40" w:line="240" w:lineRule="auto"/>
+              <w:jc w:val="center"/>
+              <w:rPr>
+                <w:lang w:val="es-ES_tradnl"/>
+              </w:rPr>
+            </w:pPr>
+            <w:r>
+              <w:rPr>
+                <w:b/>
+                <w:color w:val="262626"/>
+                <w:sz w:val="16"/>
+                <w:lang w:val="es-ES_tradnl"/>
+              </w:rPr>
+              <w:t>Medio</w:t>
+            </w:r>
+          </w:p>
+        </w:tc>
+        <w:tc>
+          <w:tcPr>
+            <w:tcW w:w="3515" w:type="dxa"/>
             <w:shd w:val="clear" w:color="auto" w:fill="F2F2F2"/>
           </w:tcPr>
           <w:p>
             <w:pPr>
               <w:spacing w:before="40" w:after="40" w:line="240" w:lineRule="auto"/>
               <w:jc w:val="left"/>
-            </w:pPr>
-            <w:r>
-              <w:rPr>
-                <w:sz w:val="16"/>
-              </w:rPr>
-              <w:t>Spike técnico validado el 04-09-2026</w:t>
+              <w:rPr>
+                <w:lang w:val="es-ES_tradnl"/>
+              </w:rPr>
+            </w:pPr>
+            <w:r>
+              <w:rPr>
+                <w:sz w:val="16"/>
+                <w:lang w:val="es-ES_tradnl"/>
+              </w:rPr>
+              <w:t>Sistema de alertas graduado en 3 niveles</w:t>
             </w:r>
           </w:p>
         </w:tc>
@@ -8387,191 +10703,115 @@
         </w:trPr>
         <w:tc>
           <w:tcPr>
-            <w:tcW w:w="567" w:type="dxa"/>
+            <w:tcW w:w="680" w:type="dxa"/>
             <w:shd w:val="clear" w:color="auto" w:fill="FFFFFF"/>
           </w:tcPr>
           <w:p>
             <w:pPr>
               <w:spacing w:before="40" w:after="40" w:line="240" w:lineRule="auto"/>
               <w:jc w:val="left"/>
-            </w:pPr>
-            <w:r>
-              <w:rPr>
-                <w:sz w:val="16"/>
-              </w:rPr>
-              <w:t>R03</w:t>
-            </w:r>
-          </w:p>
-        </w:tc>
-        <w:tc>
-          <w:tcPr>
-            <w:tcW w:w="3175" w:type="dxa"/>
+              <w:rPr>
+                <w:lang w:val="es-ES_tradnl"/>
+              </w:rPr>
+            </w:pPr>
+            <w:r>
+              <w:rPr>
+                <w:sz w:val="16"/>
+                <w:lang w:val="es-ES_tradnl"/>
+              </w:rPr>
+              <w:t>R6.2</w:t>
+            </w:r>
+          </w:p>
+        </w:tc>
+        <w:tc>
+          <w:tcPr>
+            <w:tcW w:w="3005" w:type="dxa"/>
             <w:shd w:val="clear" w:color="auto" w:fill="FFFFFF"/>
           </w:tcPr>
           <w:p>
             <w:pPr>
               <w:spacing w:before="40" w:after="40" w:line="240" w:lineRule="auto"/>
               <w:jc w:val="left"/>
-            </w:pPr>
-            <w:r>
-              <w:rPr>
-                <w:sz w:val="16"/>
-              </w:rPr>
-              <w:t>Los adultos mayores no adoptan la aplicación o no logran usarla</w:t>
-            </w:r>
-          </w:p>
-        </w:tc>
-        <w:tc>
-          <w:tcPr>
-            <w:tcW w:w="567" w:type="dxa"/>
-            <w:shd w:val="clear" w:color="auto" w:fill="FFFFFF"/>
-          </w:tcPr>
-          <w:p>
-            <w:pPr>
-              <w:spacing w:before="40" w:after="40" w:line="240" w:lineRule="auto"/>
-              <w:jc w:val="left"/>
-            </w:pPr>
-            <w:r>
-              <w:rPr>
-                <w:sz w:val="16"/>
-              </w:rPr>
-              <w:t>12</w:t>
-            </w:r>
-          </w:p>
-        </w:tc>
-        <w:tc>
-          <w:tcPr>
-            <w:tcW w:w="850" w:type="dxa"/>
-            <w:shd w:val="clear" w:color="auto" w:fill="E67E22"/>
+              <w:rPr>
+                <w:lang w:val="es-ES_tradnl"/>
+              </w:rPr>
+            </w:pPr>
+            <w:r>
+              <w:rPr>
+                <w:sz w:val="16"/>
+                <w:lang w:val="es-ES_tradnl"/>
+              </w:rPr>
+              <w:t>Ausencia de modelo de negocio sostenible</w:t>
+            </w:r>
+          </w:p>
+        </w:tc>
+        <w:tc>
+          <w:tcPr>
+            <w:tcW w:w="907" w:type="dxa"/>
+            <w:shd w:val="clear" w:color="auto" w:fill="C0392B"/>
           </w:tcPr>
           <w:p>
             <w:pPr>
               <w:spacing w:before="40" w:after="40" w:line="240" w:lineRule="auto"/>
               <w:jc w:val="center"/>
+              <w:rPr>
+                <w:lang w:val="es-ES_tradnl"/>
+              </w:rPr>
             </w:pPr>
             <w:r>
               <w:rPr>
                 <w:b/>
                 <w:color w:val="FFFFFF"/>
                 <w:sz w:val="16"/>
-              </w:rPr>
-              <w:t>Alto</w:t>
-            </w:r>
-          </w:p>
-        </w:tc>
-        <w:tc>
-          <w:tcPr>
-            <w:tcW w:w="3855" w:type="dxa"/>
-            <w:shd w:val="clear" w:color="auto" w:fill="FFFFFF"/>
-          </w:tcPr>
-          <w:p>
-            <w:pPr>
-              <w:spacing w:before="40" w:after="40" w:line="240" w:lineRule="auto"/>
-              <w:jc w:val="left"/>
-            </w:pPr>
-            <w:r>
-              <w:rPr>
-                <w:sz w:val="16"/>
-              </w:rPr>
-              <w:t>Diseño accesible (fuente ≥ 18 sp, áreas táctiles de 48 dp)</w:t>
-            </w:r>
-          </w:p>
-        </w:tc>
-      </w:tr>
-      <w:tr>
-        <w:trPr>
-          <w:cantSplit/>
-          <w:jc w:val="center"/>
-        </w:trPr>
-        <w:tc>
-          <w:tcPr>
-            <w:tcW w:w="567" w:type="dxa"/>
-            <w:shd w:val="clear" w:color="auto" w:fill="F2F2F2"/>
-          </w:tcPr>
-          <w:p>
-            <w:pPr>
-              <w:spacing w:before="40" w:after="40" w:line="240" w:lineRule="auto"/>
-              <w:jc w:val="left"/>
-            </w:pPr>
-            <w:r>
-              <w:rPr>
-                <w:sz w:val="16"/>
-              </w:rPr>
-              <w:t>R08</w:t>
-            </w:r>
-          </w:p>
-        </w:tc>
-        <w:tc>
-          <w:tcPr>
-            <w:tcW w:w="3175" w:type="dxa"/>
-            <w:shd w:val="clear" w:color="auto" w:fill="F2F2F2"/>
-          </w:tcPr>
-          <w:p>
-            <w:pPr>
-              <w:spacing w:before="40" w:after="40" w:line="240" w:lineRule="auto"/>
-              <w:jc w:val="left"/>
-            </w:pPr>
-            <w:r>
-              <w:rPr>
-                <w:sz w:val="16"/>
-              </w:rPr>
-              <w:t>Disponibilidad limitada de integrantes para desarrollar</w:t>
-            </w:r>
-          </w:p>
-        </w:tc>
-        <w:tc>
-          <w:tcPr>
-            <w:tcW w:w="567" w:type="dxa"/>
-            <w:shd w:val="clear" w:color="auto" w:fill="F2F2F2"/>
-          </w:tcPr>
-          <w:p>
-            <w:pPr>
-              <w:spacing w:before="40" w:after="40" w:line="240" w:lineRule="auto"/>
-              <w:jc w:val="left"/>
-            </w:pPr>
-            <w:r>
-              <w:rPr>
-                <w:sz w:val="16"/>
-              </w:rPr>
-              <w:t>12</w:t>
-            </w:r>
-          </w:p>
-        </w:tc>
-        <w:tc>
-          <w:tcPr>
-            <w:tcW w:w="850" w:type="dxa"/>
-            <w:shd w:val="clear" w:color="auto" w:fill="E67E22"/>
+                <w:lang w:val="es-ES_tradnl"/>
+              </w:rPr>
+              <w:t>Extremo</w:t>
+            </w:r>
+          </w:p>
+        </w:tc>
+        <w:tc>
+          <w:tcPr>
+            <w:tcW w:w="907" w:type="dxa"/>
+            <w:shd w:val="clear" w:color="auto" w:fill="C0392B"/>
           </w:tcPr>
           <w:p>
             <w:pPr>
               <w:spacing w:before="40" w:after="40" w:line="240" w:lineRule="auto"/>
               <w:jc w:val="center"/>
+              <w:rPr>
+                <w:lang w:val="es-ES_tradnl"/>
+              </w:rPr>
             </w:pPr>
             <w:r>
               <w:rPr>
                 <w:b/>
                 <w:color w:val="FFFFFF"/>
                 <w:sz w:val="16"/>
-              </w:rPr>
-              <w:t>Alto</w:t>
-            </w:r>
-          </w:p>
-        </w:tc>
-        <w:tc>
-          <w:tcPr>
-            <w:tcW w:w="3855" w:type="dxa"/>
-            <w:shd w:val="clear" w:color="auto" w:fill="F2F2F2"/>
-          </w:tcPr>
-          <w:p>
-            <w:pPr>
-              <w:spacing w:before="40" w:after="40" w:line="240" w:lineRule="auto"/>
-              <w:jc w:val="left"/>
-            </w:pPr>
-            <w:r>
-              <w:rPr>
-                <w:sz w:val="16"/>
-              </w:rPr>
-              <w:t>Capacidad semanal acordada (15 h por integrante)</w:t>
+                <w:lang w:val="es-ES_tradnl"/>
+              </w:rPr>
+              <w:t>Extremo</w:t>
+            </w:r>
+          </w:p>
+        </w:tc>
+        <w:tc>
+          <w:tcPr>
+            <w:tcW w:w="3515" w:type="dxa"/>
+            <w:shd w:val="clear" w:color="auto" w:fill="FFFFFF"/>
+          </w:tcPr>
+          <w:p>
+            <w:pPr>
+              <w:spacing w:before="40" w:after="40" w:line="240" w:lineRule="auto"/>
+              <w:jc w:val="left"/>
+              <w:rPr>
+                <w:lang w:val="es-ES_tradnl"/>
+              </w:rPr>
+            </w:pPr>
+            <w:r>
+              <w:rPr>
+                <w:sz w:val="16"/>
+                <w:lang w:val="es-ES_tradnl"/>
+              </w:rPr>
+              <w:t>Hipótesis de modelo de negocio documentada antes del lanzamiento</w:t>
             </w:r>
           </w:p>
         </w:tc>
@@ -8580,14 +10820,23 @@
     <w:p>
       <w:pPr>
         <w:spacing w:after="80"/>
+        <w:rPr>
+          <w:lang w:val="es-ES_tradnl"/>
+        </w:rPr>
       </w:pPr>
     </w:p>
     <w:p>
       <w:pPr>
         <w:pStyle w:val="Ttulo1"/>
+        <w:rPr>
+          <w:lang w:val="es-ES_tradnl"/>
+        </w:rPr>
       </w:pPr>
-      <w:bookmarkStart w:id="16" w:name="_Toc243680970"/>
+      <w:bookmarkStart w:id="16" w:name="_Toc243728838"/>
       <w:r>
+        <w:rPr>
+          <w:lang w:val="es-ES_tradnl"/>
+        </w:rPr>
         <w:lastRenderedPageBreak/>
         <w:t>10. Autoridad del jefe de proyecto y criterios de cierre</w:t>
       </w:r>
@@ -8596,45 +10845,78 @@
     <w:p>
       <w:pPr>
         <w:pStyle w:val="Listaconvietas"/>
+        <w:rPr>
+          <w:lang w:val="es-ES_tradnl"/>
+        </w:rPr>
       </w:pPr>
       <w:r>
         <w:rPr>
           <w:b/>
+          <w:lang w:val="es-ES_tradnl"/>
         </w:rPr>
         <w:t>Daniela Castillo</w:t>
       </w:r>
       <w:r>
+        <w:rPr>
+          <w:lang w:val="es-ES_tradnl"/>
+        </w:rPr>
         <w:t xml:space="preserve"> gestiona el cronograma, asigna tareas, aprueba cambios menores (≤ 8 h y sin efecto en hitos) y escala a la contraparte los cambios mayores.</w:t>
       </w:r>
     </w:p>
     <w:p>
       <w:pPr>
         <w:pStyle w:val="Listaconvietas"/>
+        <w:rPr>
+          <w:lang w:val="es-ES_tradnl"/>
+        </w:rPr>
       </w:pPr>
       <w:r>
+        <w:rPr>
+          <w:lang w:val="es-ES_tradnl"/>
+        </w:rPr>
         <w:t>Los cambios de alcance, plazo o presupuesto superiores a ese umbral requieren aprobación de la contraparte y de los docentes guía, y se registran en el Control de Cambios (AC-DOC-14).</w:t>
       </w:r>
     </w:p>
     <w:p>
       <w:pPr>
         <w:pStyle w:val="Listaconvietas"/>
+        <w:rPr>
+          <w:lang w:val="es-ES_tradnl"/>
+        </w:rPr>
       </w:pPr>
       <w:r>
+        <w:rPr>
+          <w:lang w:val="es-ES_tradnl"/>
+        </w:rPr>
         <w:t>El proyecto se cierra con la aplicación publicada, el acta de entrega firmada, la documentación transferida y la defensa APT realizada.</w:t>
       </w:r>
     </w:p>
     <w:p>
       <w:pPr>
         <w:pStyle w:val="Ttulo1"/>
+        <w:rPr>
+          <w:lang w:val="es-ES_tradnl"/>
+        </w:rPr>
       </w:pPr>
-      <w:bookmarkStart w:id="17" w:name="_Toc243680971"/>
+      <w:bookmarkStart w:id="17" w:name="_Toc243728839"/>
       <w:r>
+        <w:rPr>
+          <w:lang w:val="es-ES_tradnl"/>
+        </w:rPr>
         <w:t>11. Aprobaciones</w:t>
       </w:r>
       <w:bookmarkEnd w:id="17"/>
     </w:p>
     <w:p>
+      <w:pPr>
+        <w:rPr>
+          <w:lang w:val="es-ES_tradnl"/>
+        </w:rPr>
+      </w:pPr>
       <w:r>
+        <w:rPr>
+          <w:lang w:val="es-ES_tradnl"/>
+        </w:rPr>
         <w:t>Con su firma, las partes autorizan el proyecto en los términos de esta acta.</w:t>
       </w:r>
     </w:p>
@@ -8660,11 +10942,15 @@
             <w:pPr>
               <w:spacing w:before="680" w:line="240" w:lineRule="auto"/>
               <w:jc w:val="center"/>
+              <w:rPr>
+                <w:lang w:val="es-ES_tradnl"/>
+              </w:rPr>
             </w:pPr>
             <w:r>
               <w:rPr>
                 <w:color w:val="7F7F7F"/>
                 <w:sz w:val="18"/>
+                <w:lang w:val="es-ES_tradnl"/>
               </w:rPr>
               <w:t>______________________________</w:t>
             </w:r>
@@ -8673,12 +10959,16 @@
             <w:pPr>
               <w:spacing w:before="0" w:after="0" w:line="240" w:lineRule="auto"/>
               <w:jc w:val="center"/>
+              <w:rPr>
+                <w:lang w:val="es-ES_tradnl"/>
+              </w:rPr>
             </w:pPr>
             <w:r>
               <w:rPr>
                 <w:b/>
                 <w:color w:val="1A3C5E"/>
                 <w:sz w:val="18"/>
+                <w:lang w:val="es-ES_tradnl"/>
               </w:rPr>
               <w:t>Sandra Carreño</w:t>
             </w:r>
@@ -8687,11 +10977,15 @@
             <w:pPr>
               <w:spacing w:before="0" w:line="240" w:lineRule="auto"/>
               <w:jc w:val="center"/>
+              <w:rPr>
+                <w:lang w:val="es-ES_tradnl"/>
+              </w:rPr>
             </w:pPr>
             <w:r>
               <w:rPr>
                 <w:color w:val="595959"/>
                 <w:sz w:val="17"/>
+                <w:lang w:val="es-ES_tradnl"/>
               </w:rPr>
               <w:t>Directora DIDECO – Municipalidad de Huechuraba</w:t>
             </w:r>
@@ -8705,11 +10999,15 @@
             <w:pPr>
               <w:spacing w:before="680" w:line="240" w:lineRule="auto"/>
               <w:jc w:val="center"/>
+              <w:rPr>
+                <w:lang w:val="es-ES_tradnl"/>
+              </w:rPr>
             </w:pPr>
             <w:r>
               <w:rPr>
                 <w:color w:val="7F7F7F"/>
                 <w:sz w:val="18"/>
+                <w:lang w:val="es-ES_tradnl"/>
               </w:rPr>
               <w:t>______________________________</w:t>
             </w:r>
@@ -8718,12 +11016,16 @@
             <w:pPr>
               <w:spacing w:before="0" w:after="0" w:line="240" w:lineRule="auto"/>
               <w:jc w:val="center"/>
+              <w:rPr>
+                <w:lang w:val="es-ES_tradnl"/>
+              </w:rPr>
             </w:pPr>
             <w:r>
               <w:rPr>
                 <w:b/>
                 <w:color w:val="1A3C5E"/>
                 <w:sz w:val="18"/>
+                <w:lang w:val="es-ES_tradnl"/>
               </w:rPr>
               <w:t>Daniela Castillo</w:t>
             </w:r>
@@ -8732,11 +11034,15 @@
             <w:pPr>
               <w:spacing w:before="0" w:line="240" w:lineRule="auto"/>
               <w:jc w:val="center"/>
+              <w:rPr>
+                <w:lang w:val="es-ES_tradnl"/>
+              </w:rPr>
             </w:pPr>
             <w:r>
               <w:rPr>
                 <w:color w:val="595959"/>
                 <w:sz w:val="17"/>
+                <w:lang w:val="es-ES_tradnl"/>
               </w:rPr>
               <w:t>Líder técnica y jefa de proyecto</w:t>
             </w:r>
@@ -8744,7 +11050,13 @@
         </w:tc>
       </w:tr>
     </w:tbl>
-    <w:p/>
+    <w:p>
+      <w:pPr>
+        <w:rPr>
+          <w:lang w:val="es-ES_tradnl"/>
+        </w:rPr>
+      </w:pPr>
+    </w:p>
     <w:tbl>
       <w:tblPr>
         <w:tblW w:w="0" w:type="auto"/>
@@ -8767,11 +11079,15 @@
             <w:pPr>
               <w:spacing w:before="680" w:line="240" w:lineRule="auto"/>
               <w:jc w:val="center"/>
+              <w:rPr>
+                <w:lang w:val="es-ES_tradnl"/>
+              </w:rPr>
             </w:pPr>
             <w:r>
               <w:rPr>
                 <w:color w:val="7F7F7F"/>
                 <w:sz w:val="18"/>
+                <w:lang w:val="es-ES_tradnl"/>
               </w:rPr>
               <w:t>______________________________</w:t>
             </w:r>
@@ -8780,12 +11096,16 @@
             <w:pPr>
               <w:spacing w:before="0" w:after="0" w:line="240" w:lineRule="auto"/>
               <w:jc w:val="center"/>
+              <w:rPr>
+                <w:lang w:val="es-ES_tradnl"/>
+              </w:rPr>
             </w:pPr>
             <w:r>
               <w:rPr>
                 <w:b/>
                 <w:color w:val="1A3C5E"/>
                 <w:sz w:val="18"/>
+                <w:lang w:val="es-ES_tradnl"/>
               </w:rPr>
               <w:t>Benjamín Valle</w:t>
             </w:r>
@@ -8794,11 +11114,15 @@
             <w:pPr>
               <w:spacing w:before="0" w:line="240" w:lineRule="auto"/>
               <w:jc w:val="center"/>
+              <w:rPr>
+                <w:lang w:val="es-ES_tradnl"/>
+              </w:rPr>
             </w:pPr>
             <w:r>
               <w:rPr>
                 <w:color w:val="595959"/>
                 <w:sz w:val="17"/>
+                <w:lang w:val="es-ES_tradnl"/>
               </w:rPr>
               <w:t>Desarrollador frontend</w:t>
             </w:r>
@@ -8812,11 +11136,15 @@
             <w:pPr>
               <w:spacing w:before="680" w:line="240" w:lineRule="auto"/>
               <w:jc w:val="center"/>
+              <w:rPr>
+                <w:lang w:val="es-ES_tradnl"/>
+              </w:rPr>
             </w:pPr>
             <w:r>
               <w:rPr>
                 <w:color w:val="7F7F7F"/>
                 <w:sz w:val="18"/>
+                <w:lang w:val="es-ES_tradnl"/>
               </w:rPr>
               <w:t>______________________________</w:t>
             </w:r>
@@ -8825,12 +11153,16 @@
             <w:pPr>
               <w:spacing w:before="0" w:after="0" w:line="240" w:lineRule="auto"/>
               <w:jc w:val="center"/>
+              <w:rPr>
+                <w:lang w:val="es-ES_tradnl"/>
+              </w:rPr>
             </w:pPr>
             <w:r>
               <w:rPr>
                 <w:b/>
                 <w:color w:val="1A3C5E"/>
                 <w:sz w:val="18"/>
+                <w:lang w:val="es-ES_tradnl"/>
               </w:rPr>
               <w:t>Eduardo Villanueva</w:t>
             </w:r>
@@ -8839,11 +11171,15 @@
             <w:pPr>
               <w:spacing w:before="0" w:line="240" w:lineRule="auto"/>
               <w:jc w:val="center"/>
+              <w:rPr>
+                <w:lang w:val="es-ES_tradnl"/>
+              </w:rPr>
             </w:pPr>
             <w:r>
               <w:rPr>
                 <w:color w:val="595959"/>
                 <w:sz w:val="17"/>
+                <w:lang w:val="es-ES_tradnl"/>
               </w:rPr>
               <w:t>Desarrollador frontend y QA</w:t>
             </w:r>
@@ -8851,7 +11187,13 @@
         </w:tc>
       </w:tr>
     </w:tbl>
-    <w:p/>
+    <w:p>
+      <w:pPr>
+        <w:rPr>
+          <w:lang w:val="es-ES_tradnl"/>
+        </w:rPr>
+      </w:pPr>
+    </w:p>
     <w:sectPr>
       <w:headerReference w:type="default" r:id="rId8"/>
       <w:footerReference w:type="default" r:id="rId9"/>
@@ -9049,20 +11391,22 @@
     </w:pPr>
     <w:r>
       <w:rPr>
+        <w:color w:val="808080"/>
+        <w:sz w:val="18"/>
+      </w:rPr>
+      <w:t>AuroraCare – Acta de Constitución del Proyecto</w:t>
+    </w:r>
+    <w:r>
+      <w:tab/>
+    </w:r>
+    <w:r>
+      <w:rPr>
         <w:noProof/>
       </w:rPr>
       <w:drawing>
-        <wp:anchor distT="0" distB="0" distL="114300" distR="114300" simplePos="0" relativeHeight="251658240" behindDoc="1" locked="0" layoutInCell="1" allowOverlap="1" wp14:anchorId="1B5100FB" wp14:editId="083F496D">
-          <wp:simplePos x="0" y="0"/>
-          <wp:positionH relativeFrom="column">
-            <wp:posOffset>4015105</wp:posOffset>
-          </wp:positionH>
-          <wp:positionV relativeFrom="paragraph">
-            <wp:posOffset>-290472</wp:posOffset>
-          </wp:positionV>
-          <wp:extent cx="1817705" cy="584835"/>
+        <wp:inline distT="0" distB="0" distL="0" distR="0" wp14:anchorId="5390576D" wp14:editId="6376D839">
+          <wp:extent cx="1224000" cy="393787"/>
           <wp:effectExtent l="0" t="0" r="0" b="0"/>
-          <wp:wrapNone/>
           <wp:docPr id="1" name="Picture 1"/>
           <wp:cNvGraphicFramePr>
             <a:graphicFrameLocks xmlns:a="http://schemas.openxmlformats.org/drawingml/2006/main" noChangeAspect="1"/>
@@ -9083,7 +11427,7 @@
                 <pic:spPr>
                   <a:xfrm>
                     <a:off x="0" y="0"/>
-                    <a:ext cx="1817705" cy="584835"/>
+                    <a:ext cx="1224000" cy="393787"/>
                   </a:xfrm>
                   <a:prstGeom prst="rect">
                     <a:avLst/>
@@ -9092,24 +11436,8 @@
               </pic:pic>
             </a:graphicData>
           </a:graphic>
-          <wp14:sizeRelH relativeFrom="page">
-            <wp14:pctWidth>0</wp14:pctWidth>
-          </wp14:sizeRelH>
-          <wp14:sizeRelV relativeFrom="page">
-            <wp14:pctHeight>0</wp14:pctHeight>
-          </wp14:sizeRelV>
-        </wp:anchor>
+        </wp:inline>
       </w:drawing>
-    </w:r>
-    <w:r>
-      <w:rPr>
-        <w:color w:val="808080"/>
-        <w:sz w:val="18"/>
-      </w:rPr>
-      <w:t>AuroraCare – Acta de Constitución del Proyecto</w:t>
-    </w:r>
-    <w:r>
-      <w:tab/>
     </w:r>
   </w:p>
 </w:hdr>
@@ -9127,18 +11455,10 @@
         <w:noProof/>
       </w:rPr>
       <w:drawing>
-        <wp:anchor distT="0" distB="0" distL="114300" distR="114300" simplePos="0" relativeHeight="251659264" behindDoc="1" locked="0" layoutInCell="1" allowOverlap="1" wp14:anchorId="3786AB4C" wp14:editId="6F95CC8D">
-          <wp:simplePos x="0" y="0"/>
-          <wp:positionH relativeFrom="column">
-            <wp:posOffset>-1</wp:posOffset>
-          </wp:positionH>
-          <wp:positionV relativeFrom="paragraph">
-            <wp:posOffset>-201818</wp:posOffset>
-          </wp:positionV>
-          <wp:extent cx="3146425" cy="1012271"/>
-          <wp:effectExtent l="0" t="0" r="3175" b="3810"/>
-          <wp:wrapNone/>
-          <wp:docPr id="576828098" name="Picture 1"/>
+        <wp:inline distT="0" distB="0" distL="0" distR="0" wp14:anchorId="6151E490" wp14:editId="1DBA4AB2">
+          <wp:extent cx="2282400" cy="734296"/>
+          <wp:effectExtent l="0" t="0" r="0" b="0"/>
+          <wp:docPr id="538425736" name="Picture 1"/>
           <wp:cNvGraphicFramePr>
             <a:graphicFrameLocks xmlns:a="http://schemas.openxmlformats.org/drawingml/2006/main" noChangeAspect="1"/>
           </wp:cNvGraphicFramePr>
@@ -9158,7 +11478,7 @@
                 <pic:spPr>
                   <a:xfrm>
                     <a:off x="0" y="0"/>
-                    <a:ext cx="3215845" cy="1034605"/>
+                    <a:ext cx="2282400" cy="734296"/>
                   </a:xfrm>
                   <a:prstGeom prst="rect">
                     <a:avLst/>
@@ -9167,13 +11487,7 @@
               </pic:pic>
             </a:graphicData>
           </a:graphic>
-          <wp14:sizeRelH relativeFrom="page">
-            <wp14:pctWidth>0</wp14:pctWidth>
-          </wp14:sizeRelH>
-          <wp14:sizeRelV relativeFrom="page">
-            <wp14:pctHeight>0</wp14:pctHeight>
-          </wp14:sizeRelV>
-        </wp:anchor>
+        </wp:inline>
       </w:drawing>
     </w:r>
   </w:p>
@@ -9353,31 +11667,31 @@
       </w:rPr>
     </w:lvl>
   </w:abstractNum>
-  <w:num w:numId="1" w16cid:durableId="1403915666">
+  <w:num w:numId="1" w16cid:durableId="1922713682">
     <w:abstractNumId w:val="8"/>
   </w:num>
-  <w:num w:numId="2" w16cid:durableId="905412407">
+  <w:num w:numId="2" w16cid:durableId="1062289404">
     <w:abstractNumId w:val="6"/>
   </w:num>
-  <w:num w:numId="3" w16cid:durableId="624889148">
+  <w:num w:numId="3" w16cid:durableId="619920501">
     <w:abstractNumId w:val="5"/>
   </w:num>
-  <w:num w:numId="4" w16cid:durableId="1555502832">
+  <w:num w:numId="4" w16cid:durableId="1342194742">
     <w:abstractNumId w:val="4"/>
   </w:num>
-  <w:num w:numId="5" w16cid:durableId="1350834148">
+  <w:num w:numId="5" w16cid:durableId="1982151281">
     <w:abstractNumId w:val="7"/>
   </w:num>
-  <w:num w:numId="6" w16cid:durableId="360934532">
+  <w:num w:numId="6" w16cid:durableId="1807967234">
     <w:abstractNumId w:val="3"/>
   </w:num>
-  <w:num w:numId="7" w16cid:durableId="1451850518">
+  <w:num w:numId="7" w16cid:durableId="420028850">
     <w:abstractNumId w:val="2"/>
   </w:num>
-  <w:num w:numId="8" w16cid:durableId="1135181347">
+  <w:num w:numId="8" w16cid:durableId="89199436">
     <w:abstractNumId w:val="1"/>
   </w:num>
-  <w:num w:numId="9" w16cid:durableId="1775057036">
+  <w:num w:numId="9" w16cid:durableId="1579712342">
     <w:abstractNumId w:val="0"/>
   </w:num>
 </w:numbering>
@@ -20780,7 +23094,7 @@
     <w:autoRedefine/>
     <w:uiPriority w:val="39"/>
     <w:unhideWhenUsed/>
-    <w:rsid w:val="00147A6F"/>
+    <w:rsid w:val="00B54CDF"/>
     <w:pPr>
       <w:spacing w:after="100"/>
     </w:pPr>
@@ -20792,7 +23106,7 @@
     <w:autoRedefine/>
     <w:uiPriority w:val="39"/>
     <w:unhideWhenUsed/>
-    <w:rsid w:val="00147A6F"/>
+    <w:rsid w:val="00B54CDF"/>
     <w:pPr>
       <w:spacing w:after="100"/>
       <w:ind w:left="220"/>
@@ -20803,7 +23117,7 @@
     <w:basedOn w:val="Fuentedeprrafopredeter"/>
     <w:uiPriority w:val="99"/>
     <w:unhideWhenUsed/>
-    <w:rsid w:val="00147A6F"/>
+    <w:rsid w:val="00B54CDF"/>
     <w:rPr>
       <w:color w:val="0000FF" w:themeColor="hyperlink"/>
       <w:u w:val="single"/>
